--- a/materias/ISW/entregables/actividad-rd-reqm.docx
+++ b/materias/ISW/entregables/actividad-rd-reqm.docx
@@ -117,7 +117,7 @@
           <w:szCs w:val="21"/>
           <w:lang w:val="es-AR"/>
         </w:rPr>
-        <w:t xml:space="preserve">SG1 · INTERESADOS, NECESIDADES Y REQUISITOS DEL CLIENTE</w:t>
+        <w:t xml:space="preserve">SG1 · INTERESADOS Y NECESIDADES</w:t>
       </w:r>
     </w:p>
     <w:p>
@@ -567,206 +567,6 @@
     </w:p>
     <w:p>
       <w:pPr>
-        <w:spacing w:after="120" w:line="280"/>
-        <w:jc w:val="both"/>
-      </w:pPr>
-      <w:r>
-        <w:rPr>
-          <w:rFonts w:ascii="Lexend" w:cs="Lexend" w:eastAsia="Lexend" w:hAnsi="Lexend"/>
-          <w:b/>
-          <w:bCs/>
-          <w:color w:val="1A1A1A"/>
-          <w:sz w:val="22"/>
-          <w:szCs w:val="22"/>
-          <w:lang w:val="es-AR"/>
-        </w:rPr>
-        <w:t xml:space="preserve">RC1.</w:t>
-      </w:r>
-      <w:r>
-        <w:rPr>
-          <w:rFonts w:ascii="Lexend" w:cs="Lexend" w:eastAsia="Lexend" w:hAnsi="Lexend"/>
-          <w:color w:val="1A1A1A"/>
-          <w:sz w:val="22"/>
-          <w:szCs w:val="22"/>
-          <w:lang w:val="es-AR"/>
-        </w:rPr>
-        <w:t xml:space="preserve"> El alumno debe poder solicitar su inscripción a una comisión desde cualquier dispositivo con internet, durante el período oficial, viendo antes los días, horarios y cupos disponibles. El sistema debe informarle en la misma operación si la inscripción fue aceptada o el motivo del rechazo (correlatividad, cupo o fuera de fecha).</w:t>
-      </w:r>
-    </w:p>
-    <w:p>
-      <w:pPr>
-        <w:spacing w:after="120" w:line="280"/>
-        <w:jc w:val="both"/>
-      </w:pPr>
-      <w:r>
-        <w:rPr>
-          <w:rFonts w:ascii="Lexend" w:cs="Lexend" w:eastAsia="Lexend" w:hAnsi="Lexend"/>
-          <w:b/>
-          <w:bCs/>
-          <w:color w:val="1A1A1A"/>
-          <w:sz w:val="22"/>
-          <w:szCs w:val="22"/>
-          <w:lang w:val="es-AR"/>
-        </w:rPr>
-        <w:t xml:space="preserve">RC2.</w:t>
-      </w:r>
-      <w:r>
-        <w:rPr>
-          <w:rFonts w:ascii="Lexend" w:cs="Lexend" w:eastAsia="Lexend" w:hAnsi="Lexend"/>
-          <w:color w:val="1A1A1A"/>
-          <w:sz w:val="22"/>
-          <w:szCs w:val="22"/>
-          <w:lang w:val="es-AR"/>
-        </w:rPr>
-        <w:t xml:space="preserve"> Secretaría Académica debe poder configurar las fechas oficiales de inscripción y el cupo de cada comisión, y ninguna comisión debe superar el cupo configurado.</w:t>
-      </w:r>
-    </w:p>
-    <w:p>
-      <w:pPr>
-        <w:spacing w:after="260" w:line="288"/>
-        <w:jc w:val="center"/>
-      </w:pPr>
-      <w:r>
-        <w:rPr>
-          <w:rFonts w:ascii="Lexend" w:cs="Lexend" w:eastAsia="Lexend" w:hAnsi="Lexend"/>
-          <w:b/>
-          <w:bCs/>
-          <w:color w:val="1A1A1A"/>
-          <w:sz w:val="22"/>
-          <w:szCs w:val="22"/>
-          <w:lang w:val="es-AR"/>
-        </w:rPr>
-        <w:t xml:space="preserve">Preguntas pendientes:</w:t>
-      </w:r>
-    </w:p>
-    <w:p>
-      <w:pPr>
-        <w:pStyle w:val="ListParagraph"/>
-        <w:numPr>
-          <w:ilvl w:val="0"/>
-          <w:numId w:val="1"/>
-        </w:numPr>
-        <w:spacing w:after="100" w:line="276"/>
-        <w:jc w:val="both"/>
-      </w:pPr>
-      <w:r>
-        <w:rPr>
-          <w:rFonts w:ascii="Lexend" w:cs="Lexend" w:eastAsia="Lexend" w:hAnsi="Lexend"/>
-          <w:color w:val="1A1A1A"/>
-          <w:sz w:val="22"/>
-          <w:szCs w:val="22"/>
-          <w:lang w:val="es-AR"/>
-        </w:rPr>
-        <w:t xml:space="preserve">¿"Correlativa aprobada" significa final aprobado o regularidad? ¿Cambia según el plan de estudios? (Secretaría)</w:t>
-      </w:r>
-    </w:p>
-    <w:p>
-      <w:pPr>
-        <w:pStyle w:val="ListParagraph"/>
-        <w:numPr>
-          <w:ilvl w:val="0"/>
-          <w:numId w:val="1"/>
-        </w:numPr>
-        <w:spacing w:after="100" w:line="276"/>
-        <w:jc w:val="both"/>
-      </w:pPr>
-      <w:r>
-        <w:rPr>
-          <w:rFonts w:ascii="Lexend" w:cs="Lexend" w:eastAsia="Lexend" w:hAnsi="Lexend"/>
-          <w:color w:val="1A1A1A"/>
-          <w:sz w:val="22"/>
-          <w:szCs w:val="22"/>
-          <w:lang w:val="es-AR"/>
-        </w:rPr>
-        <w:t xml:space="preserve">¿Qué excepciones de inscripción existen y quién las autoriza? (Secretaría)</w:t>
-      </w:r>
-    </w:p>
-    <w:p>
-      <w:pPr>
-        <w:pStyle w:val="ListParagraph"/>
-        <w:numPr>
-          <w:ilvl w:val="0"/>
-          <w:numId w:val="1"/>
-        </w:numPr>
-        <w:spacing w:after="100" w:line="276"/>
-        <w:jc w:val="both"/>
-      </w:pPr>
-      <w:r>
-        <w:rPr>
-          <w:rFonts w:ascii="Lexend" w:cs="Lexend" w:eastAsia="Lexend" w:hAnsi="Lexend"/>
-          <w:color w:val="1A1A1A"/>
-          <w:sz w:val="22"/>
-          <w:szCs w:val="22"/>
-          <w:lang w:val="es-AR"/>
-        </w:rPr>
-        <w:t xml:space="preserve">¿Lista de espera, cambio de comisión y notificaciones entran en la primera versión? (Autoridades y Secretaría)</w:t>
-      </w:r>
-    </w:p>
-    <w:p>
-      <w:pPr>
-        <w:pStyle w:val="ListParagraph"/>
-        <w:numPr>
-          <w:ilvl w:val="0"/>
-          <w:numId w:val="1"/>
-        </w:numPr>
-        <w:spacing w:after="100" w:line="276"/>
-        <w:jc w:val="both"/>
-      </w:pPr>
-      <w:r>
-        <w:rPr>
-          <w:rFonts w:ascii="Lexend" w:cs="Lexend" w:eastAsia="Lexend" w:hAnsi="Lexend"/>
-          <w:color w:val="1A1A1A"/>
-          <w:sz w:val="22"/>
-          <w:szCs w:val="22"/>
-          <w:lang w:val="es-AR"/>
-        </w:rPr>
-        <w:t xml:space="preserve">¿El sistema académico puede exponer una API? ¿En qué formato guarda los datos? (Sistemas)</w:t>
-      </w:r>
-    </w:p>
-    <w:p>
-      <w:pPr>
-        <w:pStyle w:val="ListParagraph"/>
-        <w:numPr>
-          <w:ilvl w:val="0"/>
-          <w:numId w:val="1"/>
-        </w:numPr>
-        <w:spacing w:after="100" w:line="276"/>
-        <w:jc w:val="both"/>
-      </w:pPr>
-      <w:r>
-        <w:rPr>
-          <w:rFonts w:ascii="Lexend" w:cs="Lexend" w:eastAsia="Lexend" w:hAnsi="Lexend"/>
-          <w:color w:val="1A1A1A"/>
-          <w:sz w:val="22"/>
-          <w:szCs w:val="22"/>
-          <w:lang w:val="es-AR"/>
-        </w:rPr>
-        <w:t xml:space="preserve">Si el sistema académico no responde, ¿se rechaza la solicitud o queda pendiente? (Sistemas y Secretaría)</w:t>
-      </w:r>
-    </w:p>
-    <w:p>
-      <w:pPr>
-        <w:pStyle w:val="ListParagraph"/>
-        <w:numPr>
-          <w:ilvl w:val="0"/>
-          <w:numId w:val="1"/>
-        </w:numPr>
-        <w:spacing w:after="100" w:line="276"/>
-        <w:jc w:val="both"/>
-      </w:pPr>
-      <w:r>
-        <w:rPr>
-          <w:rFonts w:ascii="Lexend" w:cs="Lexend" w:eastAsia="Lexend" w:hAnsi="Lexend"/>
-          <w:color w:val="1A1A1A"/>
-          <w:sz w:val="22"/>
-          <w:szCs w:val="22"/>
-          <w:lang w:val="es-AR"/>
-        </w:rPr>
-        <w:t xml:space="preserve">¿La cifra de 3.000 alumnos simultáneos en los primeros 30 minutos está medida? (Sistemas)</w:t>
-      </w:r>
-    </w:p>
-    <w:p>
-      <w:pPr>
         <w:pStyle w:val="Heading2"/>
         <w:keepNext/>
         <w:spacing w:after="120" w:before="300"/>
@@ -782,7 +582,7 @@
           <w:szCs w:val="21"/>
           <w:lang w:val="es-AR"/>
         </w:rPr>
-        <w:t xml:space="preserve">SG2 · REQUISITOS DEL PRODUCTO, FUNCIONES E INTERFAZ</w:t>
+        <w:t xml:space="preserve">FICHA DE REQUISITOS DEL CLIENTE (RC)</w:t>
       </w:r>
     </w:p>
     <w:tbl>
@@ -799,10 +599,12 @@
         <w:tblLayout w:type="fixed"/>
       </w:tblPr>
       <w:tblGrid>
-        <w:gridCol w:w="771"/>
-        <w:gridCol w:w="5494"/>
-        <w:gridCol w:w="964"/>
-        <w:gridCol w:w="2409"/>
+        <w:gridCol w:w="578"/>
+        <w:gridCol w:w="2699"/>
+        <w:gridCol w:w="1253"/>
+        <w:gridCol w:w="2699"/>
+        <w:gridCol w:w="1157"/>
+        <w:gridCol w:w="1252"/>
       </w:tblGrid>
       <w:tr>
         <w:trPr>
@@ -811,7 +613,7 @@
         </w:trPr>
         <w:tc>
           <w:tcPr>
-            <w:tcW w:type="dxa" w:w="771"/>
+            <w:tcW w:type="dxa" w:w="578"/>
             <w:shd w:fill="DCE9F7" w:color="auto" w:val="clear"/>
             <w:tcMar>
               <w:top w:type="dxa" w:w="90"/>
@@ -823,7 +625,7 @@
           </w:tcPr>
           <w:p>
             <w:pPr>
-              <w:keepNext w:val="false"/>
+              <w:keepNext/>
               <w:suppressAutoHyphens/>
               <w:spacing w:after="0" w:before="0" w:line="252"/>
               <w:jc w:val="left"/>
@@ -844,7 +646,7 @@
         </w:tc>
         <w:tc>
           <w:tcPr>
-            <w:tcW w:type="dxa" w:w="5494"/>
+            <w:tcW w:type="dxa" w:w="2699"/>
             <w:shd w:fill="DCE9F7" w:color="auto" w:val="clear"/>
             <w:tcMar>
               <w:top w:type="dxa" w:w="90"/>
@@ -856,7 +658,7 @@
           </w:tcPr>
           <w:p>
             <w:pPr>
-              <w:keepNext w:val="false"/>
+              <w:keepNext/>
               <w:suppressAutoHyphens/>
               <w:spacing w:after="0" w:before="0" w:line="252"/>
               <w:jc w:val="left"/>
@@ -871,13 +673,13 @@
                 <w:szCs w:val="18"/>
                 <w:lang w:val="es-AR"/>
               </w:rPr>
-              <w:t xml:space="preserve">Requisito del producto</w:t>
-            </w:r>
-          </w:p>
-        </w:tc>
-        <w:tc>
-          <w:tcPr>
-            <w:tcW w:type="dxa" w:w="964"/>
+              <w:t xml:space="preserve">Enunciado</w:t>
+            </w:r>
+          </w:p>
+        </w:tc>
+        <w:tc>
+          <w:tcPr>
+            <w:tcW w:type="dxa" w:w="1253"/>
             <w:shd w:fill="DCE9F7" w:color="auto" w:val="clear"/>
             <w:tcMar>
               <w:top w:type="dxa" w:w="90"/>
@@ -889,7 +691,7 @@
           </w:tcPr>
           <w:p>
             <w:pPr>
-              <w:keepNext w:val="false"/>
+              <w:keepNext/>
               <w:suppressAutoHyphens/>
               <w:spacing w:after="0" w:before="0" w:line="252"/>
               <w:jc w:val="left"/>
@@ -904,13 +706,13 @@
                 <w:szCs w:val="18"/>
                 <w:lang w:val="es-AR"/>
               </w:rPr>
-              <w:t xml:space="preserve">Origen</w:t>
-            </w:r>
-          </w:p>
-        </w:tc>
-        <w:tc>
-          <w:tcPr>
-            <w:tcW w:type="dxa" w:w="2409"/>
+              <w:t xml:space="preserve">Fuente</w:t>
+            </w:r>
+          </w:p>
+        </w:tc>
+        <w:tc>
+          <w:tcPr>
+            <w:tcW w:type="dxa" w:w="2699"/>
             <w:shd w:fill="DCE9F7" w:color="auto" w:val="clear"/>
             <w:tcMar>
               <w:top w:type="dxa" w:w="90"/>
@@ -922,7 +724,7 @@
           </w:tcPr>
           <w:p>
             <w:pPr>
-              <w:keepNext w:val="false"/>
+              <w:keepNext/>
               <w:suppressAutoHyphens/>
               <w:spacing w:after="0" w:before="0" w:line="252"/>
               <w:jc w:val="left"/>
@@ -937,7 +739,73 @@
                 <w:szCs w:val="18"/>
                 <w:lang w:val="es-AR"/>
               </w:rPr>
-              <w:t xml:space="preserve">Función / componente</w:t>
+              <w:t xml:space="preserve">Criterio de aceptación</w:t>
+            </w:r>
+          </w:p>
+        </w:tc>
+        <w:tc>
+          <w:tcPr>
+            <w:tcW w:type="dxa" w:w="1157"/>
+            <w:shd w:fill="DCE9F7" w:color="auto" w:val="clear"/>
+            <w:tcMar>
+              <w:top w:type="dxa" w:w="90"/>
+              <w:left w:type="dxa" w:w="120"/>
+              <w:bottom w:type="dxa" w:w="90"/>
+              <w:right w:type="dxa" w:w="120"/>
+            </w:tcMar>
+            <w:vAlign w:val="center"/>
+          </w:tcPr>
+          <w:p>
+            <w:pPr>
+              <w:keepNext/>
+              <w:suppressAutoHyphens/>
+              <w:spacing w:after="0" w:before="0" w:line="252"/>
+              <w:jc w:val="left"/>
+            </w:pPr>
+            <w:r>
+              <w:rPr>
+                <w:rFonts w:ascii="Lexend" w:cs="Lexend" w:eastAsia="Lexend" w:hAnsi="Lexend"/>
+                <w:b/>
+                <w:bCs/>
+                <w:color w:val="15406B"/>
+                <w:sz w:val="18"/>
+                <w:szCs w:val="18"/>
+                <w:lang w:val="es-AR"/>
+              </w:rPr>
+              <w:t xml:space="preserve">Prioridad</w:t>
+            </w:r>
+          </w:p>
+        </w:tc>
+        <w:tc>
+          <w:tcPr>
+            <w:tcW w:type="dxa" w:w="1252"/>
+            <w:shd w:fill="DCE9F7" w:color="auto" w:val="clear"/>
+            <w:tcMar>
+              <w:top w:type="dxa" w:w="90"/>
+              <w:left w:type="dxa" w:w="120"/>
+              <w:bottom w:type="dxa" w:w="90"/>
+              <w:right w:type="dxa" w:w="120"/>
+            </w:tcMar>
+            <w:vAlign w:val="center"/>
+          </w:tcPr>
+          <w:p>
+            <w:pPr>
+              <w:keepNext/>
+              <w:suppressAutoHyphens/>
+              <w:spacing w:after="0" w:before="0" w:line="252"/>
+              <w:jc w:val="left"/>
+            </w:pPr>
+            <w:r>
+              <w:rPr>
+                <w:rFonts w:ascii="Lexend" w:cs="Lexend" w:eastAsia="Lexend" w:hAnsi="Lexend"/>
+                <w:b/>
+                <w:bCs/>
+                <w:color w:val="15406B"/>
+                <w:sz w:val="18"/>
+                <w:szCs w:val="18"/>
+                <w:lang w:val="es-AR"/>
+              </w:rPr>
+              <w:t xml:space="preserve">Estado</w:t>
             </w:r>
           </w:p>
         </w:tc>
@@ -949,121 +817,181 @@
         </w:trPr>
         <w:tc>
           <w:tcPr>
-            <w:tcW w:type="dxa" w:w="771"/>
-            <w:tcMar>
-              <w:top w:type="dxa" w:w="90"/>
-              <w:left w:type="dxa" w:w="120"/>
-              <w:bottom w:type="dxa" w:w="90"/>
-              <w:right w:type="dxa" w:w="120"/>
-            </w:tcMar>
-            <w:vAlign w:val="top"/>
-          </w:tcPr>
-          <w:p>
-            <w:pPr>
-              <w:keepNext w:val="false"/>
-              <w:suppressAutoHyphens/>
-              <w:spacing w:after="0" w:before="0" w:line="252"/>
-              <w:jc w:val="left"/>
-            </w:pPr>
-            <w:r>
-              <w:rPr>
-                <w:rFonts w:ascii="Lexend" w:cs="Lexend" w:eastAsia="Lexend" w:hAnsi="Lexend"/>
-                <w:color w:val="1A1A1A"/>
-                <w:sz w:val="18"/>
-                <w:szCs w:val="18"/>
-                <w:lang w:val="es-AR"/>
-              </w:rPr>
-              <w:t xml:space="preserve">RP1</w:t>
-            </w:r>
-          </w:p>
-        </w:tc>
-        <w:tc>
-          <w:tcPr>
-            <w:tcW w:type="dxa" w:w="5494"/>
-            <w:tcMar>
-              <w:top w:type="dxa" w:w="90"/>
-              <w:left w:type="dxa" w:w="120"/>
-              <w:bottom w:type="dxa" w:w="90"/>
-              <w:right w:type="dxa" w:w="120"/>
-            </w:tcMar>
-            <w:vAlign w:val="top"/>
-          </w:tcPr>
-          <w:p>
-            <w:pPr>
-              <w:keepNext w:val="false"/>
-              <w:suppressAutoHyphens/>
-              <w:spacing w:after="0" w:before="0" w:line="252"/>
-              <w:jc w:val="left"/>
-            </w:pPr>
-            <w:r>
-              <w:rPr>
-                <w:rFonts w:ascii="Lexend" w:cs="Lexend" w:eastAsia="Lexend" w:hAnsi="Lexend"/>
-                <w:color w:val="1A1A1A"/>
-                <w:sz w:val="18"/>
-                <w:szCs w:val="18"/>
-                <w:lang w:val="es-AR"/>
-              </w:rPr>
-              <w:t xml:space="preserve">Autenticar al usuario y determinar su rol (alumno, Secretaría, docente)</w:t>
-            </w:r>
-          </w:p>
-        </w:tc>
-        <w:tc>
-          <w:tcPr>
-            <w:tcW w:type="dxa" w:w="964"/>
-            <w:tcMar>
-              <w:top w:type="dxa" w:w="90"/>
-              <w:left w:type="dxa" w:w="120"/>
-              <w:bottom w:type="dxa" w:w="90"/>
-              <w:right w:type="dxa" w:w="120"/>
-            </w:tcMar>
-            <w:vAlign w:val="top"/>
-          </w:tcPr>
-          <w:p>
-            <w:pPr>
-              <w:keepNext w:val="false"/>
-              <w:suppressAutoHyphens/>
-              <w:spacing w:after="0" w:before="0" w:line="252"/>
-              <w:jc w:val="left"/>
-            </w:pPr>
-            <w:r>
-              <w:rPr>
-                <w:rFonts w:ascii="Lexend" w:cs="Lexend" w:eastAsia="Lexend" w:hAnsi="Lexend"/>
-                <w:color w:val="1A1A1A"/>
-                <w:sz w:val="18"/>
-                <w:szCs w:val="18"/>
-                <w:lang w:val="es-AR"/>
-              </w:rPr>
-              <w:t xml:space="preserve">RC1, RC2</w:t>
-            </w:r>
-          </w:p>
-        </w:tc>
-        <w:tc>
-          <w:tcPr>
-            <w:tcW w:type="dxa" w:w="2409"/>
-            <w:tcMar>
-              <w:top w:type="dxa" w:w="90"/>
-              <w:left w:type="dxa" w:w="120"/>
-              <w:bottom w:type="dxa" w:w="90"/>
-              <w:right w:type="dxa" w:w="120"/>
-            </w:tcMar>
-            <w:vAlign w:val="top"/>
-          </w:tcPr>
-          <w:p>
-            <w:pPr>
-              <w:keepNext w:val="false"/>
-              <w:suppressAutoHyphens/>
-              <w:spacing w:after="0" w:before="0" w:line="252"/>
-              <w:jc w:val="left"/>
-            </w:pPr>
-            <w:r>
-              <w:rPr>
-                <w:rFonts w:ascii="Lexend" w:cs="Lexend" w:eastAsia="Lexend" w:hAnsi="Lexend"/>
-                <w:color w:val="1A1A1A"/>
-                <w:sz w:val="18"/>
-                <w:szCs w:val="18"/>
-                <w:lang w:val="es-AR"/>
-              </w:rPr>
-              <w:t xml:space="preserve">Seguridad</w:t>
+            <w:tcW w:type="dxa" w:w="578"/>
+            <w:tcMar>
+              <w:top w:type="dxa" w:w="90"/>
+              <w:left w:type="dxa" w:w="120"/>
+              <w:bottom w:type="dxa" w:w="90"/>
+              <w:right w:type="dxa" w:w="120"/>
+            </w:tcMar>
+            <w:vAlign w:val="top"/>
+          </w:tcPr>
+          <w:p>
+            <w:pPr>
+              <w:keepNext/>
+              <w:suppressAutoHyphens/>
+              <w:spacing w:after="0" w:before="0" w:line="252"/>
+              <w:jc w:val="left"/>
+            </w:pPr>
+            <w:r>
+              <w:rPr>
+                <w:rFonts w:ascii="Lexend" w:cs="Lexend" w:eastAsia="Lexend" w:hAnsi="Lexend"/>
+                <w:color w:val="1A1A1A"/>
+                <w:sz w:val="18"/>
+                <w:szCs w:val="18"/>
+                <w:lang w:val="es-AR"/>
+              </w:rPr>
+              <w:t xml:space="preserve">RC1</w:t>
+            </w:r>
+          </w:p>
+        </w:tc>
+        <w:tc>
+          <w:tcPr>
+            <w:tcW w:type="dxa" w:w="2699"/>
+            <w:tcMar>
+              <w:top w:type="dxa" w:w="90"/>
+              <w:left w:type="dxa" w:w="120"/>
+              <w:bottom w:type="dxa" w:w="90"/>
+              <w:right w:type="dxa" w:w="120"/>
+            </w:tcMar>
+            <w:vAlign w:val="top"/>
+          </w:tcPr>
+          <w:p>
+            <w:pPr>
+              <w:keepNext/>
+              <w:suppressAutoHyphens/>
+              <w:spacing w:after="0" w:before="0" w:line="252"/>
+              <w:jc w:val="left"/>
+            </w:pPr>
+            <w:r>
+              <w:rPr>
+                <w:rFonts w:ascii="Lexend" w:cs="Lexend" w:eastAsia="Lexend" w:hAnsi="Lexend"/>
+                <w:color w:val="1A1A1A"/>
+                <w:sz w:val="18"/>
+                <w:szCs w:val="18"/>
+                <w:lang w:val="es-AR"/>
+              </w:rPr>
+              <w:t xml:space="preserve">El alumno debe poder solicitar su inscripción a una comisión desde cualquier dispositivo con internet, durante el período oficial, viendo antes días, horarios y cupos, y saber en la misma operación si fue aceptada o el motivo del rechazo</w:t>
+            </w:r>
+          </w:p>
+        </w:tc>
+        <w:tc>
+          <w:tcPr>
+            <w:tcW w:type="dxa" w:w="1253"/>
+            <w:tcMar>
+              <w:top w:type="dxa" w:w="90"/>
+              <w:left w:type="dxa" w:w="120"/>
+              <w:bottom w:type="dxa" w:w="90"/>
+              <w:right w:type="dxa" w:w="120"/>
+            </w:tcMar>
+            <w:vAlign w:val="top"/>
+          </w:tcPr>
+          <w:p>
+            <w:pPr>
+              <w:keepNext/>
+              <w:suppressAutoHyphens/>
+              <w:spacing w:after="0" w:before="0" w:line="252"/>
+              <w:jc w:val="left"/>
+            </w:pPr>
+            <w:r>
+              <w:rPr>
+                <w:rFonts w:ascii="Lexend" w:cs="Lexend" w:eastAsia="Lexend" w:hAnsi="Lexend"/>
+                <w:color w:val="1A1A1A"/>
+                <w:sz w:val="18"/>
+                <w:szCs w:val="18"/>
+                <w:lang w:val="es-AR"/>
+              </w:rPr>
+              <w:t xml:space="preserve">Alumnos, Secretaría Académica</w:t>
+            </w:r>
+          </w:p>
+        </w:tc>
+        <w:tc>
+          <w:tcPr>
+            <w:tcW w:type="dxa" w:w="2699"/>
+            <w:tcMar>
+              <w:top w:type="dxa" w:w="90"/>
+              <w:left w:type="dxa" w:w="120"/>
+              <w:bottom w:type="dxa" w:w="90"/>
+              <w:right w:type="dxa" w:w="120"/>
+            </w:tcMar>
+            <w:vAlign w:val="top"/>
+          </w:tcPr>
+          <w:p>
+            <w:pPr>
+              <w:keepNext/>
+              <w:suppressAutoHyphens/>
+              <w:spacing w:after="0" w:before="0" w:line="252"/>
+              <w:jc w:val="left"/>
+            </w:pPr>
+            <w:r>
+              <w:rPr>
+                <w:rFonts w:ascii="Lexend" w:cs="Lexend" w:eastAsia="Lexend" w:hAnsi="Lexend"/>
+                <w:color w:val="1A1A1A"/>
+                <w:sz w:val="18"/>
+                <w:szCs w:val="18"/>
+                <w:lang w:val="es-AR"/>
+              </w:rPr>
+              <w:t xml:space="preserve">Un alumno se inscribe desde PC y desde celular; antes de confirmar ve días, horarios y cupo; si se rechaza, el sistema indica el motivo (correlatividad, cupo o fecha)</w:t>
+            </w:r>
+          </w:p>
+        </w:tc>
+        <w:tc>
+          <w:tcPr>
+            <w:tcW w:type="dxa" w:w="1157"/>
+            <w:tcMar>
+              <w:top w:type="dxa" w:w="90"/>
+              <w:left w:type="dxa" w:w="120"/>
+              <w:bottom w:type="dxa" w:w="90"/>
+              <w:right w:type="dxa" w:w="120"/>
+            </w:tcMar>
+            <w:vAlign w:val="top"/>
+          </w:tcPr>
+          <w:p>
+            <w:pPr>
+              <w:keepNext/>
+              <w:suppressAutoHyphens/>
+              <w:spacing w:after="0" w:before="0" w:line="252"/>
+              <w:jc w:val="left"/>
+            </w:pPr>
+            <w:r>
+              <w:rPr>
+                <w:rFonts w:ascii="Lexend" w:cs="Lexend" w:eastAsia="Lexend" w:hAnsi="Lexend"/>
+                <w:color w:val="1A1A1A"/>
+                <w:sz w:val="18"/>
+                <w:szCs w:val="18"/>
+                <w:lang w:val="es-AR"/>
+              </w:rPr>
+              <w:t xml:space="preserve">Alta</w:t>
+            </w:r>
+          </w:p>
+        </w:tc>
+        <w:tc>
+          <w:tcPr>
+            <w:tcW w:type="dxa" w:w="1252"/>
+            <w:tcMar>
+              <w:top w:type="dxa" w:w="90"/>
+              <w:left w:type="dxa" w:w="120"/>
+              <w:bottom w:type="dxa" w:w="90"/>
+              <w:right w:type="dxa" w:w="120"/>
+            </w:tcMar>
+            <w:vAlign w:val="top"/>
+          </w:tcPr>
+          <w:p>
+            <w:pPr>
+              <w:keepNext/>
+              <w:suppressAutoHyphens/>
+              <w:spacing w:after="0" w:before="0" w:line="252"/>
+              <w:jc w:val="left"/>
+            </w:pPr>
+            <w:r>
+              <w:rPr>
+                <w:rFonts w:ascii="Lexend" w:cs="Lexend" w:eastAsia="Lexend" w:hAnsi="Lexend"/>
+                <w:color w:val="1A1A1A"/>
+                <w:sz w:val="18"/>
+                <w:szCs w:val="18"/>
+                <w:lang w:val="es-AR"/>
+              </w:rPr>
+              <w:t xml:space="preserve">Propuesto (falta definir "correlativa aprobada")</w:t>
             </w:r>
           </w:p>
         </w:tc>
@@ -1075,697 +1003,7 @@
         </w:trPr>
         <w:tc>
           <w:tcPr>
-            <w:tcW w:type="dxa" w:w="771"/>
-            <w:tcMar>
-              <w:top w:type="dxa" w:w="90"/>
-              <w:left w:type="dxa" w:w="120"/>
-              <w:bottom w:type="dxa" w:w="90"/>
-              <w:right w:type="dxa" w:w="120"/>
-            </w:tcMar>
-            <w:vAlign w:val="top"/>
-          </w:tcPr>
-          <w:p>
-            <w:pPr>
-              <w:keepNext w:val="false"/>
-              <w:suppressAutoHyphens/>
-              <w:spacing w:after="0" w:before="0" w:line="252"/>
-              <w:jc w:val="left"/>
-            </w:pPr>
-            <w:r>
-              <w:rPr>
-                <w:rFonts w:ascii="Lexend" w:cs="Lexend" w:eastAsia="Lexend" w:hAnsi="Lexend"/>
-                <w:color w:val="1A1A1A"/>
-                <w:sz w:val="18"/>
-                <w:szCs w:val="18"/>
-                <w:lang w:val="es-AR"/>
-              </w:rPr>
-              <w:t xml:space="preserve">RP2</w:t>
-            </w:r>
-          </w:p>
-        </w:tc>
-        <w:tc>
-          <w:tcPr>
-            <w:tcW w:type="dxa" w:w="5494"/>
-            <w:tcMar>
-              <w:top w:type="dxa" w:w="90"/>
-              <w:left w:type="dxa" w:w="120"/>
-              <w:bottom w:type="dxa" w:w="90"/>
-              <w:right w:type="dxa" w:w="120"/>
-            </w:tcMar>
-            <w:vAlign w:val="top"/>
-          </w:tcPr>
-          <w:p>
-            <w:pPr>
-              <w:keepNext w:val="false"/>
-              <w:suppressAutoHyphens/>
-              <w:spacing w:after="0" w:before="0" w:line="252"/>
-              <w:jc w:val="left"/>
-            </w:pPr>
-            <w:r>
-              <w:rPr>
-                <w:rFonts w:ascii="Lexend" w:cs="Lexend" w:eastAsia="Lexend" w:hAnsi="Lexend"/>
-                <w:color w:val="1A1A1A"/>
-                <w:sz w:val="18"/>
-                <w:szCs w:val="18"/>
-                <w:lang w:val="es-AR"/>
-              </w:rPr>
-              <w:t xml:space="preserve">Mostrar las comisiones (materia, días, horarios y cupo disponible) sólo de las materias que el alumno puede cursar</w:t>
-            </w:r>
-          </w:p>
-        </w:tc>
-        <w:tc>
-          <w:tcPr>
-            <w:tcW w:type="dxa" w:w="964"/>
-            <w:tcMar>
-              <w:top w:type="dxa" w:w="90"/>
-              <w:left w:type="dxa" w:w="120"/>
-              <w:bottom w:type="dxa" w:w="90"/>
-              <w:right w:type="dxa" w:w="120"/>
-            </w:tcMar>
-            <w:vAlign w:val="top"/>
-          </w:tcPr>
-          <w:p>
-            <w:pPr>
-              <w:keepNext w:val="false"/>
-              <w:suppressAutoHyphens/>
-              <w:spacing w:after="0" w:before="0" w:line="252"/>
-              <w:jc w:val="left"/>
-            </w:pPr>
-            <w:r>
-              <w:rPr>
-                <w:rFonts w:ascii="Lexend" w:cs="Lexend" w:eastAsia="Lexend" w:hAnsi="Lexend"/>
-                <w:color w:val="1A1A1A"/>
-                <w:sz w:val="18"/>
-                <w:szCs w:val="18"/>
-                <w:lang w:val="es-AR"/>
-              </w:rPr>
-              <w:t xml:space="preserve">RC1</w:t>
-            </w:r>
-          </w:p>
-        </w:tc>
-        <w:tc>
-          <w:tcPr>
-            <w:tcW w:type="dxa" w:w="2409"/>
-            <w:tcMar>
-              <w:top w:type="dxa" w:w="90"/>
-              <w:left w:type="dxa" w:w="120"/>
-              <w:bottom w:type="dxa" w:w="90"/>
-              <w:right w:type="dxa" w:w="120"/>
-            </w:tcMar>
-            <w:vAlign w:val="top"/>
-          </w:tcPr>
-          <w:p>
-            <w:pPr>
-              <w:keepNext w:val="false"/>
-              <w:suppressAutoHyphens/>
-              <w:spacing w:after="0" w:before="0" w:line="252"/>
-              <w:jc w:val="left"/>
-            </w:pPr>
-            <w:r>
-              <w:rPr>
-                <w:rFonts w:ascii="Lexend" w:cs="Lexend" w:eastAsia="Lexend" w:hAnsi="Lexend"/>
-                <w:color w:val="1A1A1A"/>
-                <w:sz w:val="18"/>
-                <w:szCs w:val="18"/>
-                <w:lang w:val="es-AR"/>
-              </w:rPr>
-              <w:t xml:space="preserve">Consulta de oferta</w:t>
-            </w:r>
-          </w:p>
-        </w:tc>
-      </w:tr>
-      <w:tr>
-        <w:trPr>
-          <w:cantSplit/>
-          <w:tblHeader w:val="false"/>
-        </w:trPr>
-        <w:tc>
-          <w:tcPr>
-            <w:tcW w:type="dxa" w:w="771"/>
-            <w:tcMar>
-              <w:top w:type="dxa" w:w="90"/>
-              <w:left w:type="dxa" w:w="120"/>
-              <w:bottom w:type="dxa" w:w="90"/>
-              <w:right w:type="dxa" w:w="120"/>
-            </w:tcMar>
-            <w:vAlign w:val="top"/>
-          </w:tcPr>
-          <w:p>
-            <w:pPr>
-              <w:keepNext w:val="false"/>
-              <w:suppressAutoHyphens/>
-              <w:spacing w:after="0" w:before="0" w:line="252"/>
-              <w:jc w:val="left"/>
-            </w:pPr>
-            <w:r>
-              <w:rPr>
-                <w:rFonts w:ascii="Lexend" w:cs="Lexend" w:eastAsia="Lexend" w:hAnsi="Lexend"/>
-                <w:color w:val="1A1A1A"/>
-                <w:sz w:val="18"/>
-                <w:szCs w:val="18"/>
-                <w:lang w:val="es-AR"/>
-              </w:rPr>
-              <w:t xml:space="preserve">RP3</w:t>
-            </w:r>
-          </w:p>
-        </w:tc>
-        <w:tc>
-          <w:tcPr>
-            <w:tcW w:type="dxa" w:w="5494"/>
-            <w:tcMar>
-              <w:top w:type="dxa" w:w="90"/>
-              <w:left w:type="dxa" w:w="120"/>
-              <w:bottom w:type="dxa" w:w="90"/>
-              <w:right w:type="dxa" w:w="120"/>
-            </w:tcMar>
-            <w:vAlign w:val="top"/>
-          </w:tcPr>
-          <w:p>
-            <w:pPr>
-              <w:keepNext w:val="false"/>
-              <w:suppressAutoHyphens/>
-              <w:spacing w:after="0" w:before="0" w:line="252"/>
-              <w:jc w:val="left"/>
-            </w:pPr>
-            <w:r>
-              <w:rPr>
-                <w:rFonts w:ascii="Lexend" w:cs="Lexend" w:eastAsia="Lexend" w:hAnsi="Lexend"/>
-                <w:color w:val="1A1A1A"/>
-                <w:sz w:val="18"/>
-                <w:szCs w:val="18"/>
-                <w:lang w:val="es-AR"/>
-              </w:rPr>
-              <w:t xml:space="preserve">Validar las correlatividades según el plan de estudios del alumno</w:t>
-            </w:r>
-          </w:p>
-        </w:tc>
-        <w:tc>
-          <w:tcPr>
-            <w:tcW w:type="dxa" w:w="964"/>
-            <w:tcMar>
-              <w:top w:type="dxa" w:w="90"/>
-              <w:left w:type="dxa" w:w="120"/>
-              <w:bottom w:type="dxa" w:w="90"/>
-              <w:right w:type="dxa" w:w="120"/>
-            </w:tcMar>
-            <w:vAlign w:val="top"/>
-          </w:tcPr>
-          <w:p>
-            <w:pPr>
-              <w:keepNext w:val="false"/>
-              <w:suppressAutoHyphens/>
-              <w:spacing w:after="0" w:before="0" w:line="252"/>
-              <w:jc w:val="left"/>
-            </w:pPr>
-            <w:r>
-              <w:rPr>
-                <w:rFonts w:ascii="Lexend" w:cs="Lexend" w:eastAsia="Lexend" w:hAnsi="Lexend"/>
-                <w:color w:val="1A1A1A"/>
-                <w:sz w:val="18"/>
-                <w:szCs w:val="18"/>
-                <w:lang w:val="es-AR"/>
-              </w:rPr>
-              <w:t xml:space="preserve">RC1</w:t>
-            </w:r>
-          </w:p>
-        </w:tc>
-        <w:tc>
-          <w:tcPr>
-            <w:tcW w:type="dxa" w:w="2409"/>
-            <w:tcMar>
-              <w:top w:type="dxa" w:w="90"/>
-              <w:left w:type="dxa" w:w="120"/>
-              <w:bottom w:type="dxa" w:w="90"/>
-              <w:right w:type="dxa" w:w="120"/>
-            </w:tcMar>
-            <w:vAlign w:val="top"/>
-          </w:tcPr>
-          <w:p>
-            <w:pPr>
-              <w:keepNext w:val="false"/>
-              <w:suppressAutoHyphens/>
-              <w:spacing w:after="0" w:before="0" w:line="252"/>
-              <w:jc w:val="left"/>
-            </w:pPr>
-            <w:r>
-              <w:rPr>
-                <w:rFonts w:ascii="Lexend" w:cs="Lexend" w:eastAsia="Lexend" w:hAnsi="Lexend"/>
-                <w:color w:val="1A1A1A"/>
-                <w:sz w:val="18"/>
-                <w:szCs w:val="18"/>
-                <w:lang w:val="es-AR"/>
-              </w:rPr>
-              <w:t xml:space="preserve">Validaciones</w:t>
-            </w:r>
-          </w:p>
-        </w:tc>
-      </w:tr>
-      <w:tr>
-        <w:trPr>
-          <w:cantSplit/>
-          <w:tblHeader w:val="false"/>
-        </w:trPr>
-        <w:tc>
-          <w:tcPr>
-            <w:tcW w:type="dxa" w:w="771"/>
-            <w:tcMar>
-              <w:top w:type="dxa" w:w="90"/>
-              <w:left w:type="dxa" w:w="120"/>
-              <w:bottom w:type="dxa" w:w="90"/>
-              <w:right w:type="dxa" w:w="120"/>
-            </w:tcMar>
-            <w:vAlign w:val="top"/>
-          </w:tcPr>
-          <w:p>
-            <w:pPr>
-              <w:keepNext w:val="false"/>
-              <w:suppressAutoHyphens/>
-              <w:spacing w:after="0" w:before="0" w:line="252"/>
-              <w:jc w:val="left"/>
-            </w:pPr>
-            <w:r>
-              <w:rPr>
-                <w:rFonts w:ascii="Lexend" w:cs="Lexend" w:eastAsia="Lexend" w:hAnsi="Lexend"/>
-                <w:color w:val="1A1A1A"/>
-                <w:sz w:val="18"/>
-                <w:szCs w:val="18"/>
-                <w:lang w:val="es-AR"/>
-              </w:rPr>
-              <w:t xml:space="preserve">RP4</w:t>
-            </w:r>
-          </w:p>
-        </w:tc>
-        <w:tc>
-          <w:tcPr>
-            <w:tcW w:type="dxa" w:w="5494"/>
-            <w:tcMar>
-              <w:top w:type="dxa" w:w="90"/>
-              <w:left w:type="dxa" w:w="120"/>
-              <w:bottom w:type="dxa" w:w="90"/>
-              <w:right w:type="dxa" w:w="120"/>
-            </w:tcMar>
-            <w:vAlign w:val="top"/>
-          </w:tcPr>
-          <w:p>
-            <w:pPr>
-              <w:keepNext w:val="false"/>
-              <w:suppressAutoHyphens/>
-              <w:spacing w:after="0" w:before="0" w:line="252"/>
-              <w:jc w:val="left"/>
-            </w:pPr>
-            <w:r>
-              <w:rPr>
-                <w:rFonts w:ascii="Lexend" w:cs="Lexend" w:eastAsia="Lexend" w:hAnsi="Lexend"/>
-                <w:color w:val="1A1A1A"/>
-                <w:sz w:val="18"/>
-                <w:szCs w:val="18"/>
-                <w:lang w:val="es-AR"/>
-              </w:rPr>
-              <w:t xml:space="preserve">Validar que la solicitud esté dentro del período oficial y que la comisión tenga cupo</w:t>
-            </w:r>
-          </w:p>
-        </w:tc>
-        <w:tc>
-          <w:tcPr>
-            <w:tcW w:type="dxa" w:w="964"/>
-            <w:tcMar>
-              <w:top w:type="dxa" w:w="90"/>
-              <w:left w:type="dxa" w:w="120"/>
-              <w:bottom w:type="dxa" w:w="90"/>
-              <w:right w:type="dxa" w:w="120"/>
-            </w:tcMar>
-            <w:vAlign w:val="top"/>
-          </w:tcPr>
-          <w:p>
-            <w:pPr>
-              <w:keepNext w:val="false"/>
-              <w:suppressAutoHyphens/>
-              <w:spacing w:after="0" w:before="0" w:line="252"/>
-              <w:jc w:val="left"/>
-            </w:pPr>
-            <w:r>
-              <w:rPr>
-                <w:rFonts w:ascii="Lexend" w:cs="Lexend" w:eastAsia="Lexend" w:hAnsi="Lexend"/>
-                <w:color w:val="1A1A1A"/>
-                <w:sz w:val="18"/>
-                <w:szCs w:val="18"/>
-                <w:lang w:val="es-AR"/>
-              </w:rPr>
-              <w:t xml:space="preserve">RC1, RC2</w:t>
-            </w:r>
-          </w:p>
-        </w:tc>
-        <w:tc>
-          <w:tcPr>
-            <w:tcW w:type="dxa" w:w="2409"/>
-            <w:tcMar>
-              <w:top w:type="dxa" w:w="90"/>
-              <w:left w:type="dxa" w:w="120"/>
-              <w:bottom w:type="dxa" w:w="90"/>
-              <w:right w:type="dxa" w:w="120"/>
-            </w:tcMar>
-            <w:vAlign w:val="top"/>
-          </w:tcPr>
-          <w:p>
-            <w:pPr>
-              <w:keepNext w:val="false"/>
-              <w:suppressAutoHyphens/>
-              <w:spacing w:after="0" w:before="0" w:line="252"/>
-              <w:jc w:val="left"/>
-            </w:pPr>
-            <w:r>
-              <w:rPr>
-                <w:rFonts w:ascii="Lexend" w:cs="Lexend" w:eastAsia="Lexend" w:hAnsi="Lexend"/>
-                <w:color w:val="1A1A1A"/>
-                <w:sz w:val="18"/>
-                <w:szCs w:val="18"/>
-                <w:lang w:val="es-AR"/>
-              </w:rPr>
-              <w:t xml:space="preserve">Validaciones</w:t>
-            </w:r>
-          </w:p>
-        </w:tc>
-      </w:tr>
-      <w:tr>
-        <w:trPr>
-          <w:cantSplit/>
-          <w:tblHeader w:val="false"/>
-        </w:trPr>
-        <w:tc>
-          <w:tcPr>
-            <w:tcW w:type="dxa" w:w="771"/>
-            <w:tcMar>
-              <w:top w:type="dxa" w:w="90"/>
-              <w:left w:type="dxa" w:w="120"/>
-              <w:bottom w:type="dxa" w:w="90"/>
-              <w:right w:type="dxa" w:w="120"/>
-            </w:tcMar>
-            <w:vAlign w:val="top"/>
-          </w:tcPr>
-          <w:p>
-            <w:pPr>
-              <w:keepNext w:val="false"/>
-              <w:suppressAutoHyphens/>
-              <w:spacing w:after="0" w:before="0" w:line="252"/>
-              <w:jc w:val="left"/>
-            </w:pPr>
-            <w:r>
-              <w:rPr>
-                <w:rFonts w:ascii="Lexend" w:cs="Lexend" w:eastAsia="Lexend" w:hAnsi="Lexend"/>
-                <w:color w:val="1A1A1A"/>
-                <w:sz w:val="18"/>
-                <w:szCs w:val="18"/>
-                <w:lang w:val="es-AR"/>
-              </w:rPr>
-              <w:t xml:space="preserve">RP5</w:t>
-            </w:r>
-          </w:p>
-        </w:tc>
-        <w:tc>
-          <w:tcPr>
-            <w:tcW w:type="dxa" w:w="5494"/>
-            <w:tcMar>
-              <w:top w:type="dxa" w:w="90"/>
-              <w:left w:type="dxa" w:w="120"/>
-              <w:bottom w:type="dxa" w:w="90"/>
-              <w:right w:type="dxa" w:w="120"/>
-            </w:tcMar>
-            <w:vAlign w:val="top"/>
-          </w:tcPr>
-          <w:p>
-            <w:pPr>
-              <w:keepNext w:val="false"/>
-              <w:suppressAutoHyphens/>
-              <w:spacing w:after="0" w:before="0" w:line="252"/>
-              <w:jc w:val="left"/>
-            </w:pPr>
-            <w:r>
-              <w:rPr>
-                <w:rFonts w:ascii="Lexend" w:cs="Lexend" w:eastAsia="Lexend" w:hAnsi="Lexend"/>
-                <w:color w:val="1A1A1A"/>
-                <w:sz w:val="18"/>
-                <w:szCs w:val="18"/>
-                <w:lang w:val="es-AR"/>
-              </w:rPr>
-              <w:t xml:space="preserve">Registrar la inscripción y descontar el cupo en una sola operación, sin sobrecupo aunque haya accesos simultáneos</w:t>
-            </w:r>
-          </w:p>
-        </w:tc>
-        <w:tc>
-          <w:tcPr>
-            <w:tcW w:type="dxa" w:w="964"/>
-            <w:tcMar>
-              <w:top w:type="dxa" w:w="90"/>
-              <w:left w:type="dxa" w:w="120"/>
-              <w:bottom w:type="dxa" w:w="90"/>
-              <w:right w:type="dxa" w:w="120"/>
-            </w:tcMar>
-            <w:vAlign w:val="top"/>
-          </w:tcPr>
-          <w:p>
-            <w:pPr>
-              <w:keepNext w:val="false"/>
-              <w:suppressAutoHyphens/>
-              <w:spacing w:after="0" w:before="0" w:line="252"/>
-              <w:jc w:val="left"/>
-            </w:pPr>
-            <w:r>
-              <w:rPr>
-                <w:rFonts w:ascii="Lexend" w:cs="Lexend" w:eastAsia="Lexend" w:hAnsi="Lexend"/>
-                <w:color w:val="1A1A1A"/>
-                <w:sz w:val="18"/>
-                <w:szCs w:val="18"/>
-                <w:lang w:val="es-AR"/>
-              </w:rPr>
-              <w:t xml:space="preserve">RC1, RC2</w:t>
-            </w:r>
-          </w:p>
-        </w:tc>
-        <w:tc>
-          <w:tcPr>
-            <w:tcW w:type="dxa" w:w="2409"/>
-            <w:tcMar>
-              <w:top w:type="dxa" w:w="90"/>
-              <w:left w:type="dxa" w:w="120"/>
-              <w:bottom w:type="dxa" w:w="90"/>
-              <w:right w:type="dxa" w:w="120"/>
-            </w:tcMar>
-            <w:vAlign w:val="top"/>
-          </w:tcPr>
-          <w:p>
-            <w:pPr>
-              <w:keepNext w:val="false"/>
-              <w:suppressAutoHyphens/>
-              <w:spacing w:after="0" w:before="0" w:line="252"/>
-              <w:jc w:val="left"/>
-            </w:pPr>
-            <w:r>
-              <w:rPr>
-                <w:rFonts w:ascii="Lexend" w:cs="Lexend" w:eastAsia="Lexend" w:hAnsi="Lexend"/>
-                <w:color w:val="1A1A1A"/>
-                <w:sz w:val="18"/>
-                <w:szCs w:val="18"/>
-                <w:lang w:val="es-AR"/>
-              </w:rPr>
-              <w:t xml:space="preserve">Inscripciones</w:t>
-            </w:r>
-          </w:p>
-        </w:tc>
-      </w:tr>
-      <w:tr>
-        <w:trPr>
-          <w:cantSplit/>
-          <w:tblHeader w:val="false"/>
-        </w:trPr>
-        <w:tc>
-          <w:tcPr>
-            <w:tcW w:type="dxa" w:w="771"/>
-            <w:tcMar>
-              <w:top w:type="dxa" w:w="90"/>
-              <w:left w:type="dxa" w:w="120"/>
-              <w:bottom w:type="dxa" w:w="90"/>
-              <w:right w:type="dxa" w:w="120"/>
-            </w:tcMar>
-            <w:vAlign w:val="top"/>
-          </w:tcPr>
-          <w:p>
-            <w:pPr>
-              <w:keepNext w:val="false"/>
-              <w:suppressAutoHyphens/>
-              <w:spacing w:after="0" w:before="0" w:line="252"/>
-              <w:jc w:val="left"/>
-            </w:pPr>
-            <w:r>
-              <w:rPr>
-                <w:rFonts w:ascii="Lexend" w:cs="Lexend" w:eastAsia="Lexend" w:hAnsi="Lexend"/>
-                <w:color w:val="1A1A1A"/>
-                <w:sz w:val="18"/>
-                <w:szCs w:val="18"/>
-                <w:lang w:val="es-AR"/>
-              </w:rPr>
-              <w:t xml:space="preserve">RP6</w:t>
-            </w:r>
-          </w:p>
-        </w:tc>
-        <w:tc>
-          <w:tcPr>
-            <w:tcW w:type="dxa" w:w="5494"/>
-            <w:tcMar>
-              <w:top w:type="dxa" w:w="90"/>
-              <w:left w:type="dxa" w:w="120"/>
-              <w:bottom w:type="dxa" w:w="90"/>
-              <w:right w:type="dxa" w:w="120"/>
-            </w:tcMar>
-            <w:vAlign w:val="top"/>
-          </w:tcPr>
-          <w:p>
-            <w:pPr>
-              <w:keepNext w:val="false"/>
-              <w:suppressAutoHyphens/>
-              <w:spacing w:after="0" w:before="0" w:line="252"/>
-              <w:jc w:val="left"/>
-            </w:pPr>
-            <w:r>
-              <w:rPr>
-                <w:rFonts w:ascii="Lexend" w:cs="Lexend" w:eastAsia="Lexend" w:hAnsi="Lexend"/>
-                <w:color w:val="1A1A1A"/>
-                <w:sz w:val="18"/>
-                <w:szCs w:val="18"/>
-                <w:lang w:val="es-AR"/>
-              </w:rPr>
-              <w:t xml:space="preserve">Informar el resultado: comprobante de inscripción o motivo del rechazo</w:t>
-            </w:r>
-          </w:p>
-        </w:tc>
-        <w:tc>
-          <w:tcPr>
-            <w:tcW w:type="dxa" w:w="964"/>
-            <w:tcMar>
-              <w:top w:type="dxa" w:w="90"/>
-              <w:left w:type="dxa" w:w="120"/>
-              <w:bottom w:type="dxa" w:w="90"/>
-              <w:right w:type="dxa" w:w="120"/>
-            </w:tcMar>
-            <w:vAlign w:val="top"/>
-          </w:tcPr>
-          <w:p>
-            <w:pPr>
-              <w:keepNext w:val="false"/>
-              <w:suppressAutoHyphens/>
-              <w:spacing w:after="0" w:before="0" w:line="252"/>
-              <w:jc w:val="left"/>
-            </w:pPr>
-            <w:r>
-              <w:rPr>
-                <w:rFonts w:ascii="Lexend" w:cs="Lexend" w:eastAsia="Lexend" w:hAnsi="Lexend"/>
-                <w:color w:val="1A1A1A"/>
-                <w:sz w:val="18"/>
-                <w:szCs w:val="18"/>
-                <w:lang w:val="es-AR"/>
-              </w:rPr>
-              <w:t xml:space="preserve">RC1</w:t>
-            </w:r>
-          </w:p>
-        </w:tc>
-        <w:tc>
-          <w:tcPr>
-            <w:tcW w:type="dxa" w:w="2409"/>
-            <w:tcMar>
-              <w:top w:type="dxa" w:w="90"/>
-              <w:left w:type="dxa" w:w="120"/>
-              <w:bottom w:type="dxa" w:w="90"/>
-              <w:right w:type="dxa" w:w="120"/>
-            </w:tcMar>
-            <w:vAlign w:val="top"/>
-          </w:tcPr>
-          <w:p>
-            <w:pPr>
-              <w:keepNext w:val="false"/>
-              <w:suppressAutoHyphens/>
-              <w:spacing w:after="0" w:before="0" w:line="252"/>
-              <w:jc w:val="left"/>
-            </w:pPr>
-            <w:r>
-              <w:rPr>
-                <w:rFonts w:ascii="Lexend" w:cs="Lexend" w:eastAsia="Lexend" w:hAnsi="Lexend"/>
-                <w:color w:val="1A1A1A"/>
-                <w:sz w:val="18"/>
-                <w:szCs w:val="18"/>
-                <w:lang w:val="es-AR"/>
-              </w:rPr>
-              <w:t xml:space="preserve">Inscripciones</w:t>
-            </w:r>
-          </w:p>
-        </w:tc>
-      </w:tr>
-      <w:tr>
-        <w:trPr>
-          <w:cantSplit/>
-          <w:tblHeader w:val="false"/>
-        </w:trPr>
-        <w:tc>
-          <w:tcPr>
-            <w:tcW w:type="dxa" w:w="771"/>
-            <w:tcMar>
-              <w:top w:type="dxa" w:w="90"/>
-              <w:left w:type="dxa" w:w="120"/>
-              <w:bottom w:type="dxa" w:w="90"/>
-              <w:right w:type="dxa" w:w="120"/>
-            </w:tcMar>
-            <w:vAlign w:val="top"/>
-          </w:tcPr>
-          <w:p>
-            <w:pPr>
-              <w:keepNext w:val="false"/>
-              <w:suppressAutoHyphens/>
-              <w:spacing w:after="0" w:before="0" w:line="252"/>
-              <w:jc w:val="left"/>
-            </w:pPr>
-            <w:r>
-              <w:rPr>
-                <w:rFonts w:ascii="Lexend" w:cs="Lexend" w:eastAsia="Lexend" w:hAnsi="Lexend"/>
-                <w:color w:val="1A1A1A"/>
-                <w:sz w:val="18"/>
-                <w:szCs w:val="18"/>
-                <w:lang w:val="es-AR"/>
-              </w:rPr>
-              <w:t xml:space="preserve">RP7</w:t>
-            </w:r>
-          </w:p>
-        </w:tc>
-        <w:tc>
-          <w:tcPr>
-            <w:tcW w:type="dxa" w:w="5494"/>
-            <w:tcMar>
-              <w:top w:type="dxa" w:w="90"/>
-              <w:left w:type="dxa" w:w="120"/>
-              <w:bottom w:type="dxa" w:w="90"/>
-              <w:right w:type="dxa" w:w="120"/>
-            </w:tcMar>
-            <w:vAlign w:val="top"/>
-          </w:tcPr>
-          <w:p>
-            <w:pPr>
-              <w:keepNext w:val="false"/>
-              <w:suppressAutoHyphens/>
-              <w:spacing w:after="0" w:before="0" w:line="252"/>
-              <w:jc w:val="left"/>
-            </w:pPr>
-            <w:r>
-              <w:rPr>
-                <w:rFonts w:ascii="Lexend" w:cs="Lexend" w:eastAsia="Lexend" w:hAnsi="Lexend"/>
-                <w:color w:val="1A1A1A"/>
-                <w:sz w:val="18"/>
-                <w:szCs w:val="18"/>
-                <w:lang w:val="es-AR"/>
-              </w:rPr>
-              <w:t xml:space="preserve">Alta, modificación y baja de períodos de inscripción y cupos por comisión (sólo Secretaría)</w:t>
-            </w:r>
-          </w:p>
-        </w:tc>
-        <w:tc>
-          <w:tcPr>
-            <w:tcW w:type="dxa" w:w="964"/>
+            <w:tcW w:type="dxa" w:w="578"/>
             <w:tcMar>
               <w:top w:type="dxa" w:w="90"/>
               <w:left w:type="dxa" w:w="120"/>
@@ -1795,283 +1033,151 @@
         </w:tc>
         <w:tc>
           <w:tcPr>
-            <w:tcW w:type="dxa" w:w="2409"/>
-            <w:tcMar>
-              <w:top w:type="dxa" w:w="90"/>
-              <w:left w:type="dxa" w:w="120"/>
-              <w:bottom w:type="dxa" w:w="90"/>
-              <w:right w:type="dxa" w:w="120"/>
-            </w:tcMar>
-            <w:vAlign w:val="top"/>
-          </w:tcPr>
-          <w:p>
-            <w:pPr>
-              <w:keepNext w:val="false"/>
-              <w:suppressAutoHyphens/>
-              <w:spacing w:after="0" w:before="0" w:line="252"/>
-              <w:jc w:val="left"/>
-            </w:pPr>
-            <w:r>
-              <w:rPr>
-                <w:rFonts w:ascii="Lexend" w:cs="Lexend" w:eastAsia="Lexend" w:hAnsi="Lexend"/>
-                <w:color w:val="1A1A1A"/>
-                <w:sz w:val="18"/>
-                <w:szCs w:val="18"/>
-                <w:lang w:val="es-AR"/>
-              </w:rPr>
-              <w:t xml:space="preserve">Configuración académica</w:t>
-            </w:r>
-          </w:p>
-        </w:tc>
-      </w:tr>
-      <w:tr>
-        <w:trPr>
-          <w:cantSplit/>
-          <w:tblHeader w:val="false"/>
-        </w:trPr>
-        <w:tc>
-          <w:tcPr>
-            <w:tcW w:type="dxa" w:w="771"/>
-            <w:tcMar>
-              <w:top w:type="dxa" w:w="90"/>
-              <w:left w:type="dxa" w:w="120"/>
-              <w:bottom w:type="dxa" w:w="90"/>
-              <w:right w:type="dxa" w:w="120"/>
-            </w:tcMar>
-            <w:vAlign w:val="top"/>
-          </w:tcPr>
-          <w:p>
-            <w:pPr>
-              <w:keepNext w:val="false"/>
-              <w:suppressAutoHyphens/>
-              <w:spacing w:after="0" w:before="0" w:line="252"/>
-              <w:jc w:val="left"/>
-            </w:pPr>
-            <w:r>
-              <w:rPr>
-                <w:rFonts w:ascii="Lexend" w:cs="Lexend" w:eastAsia="Lexend" w:hAnsi="Lexend"/>
-                <w:color w:val="1A1A1A"/>
-                <w:sz w:val="18"/>
-                <w:szCs w:val="18"/>
-                <w:lang w:val="es-AR"/>
-              </w:rPr>
-              <w:t xml:space="preserve">RP8</w:t>
-            </w:r>
-          </w:p>
-        </w:tc>
-        <w:tc>
-          <w:tcPr>
-            <w:tcW w:type="dxa" w:w="5494"/>
-            <w:tcMar>
-              <w:top w:type="dxa" w:w="90"/>
-              <w:left w:type="dxa" w:w="120"/>
-              <w:bottom w:type="dxa" w:w="90"/>
-              <w:right w:type="dxa" w:w="120"/>
-            </w:tcMar>
-            <w:vAlign w:val="top"/>
-          </w:tcPr>
-          <w:p>
-            <w:pPr>
-              <w:keepNext w:val="false"/>
-              <w:suppressAutoHyphens/>
-              <w:spacing w:after="0" w:before="0" w:line="252"/>
-              <w:jc w:val="left"/>
-            </w:pPr>
-            <w:r>
-              <w:rPr>
-                <w:rFonts w:ascii="Lexend" w:cs="Lexend" w:eastAsia="Lexend" w:hAnsi="Lexend"/>
-                <w:color w:val="1A1A1A"/>
-                <w:sz w:val="18"/>
-                <w:szCs w:val="18"/>
-                <w:lang w:val="es-AR"/>
-              </w:rPr>
-              <w:t xml:space="preserve">Registrar cada solicitud: alumno, fecha y hora, validaciones realizadas y resultado</w:t>
-            </w:r>
-          </w:p>
-        </w:tc>
-        <w:tc>
-          <w:tcPr>
-            <w:tcW w:type="dxa" w:w="964"/>
-            <w:tcMar>
-              <w:top w:type="dxa" w:w="90"/>
-              <w:left w:type="dxa" w:w="120"/>
-              <w:bottom w:type="dxa" w:w="90"/>
-              <w:right w:type="dxa" w:w="120"/>
-            </w:tcMar>
-            <w:vAlign w:val="top"/>
-          </w:tcPr>
-          <w:p>
-            <w:pPr>
-              <w:keepNext w:val="false"/>
-              <w:suppressAutoHyphens/>
-              <w:spacing w:after="0" w:before="0" w:line="252"/>
-              <w:jc w:val="left"/>
-            </w:pPr>
-            <w:r>
-              <w:rPr>
-                <w:rFonts w:ascii="Lexend" w:cs="Lexend" w:eastAsia="Lexend" w:hAnsi="Lexend"/>
-                <w:color w:val="1A1A1A"/>
-                <w:sz w:val="18"/>
-                <w:szCs w:val="18"/>
-                <w:lang w:val="es-AR"/>
-              </w:rPr>
-              <w:t xml:space="preserve">RC1</w:t>
-            </w:r>
-          </w:p>
-        </w:tc>
-        <w:tc>
-          <w:tcPr>
-            <w:tcW w:type="dxa" w:w="2409"/>
-            <w:tcMar>
-              <w:top w:type="dxa" w:w="90"/>
-              <w:left w:type="dxa" w:w="120"/>
-              <w:bottom w:type="dxa" w:w="90"/>
-              <w:right w:type="dxa" w:w="120"/>
-            </w:tcMar>
-            <w:vAlign w:val="top"/>
-          </w:tcPr>
-          <w:p>
-            <w:pPr>
-              <w:keepNext w:val="false"/>
-              <w:suppressAutoHyphens/>
-              <w:spacing w:after="0" w:before="0" w:line="252"/>
-              <w:jc w:val="left"/>
-            </w:pPr>
-            <w:r>
-              <w:rPr>
-                <w:rFonts w:ascii="Lexend" w:cs="Lexend" w:eastAsia="Lexend" w:hAnsi="Lexend"/>
-                <w:color w:val="1A1A1A"/>
-                <w:sz w:val="18"/>
-                <w:szCs w:val="18"/>
-                <w:lang w:val="es-AR"/>
-              </w:rPr>
-              <w:t xml:space="preserve">Auditoría</w:t>
-            </w:r>
-          </w:p>
-        </w:tc>
-      </w:tr>
-      <w:tr>
-        <w:trPr>
-          <w:cantSplit/>
-          <w:tblHeader w:val="false"/>
-        </w:trPr>
-        <w:tc>
-          <w:tcPr>
-            <w:tcW w:type="dxa" w:w="771"/>
-            <w:tcMar>
-              <w:top w:type="dxa" w:w="90"/>
-              <w:left w:type="dxa" w:w="120"/>
-              <w:bottom w:type="dxa" w:w="90"/>
-              <w:right w:type="dxa" w:w="120"/>
-            </w:tcMar>
-            <w:vAlign w:val="top"/>
-          </w:tcPr>
-          <w:p>
-            <w:pPr>
-              <w:keepNext w:val="false"/>
-              <w:suppressAutoHyphens/>
-              <w:spacing w:after="0" w:before="0" w:line="252"/>
-              <w:jc w:val="left"/>
-            </w:pPr>
-            <w:r>
-              <w:rPr>
-                <w:rFonts w:ascii="Lexend" w:cs="Lexend" w:eastAsia="Lexend" w:hAnsi="Lexend"/>
-                <w:color w:val="1A1A1A"/>
-                <w:sz w:val="18"/>
-                <w:szCs w:val="18"/>
-                <w:lang w:val="es-AR"/>
-              </w:rPr>
-              <w:t xml:space="preserve">RP9</w:t>
-            </w:r>
-          </w:p>
-        </w:tc>
-        <w:tc>
-          <w:tcPr>
-            <w:tcW w:type="dxa" w:w="5494"/>
-            <w:tcMar>
-              <w:top w:type="dxa" w:w="90"/>
-              <w:left w:type="dxa" w:w="120"/>
-              <w:bottom w:type="dxa" w:w="90"/>
-              <w:right w:type="dxa" w:w="120"/>
-            </w:tcMar>
-            <w:vAlign w:val="top"/>
-          </w:tcPr>
-          <w:p>
-            <w:pPr>
-              <w:keepNext w:val="false"/>
-              <w:suppressAutoHyphens/>
-              <w:spacing w:after="0" w:before="0" w:line="252"/>
-              <w:jc w:val="left"/>
-            </w:pPr>
-            <w:r>
-              <w:rPr>
-                <w:rFonts w:ascii="Lexend" w:cs="Lexend" w:eastAsia="Lexend" w:hAnsi="Lexend"/>
-                <w:color w:val="1A1A1A"/>
-                <w:sz w:val="18"/>
-                <w:szCs w:val="18"/>
-                <w:lang w:val="es-AR"/>
-              </w:rPr>
-              <w:t xml:space="preserve">Atender 3.000 usuarios simultáneos con respuesta menor a 3 segundos (valor a validar)</w:t>
-            </w:r>
-          </w:p>
-        </w:tc>
-        <w:tc>
-          <w:tcPr>
-            <w:tcW w:type="dxa" w:w="964"/>
-            <w:tcMar>
-              <w:top w:type="dxa" w:w="90"/>
-              <w:left w:type="dxa" w:w="120"/>
-              <w:bottom w:type="dxa" w:w="90"/>
-              <w:right w:type="dxa" w:w="120"/>
-            </w:tcMar>
-            <w:vAlign w:val="top"/>
-          </w:tcPr>
-          <w:p>
-            <w:pPr>
-              <w:keepNext w:val="false"/>
-              <w:suppressAutoHyphens/>
-              <w:spacing w:after="0" w:before="0" w:line="252"/>
-              <w:jc w:val="left"/>
-            </w:pPr>
-            <w:r>
-              <w:rPr>
-                <w:rFonts w:ascii="Lexend" w:cs="Lexend" w:eastAsia="Lexend" w:hAnsi="Lexend"/>
-                <w:color w:val="1A1A1A"/>
-                <w:sz w:val="18"/>
-                <w:szCs w:val="18"/>
-                <w:lang w:val="es-AR"/>
-              </w:rPr>
-              <w:t xml:space="preserve">RC1</w:t>
-            </w:r>
-          </w:p>
-        </w:tc>
-        <w:tc>
-          <w:tcPr>
-            <w:tcW w:type="dxa" w:w="2409"/>
-            <w:tcMar>
-              <w:top w:type="dxa" w:w="90"/>
-              <w:left w:type="dxa" w:w="120"/>
-              <w:bottom w:type="dxa" w:w="90"/>
-              <w:right w:type="dxa" w:w="120"/>
-            </w:tcMar>
-            <w:vAlign w:val="top"/>
-          </w:tcPr>
-          <w:p>
-            <w:pPr>
-              <w:keepNext w:val="false"/>
-              <w:suppressAutoHyphens/>
-              <w:spacing w:after="0" w:before="0" w:line="252"/>
-              <w:jc w:val="left"/>
-            </w:pPr>
-            <w:r>
-              <w:rPr>
-                <w:rFonts w:ascii="Lexend" w:cs="Lexend" w:eastAsia="Lexend" w:hAnsi="Lexend"/>
-                <w:color w:val="1A1A1A"/>
-                <w:sz w:val="18"/>
-                <w:szCs w:val="18"/>
-                <w:lang w:val="es-AR"/>
-              </w:rPr>
-              <w:t xml:space="preserve">Infraestructura</w:t>
+            <w:tcW w:type="dxa" w:w="2699"/>
+            <w:tcMar>
+              <w:top w:type="dxa" w:w="90"/>
+              <w:left w:type="dxa" w:w="120"/>
+              <w:bottom w:type="dxa" w:w="90"/>
+              <w:right w:type="dxa" w:w="120"/>
+            </w:tcMar>
+            <w:vAlign w:val="top"/>
+          </w:tcPr>
+          <w:p>
+            <w:pPr>
+              <w:keepNext w:val="false"/>
+              <w:suppressAutoHyphens/>
+              <w:spacing w:after="0" w:before="0" w:line="252"/>
+              <w:jc w:val="left"/>
+            </w:pPr>
+            <w:r>
+              <w:rPr>
+                <w:rFonts w:ascii="Lexend" w:cs="Lexend" w:eastAsia="Lexend" w:hAnsi="Lexend"/>
+                <w:color w:val="1A1A1A"/>
+                <w:sz w:val="18"/>
+                <w:szCs w:val="18"/>
+                <w:lang w:val="es-AR"/>
+              </w:rPr>
+              <w:t xml:space="preserve">Secretaría Académica debe poder configurar las fechas oficiales de inscripción y el cupo de cada comisión, y ninguna comisión debe superar su cupo</w:t>
+            </w:r>
+          </w:p>
+        </w:tc>
+        <w:tc>
+          <w:tcPr>
+            <w:tcW w:type="dxa" w:w="1253"/>
+            <w:tcMar>
+              <w:top w:type="dxa" w:w="90"/>
+              <w:left w:type="dxa" w:w="120"/>
+              <w:bottom w:type="dxa" w:w="90"/>
+              <w:right w:type="dxa" w:w="120"/>
+            </w:tcMar>
+            <w:vAlign w:val="top"/>
+          </w:tcPr>
+          <w:p>
+            <w:pPr>
+              <w:keepNext w:val="false"/>
+              <w:suppressAutoHyphens/>
+              <w:spacing w:after="0" w:before="0" w:line="252"/>
+              <w:jc w:val="left"/>
+            </w:pPr>
+            <w:r>
+              <w:rPr>
+                <w:rFonts w:ascii="Lexend" w:cs="Lexend" w:eastAsia="Lexend" w:hAnsi="Lexend"/>
+                <w:color w:val="1A1A1A"/>
+                <w:sz w:val="18"/>
+                <w:szCs w:val="18"/>
+                <w:lang w:val="es-AR"/>
+              </w:rPr>
+              <w:t xml:space="preserve">Secretaría Académica, Docentes</w:t>
+            </w:r>
+          </w:p>
+        </w:tc>
+        <w:tc>
+          <w:tcPr>
+            <w:tcW w:type="dxa" w:w="2699"/>
+            <w:tcMar>
+              <w:top w:type="dxa" w:w="90"/>
+              <w:left w:type="dxa" w:w="120"/>
+              <w:bottom w:type="dxa" w:w="90"/>
+              <w:right w:type="dxa" w:w="120"/>
+            </w:tcMar>
+            <w:vAlign w:val="top"/>
+          </w:tcPr>
+          <w:p>
+            <w:pPr>
+              <w:keepNext w:val="false"/>
+              <w:suppressAutoHyphens/>
+              <w:spacing w:after="0" w:before="0" w:line="252"/>
+              <w:jc w:val="left"/>
+            </w:pPr>
+            <w:r>
+              <w:rPr>
+                <w:rFonts w:ascii="Lexend" w:cs="Lexend" w:eastAsia="Lexend" w:hAnsi="Lexend"/>
+                <w:color w:val="1A1A1A"/>
+                <w:sz w:val="18"/>
+                <w:szCs w:val="18"/>
+                <w:lang w:val="es-AR"/>
+              </w:rPr>
+              <w:t xml:space="preserve">Secretaría carga un período y los cupos; fuera de ese período nadie puede inscribirse y ninguna comisión supera el cupo configurado</w:t>
+            </w:r>
+          </w:p>
+        </w:tc>
+        <w:tc>
+          <w:tcPr>
+            <w:tcW w:type="dxa" w:w="1157"/>
+            <w:tcMar>
+              <w:top w:type="dxa" w:w="90"/>
+              <w:left w:type="dxa" w:w="120"/>
+              <w:bottom w:type="dxa" w:w="90"/>
+              <w:right w:type="dxa" w:w="120"/>
+            </w:tcMar>
+            <w:vAlign w:val="top"/>
+          </w:tcPr>
+          <w:p>
+            <w:pPr>
+              <w:keepNext w:val="false"/>
+              <w:suppressAutoHyphens/>
+              <w:spacing w:after="0" w:before="0" w:line="252"/>
+              <w:jc w:val="left"/>
+            </w:pPr>
+            <w:r>
+              <w:rPr>
+                <w:rFonts w:ascii="Lexend" w:cs="Lexend" w:eastAsia="Lexend" w:hAnsi="Lexend"/>
+                <w:color w:val="1A1A1A"/>
+                <w:sz w:val="18"/>
+                <w:szCs w:val="18"/>
+                <w:lang w:val="es-AR"/>
+              </w:rPr>
+              <w:t xml:space="preserve">Alta</w:t>
+            </w:r>
+          </w:p>
+        </w:tc>
+        <w:tc>
+          <w:tcPr>
+            <w:tcW w:type="dxa" w:w="1252"/>
+            <w:tcMar>
+              <w:top w:type="dxa" w:w="90"/>
+              <w:left w:type="dxa" w:w="120"/>
+              <w:bottom w:type="dxa" w:w="90"/>
+              <w:right w:type="dxa" w:w="120"/>
+            </w:tcMar>
+            <w:vAlign w:val="top"/>
+          </w:tcPr>
+          <w:p>
+            <w:pPr>
+              <w:keepNext w:val="false"/>
+              <w:suppressAutoHyphens/>
+              <w:spacing w:after="0" w:before="0" w:line="252"/>
+              <w:jc w:val="left"/>
+            </w:pPr>
+            <w:r>
+              <w:rPr>
+                <w:rFonts w:ascii="Lexend" w:cs="Lexend" w:eastAsia="Lexend" w:hAnsi="Lexend"/>
+                <w:color w:val="1A1A1A"/>
+                <w:sz w:val="18"/>
+                <w:szCs w:val="18"/>
+                <w:lang w:val="es-AR"/>
+              </w:rPr>
+              <w:t xml:space="preserve">Aprobado</w:t>
             </w:r>
           </w:p>
         </w:tc>
@@ -2097,35 +1203,7 @@
           <w:szCs w:val="22"/>
           <w:lang w:val="es-AR"/>
         </w:rPr>
-        <w:t xml:space="preserve">RI1 – Interfaz con el sistema académico.</w:t>
-      </w:r>
-      <w:r>
-        <w:rPr>
-          <w:rFonts w:ascii="Lexend" w:cs="Lexend" w:eastAsia="Lexend" w:hAnsi="Lexend"/>
-          <w:color w:val="1A1A1A"/>
-          <w:sz w:val="22"/>
-          <w:szCs w:val="22"/>
-          <w:lang w:val="es-AR"/>
-        </w:rPr>
-        <w:t xml:space="preserve"> Origen: portal de inscripción. Destino: sistema académico. Datos: legajo, plan de estudios, materias aprobadas y regulares, comisión elegida y estado de la inscripción. Condiciones: el portal consulta la historia académica para validar (RP3) y envía cada inscripción aceptada. Si el sistema académico no responde, la solicitud queda "pendiente de confirmación" y se reintenta; nunca se confirma sin validar las correlatividades.</w:t>
-      </w:r>
-    </w:p>
-    <w:p>
-      <w:pPr>
-        <w:spacing w:after="260" w:line="288"/>
-        <w:jc w:val="center"/>
-      </w:pPr>
-      <w:r>
-        <w:rPr>
-          <w:rFonts w:ascii="Lexend" w:cs="Lexend" w:eastAsia="Lexend" w:hAnsi="Lexend"/>
-          <w:b/>
-          <w:bCs/>
-          <w:color w:val="1A1A1A"/>
-          <w:sz w:val="22"/>
-          <w:szCs w:val="22"/>
-          <w:lang w:val="es-AR"/>
-        </w:rPr>
-        <w:t xml:space="preserve">Requisitos derivados de decisiones técnicas:</w:t>
+        <w:t xml:space="preserve">Preguntas pendientes:</w:t>
       </w:r>
     </w:p>
     <w:p>
@@ -2141,24 +1219,12 @@
       <w:r>
         <w:rPr>
           <w:rFonts w:ascii="Lexend" w:cs="Lexend" w:eastAsia="Lexend" w:hAnsi="Lexend"/>
-          <w:b/>
-          <w:bCs/>
           <w:color w:val="1A1A1A"/>
           <w:sz w:val="22"/>
           <w:szCs w:val="22"/>
           <w:lang w:val="es-AR"/>
         </w:rPr>
-        <w:t xml:space="preserve">RD1.</w:t>
-      </w:r>
-      <w:r>
-        <w:rPr>
-          <w:rFonts w:ascii="Lexend" w:cs="Lexend" w:eastAsia="Lexend" w:hAnsi="Lexend"/>
-          <w:color w:val="1A1A1A"/>
-          <w:sz w:val="22"/>
-          <w:szCs w:val="22"/>
-          <w:lang w:val="es-AR"/>
-        </w:rPr>
-        <w:t xml:space="preserve"> El portal es web y responsive, para usarse desde computadora y celular sin instalar nada.</w:t>
+        <w:t xml:space="preserve">¿"Correlativa aprobada" significa final aprobado o regularidad? ¿Cambia según el plan de estudios? (Secretaría)</w:t>
       </w:r>
     </w:p>
     <w:p>
@@ -2174,90 +1240,12 @@
       <w:r>
         <w:rPr>
           <w:rFonts w:ascii="Lexend" w:cs="Lexend" w:eastAsia="Lexend" w:hAnsi="Lexend"/>
-          <w:b/>
-          <w:bCs/>
           <w:color w:val="1A1A1A"/>
           <w:sz w:val="22"/>
           <w:szCs w:val="22"/>
           <w:lang w:val="es-AR"/>
         </w:rPr>
-        <w:t xml:space="preserve">RD2.</w:t>
-      </w:r>
-      <w:r>
-        <w:rPr>
-          <w:rFonts w:ascii="Lexend" w:cs="Lexend" w:eastAsia="Lexend" w:hAnsi="Lexend"/>
-          <w:color w:val="1A1A1A"/>
-          <w:sz w:val="22"/>
-          <w:szCs w:val="22"/>
-          <w:lang w:val="es-AR"/>
-        </w:rPr>
-        <w:t xml:space="preserve"> Para no bloquear el sistema académico en la apertura, el portal consulta una copia de la oferta y los cupos que se sincroniza periódicamente, y envía las inscripciones al sistema académico mediante una cola.</w:t>
-      </w:r>
-    </w:p>
-    <w:p>
-      <w:pPr>
-        <w:pStyle w:val="Heading2"/>
-        <w:keepNext/>
-        <w:spacing w:after="120" w:before="300"/>
-      </w:pPr>
-      <w:r>
-        <w:rPr>
-          <w:rFonts w:ascii="Lexend" w:cs="Lexend" w:eastAsia="Lexend" w:hAnsi="Lexend"/>
-          <w:b/>
-          <w:bCs/>
-          <w:color w:val="1A1A1A"/>
-          <w:spacing w:val="18"/>
-          <w:sz w:val="21"/>
-          <w:szCs w:val="21"/>
-          <w:lang w:val="es-AR"/>
-        </w:rPr>
-        <w:t xml:space="preserve">SG3 · ESCENARIOS</w:t>
-      </w:r>
-    </w:p>
-    <w:p>
-      <w:pPr>
-        <w:spacing w:after="120" w:line="280"/>
-        <w:jc w:val="both"/>
-      </w:pPr>
-      <w:r>
-        <w:rPr>
-          <w:rFonts w:ascii="Lexend" w:cs="Lexend" w:eastAsia="Lexend" w:hAnsi="Lexend"/>
-          <w:b/>
-          <w:bCs/>
-          <w:color w:val="1A1A1A"/>
-          <w:sz w:val="22"/>
-          <w:szCs w:val="22"/>
-          <w:lang w:val="es-AR"/>
-        </w:rPr>
-        <w:t xml:space="preserve">Escenario normal – inscripción aceptada:</w:t>
-      </w:r>
-      <w:r>
-        <w:rPr>
-          <w:rFonts w:ascii="Lexend" w:cs="Lexend" w:eastAsia="Lexend" w:hAnsi="Lexend"/>
-          <w:color w:val="1A1A1A"/>
-          <w:sz w:val="22"/>
-          <w:szCs w:val="22"/>
-          <w:lang w:val="es-AR"/>
-        </w:rPr>
-        <w:t xml:space="preserve"> (1) el alumno ingresa y se autentica (RP1); (2) ve la oferta de comisiones (RP2); (3) elige una comisión; (4) el sistema valida período, cupo y correlatividades consultando el sistema académico (RP3, RP4, RI1); (5) registra la inscripción y descuenta el cupo (RP5); (6) muestra el comprobante (RP6) y registra la auditoría (RP8).</w:t>
-      </w:r>
-    </w:p>
-    <w:p>
-      <w:pPr>
-        <w:spacing w:after="260" w:line="288"/>
-        <w:jc w:val="center"/>
-      </w:pPr>
-      <w:r>
-        <w:rPr>
-          <w:rFonts w:ascii="Lexend" w:cs="Lexend" w:eastAsia="Lexend" w:hAnsi="Lexend"/>
-          <w:b/>
-          <w:bCs/>
-          <w:color w:val="1A1A1A"/>
-          <w:sz w:val="22"/>
-          <w:szCs w:val="22"/>
-          <w:lang w:val="es-AR"/>
-        </w:rPr>
-        <w:t xml:space="preserve">Escenario alternativo / de error:</w:t>
+        <w:t xml:space="preserve">¿Qué excepciones de inscripción existen y quién las autoriza? (Secretaría)</w:t>
       </w:r>
     </w:p>
     <w:p>
@@ -2273,24 +1261,12 @@
       <w:r>
         <w:rPr>
           <w:rFonts w:ascii="Lexend" w:cs="Lexend" w:eastAsia="Lexend" w:hAnsi="Lexend"/>
-          <w:b/>
-          <w:bCs/>
           <w:color w:val="1A1A1A"/>
           <w:sz w:val="22"/>
           <w:szCs w:val="22"/>
           <w:lang w:val="es-AR"/>
         </w:rPr>
-        <w:t xml:space="preserve">4a. Falta una correlativa:</w:t>
-      </w:r>
-      <w:r>
-        <w:rPr>
-          <w:rFonts w:ascii="Lexend" w:cs="Lexend" w:eastAsia="Lexend" w:hAnsi="Lexend"/>
-          <w:color w:val="1A1A1A"/>
-          <w:sz w:val="22"/>
-          <w:szCs w:val="22"/>
-          <w:lang w:val="es-AR"/>
-        </w:rPr>
-        <w:t xml:space="preserve"> el sistema rechaza la solicitud indicando qué materia falta, no descuenta cupo y registra la auditoría.</w:t>
+        <w:t xml:space="preserve">¿Lista de espera, cambio de comisión y notificaciones entran en la primera versión? (Autoridades y Secretaría)</w:t>
       </w:r>
     </w:p>
     <w:p>
@@ -2306,15 +1282,24 @@
       <w:r>
         <w:rPr>
           <w:rFonts w:ascii="Lexend" w:cs="Lexend" w:eastAsia="Lexend" w:hAnsi="Lexend"/>
-          <w:b/>
-          <w:bCs/>
           <w:color w:val="1A1A1A"/>
           <w:sz w:val="22"/>
           <w:szCs w:val="22"/>
           <w:lang w:val="es-AR"/>
         </w:rPr>
-        <w:t xml:space="preserve">4b. El sistema académico no responde:</w:t>
-      </w:r>
+        <w:t xml:space="preserve">¿El sistema académico puede exponer una API? ¿En qué formato guarda los datos? (Sistemas)</w:t>
+      </w:r>
+    </w:p>
+    <w:p>
+      <w:pPr>
+        <w:pStyle w:val="ListParagraph"/>
+        <w:numPr>
+          <w:ilvl w:val="0"/>
+          <w:numId w:val="1"/>
+        </w:numPr>
+        <w:spacing w:after="100" w:line="276"/>
+        <w:jc w:val="both"/>
+      </w:pPr>
       <w:r>
         <w:rPr>
           <w:rFonts w:ascii="Lexend" w:cs="Lexend" w:eastAsia="Lexend" w:hAnsi="Lexend"/>
@@ -2323,35 +1308,7 @@
           <w:szCs w:val="22"/>
           <w:lang w:val="es-AR"/>
         </w:rPr>
-        <w:t xml:space="preserve"> la solicitud queda pendiente; se le informa al alumno que se confirmará más tarde y se reintenta.</w:t>
-      </w:r>
-    </w:p>
-    <w:p>
-      <w:pPr>
-        <w:spacing w:after="120" w:line="280"/>
-        <w:jc w:val="both"/>
-      </w:pPr>
-      <w:r>
-        <w:rPr>
-          <w:rFonts w:ascii="Lexend" w:cs="Lexend" w:eastAsia="Lexend" w:hAnsi="Lexend"/>
-          <w:b/>
-          <w:bCs/>
-          <w:color w:val="1A1A1A"/>
-          <w:sz w:val="22"/>
-          <w:szCs w:val="22"/>
-          <w:lang w:val="es-AR"/>
-        </w:rPr>
-        <w:t xml:space="preserve">Secuencia de funciones:</w:t>
-      </w:r>
-      <w:r>
-        <w:rPr>
-          <w:rFonts w:ascii="Lexend" w:cs="Lexend" w:eastAsia="Lexend" w:hAnsi="Lexend"/>
-          <w:color w:val="1A1A1A"/>
-          <w:sz w:val="22"/>
-          <w:szCs w:val="22"/>
-          <w:lang w:val="es-AR"/>
-        </w:rPr>
-        <w:t xml:space="preserve"> Autenticación → Consulta de oferta → Validaciones → Registro de inscripción → Informe del resultado → Auditoría.</w:t>
+        <w:t xml:space="preserve">¿La cifra de 3.000 alumnos simultáneos en los primeros 30 minutos está medida? (Sistemas)</w:t>
       </w:r>
     </w:p>
     <w:p>
@@ -2371,7 +1328,7 @@
           <w:szCs w:val="21"/>
           <w:lang w:val="es-AR"/>
         </w:rPr>
-        <w:t xml:space="preserve">SG3 · AMBIGÜEDADES, CONFLICTOS, FACTIBILIDAD Y VALIDACIÓN</w:t>
+        <w:t xml:space="preserve">SG2 · FICHA DE REQUISITOS DEL PRODUCTO (RP), DE INTERFAZ (RI) Y DERIVADOS (RD)</w:t>
       </w:r>
     </w:p>
     <w:tbl>
@@ -2388,9 +1345,12 @@
         <w:tblLayout w:type="fixed"/>
       </w:tblPr>
       <w:tblGrid>
-        <w:gridCol w:w="3470"/>
-        <w:gridCol w:w="1542"/>
-        <w:gridCol w:w="4626"/>
+        <w:gridCol w:w="578"/>
+        <w:gridCol w:w="2699"/>
+        <w:gridCol w:w="964"/>
+        <w:gridCol w:w="3084"/>
+        <w:gridCol w:w="1157"/>
+        <w:gridCol w:w="1156"/>
       </w:tblGrid>
       <w:tr>
         <w:trPr>
@@ -2399,7 +1359,7 @@
         </w:trPr>
         <w:tc>
           <w:tcPr>
-            <w:tcW w:type="dxa" w:w="3470"/>
+            <w:tcW w:type="dxa" w:w="578"/>
             <w:shd w:fill="DCE9F7" w:color="auto" w:val="clear"/>
             <w:tcMar>
               <w:top w:type="dxa" w:w="90"/>
@@ -2411,7 +1371,7 @@
           </w:tcPr>
           <w:p>
             <w:pPr>
-              <w:keepNext/>
+              <w:keepNext w:val="false"/>
               <w:suppressAutoHyphens/>
               <w:spacing w:after="0" w:before="0" w:line="252"/>
               <w:jc w:val="left"/>
@@ -2426,13 +1386,13 @@
                 <w:szCs w:val="18"/>
                 <w:lang w:val="es-AR"/>
               </w:rPr>
-              <w:t xml:space="preserve">Problema detectado</w:t>
-            </w:r>
-          </w:p>
-        </w:tc>
-        <w:tc>
-          <w:tcPr>
-            <w:tcW w:type="dxa" w:w="1542"/>
+              <w:t xml:space="preserve">ID</w:t>
+            </w:r>
+          </w:p>
+        </w:tc>
+        <w:tc>
+          <w:tcPr>
+            <w:tcW w:type="dxa" w:w="2699"/>
             <w:shd w:fill="DCE9F7" w:color="auto" w:val="clear"/>
             <w:tcMar>
               <w:top w:type="dxa" w:w="90"/>
@@ -2444,7 +1404,7 @@
           </w:tcPr>
           <w:p>
             <w:pPr>
-              <w:keepNext/>
+              <w:keepNext w:val="false"/>
               <w:suppressAutoHyphens/>
               <w:spacing w:after="0" w:before="0" w:line="252"/>
               <w:jc w:val="left"/>
@@ -2459,13 +1419,13 @@
                 <w:szCs w:val="18"/>
                 <w:lang w:val="es-AR"/>
               </w:rPr>
-              <w:t xml:space="preserve">Tipo</w:t>
-            </w:r>
-          </w:p>
-        </w:tc>
-        <w:tc>
-          <w:tcPr>
-            <w:tcW w:type="dxa" w:w="4626"/>
+              <w:t xml:space="preserve">Enunciado</w:t>
+            </w:r>
+          </w:p>
+        </w:tc>
+        <w:tc>
+          <w:tcPr>
+            <w:tcW w:type="dxa" w:w="964"/>
             <w:shd w:fill="DCE9F7" w:color="auto" w:val="clear"/>
             <w:tcMar>
               <w:top w:type="dxa" w:w="90"/>
@@ -2477,7 +1437,7 @@
           </w:tcPr>
           <w:p>
             <w:pPr>
-              <w:keepNext/>
+              <w:keepNext w:val="false"/>
               <w:suppressAutoHyphens/>
               <w:spacing w:after="0" w:before="0" w:line="252"/>
               <w:jc w:val="left"/>
@@ -2492,7 +1452,106 @@
                 <w:szCs w:val="18"/>
                 <w:lang w:val="es-AR"/>
               </w:rPr>
-              <w:t xml:space="preserve">Propuesta</w:t>
+              <w:t xml:space="preserve">Fuente</w:t>
+            </w:r>
+          </w:p>
+        </w:tc>
+        <w:tc>
+          <w:tcPr>
+            <w:tcW w:type="dxa" w:w="3084"/>
+            <w:shd w:fill="DCE9F7" w:color="auto" w:val="clear"/>
+            <w:tcMar>
+              <w:top w:type="dxa" w:w="90"/>
+              <w:left w:type="dxa" w:w="120"/>
+              <w:bottom w:type="dxa" w:w="90"/>
+              <w:right w:type="dxa" w:w="120"/>
+            </w:tcMar>
+            <w:vAlign w:val="center"/>
+          </w:tcPr>
+          <w:p>
+            <w:pPr>
+              <w:keepNext w:val="false"/>
+              <w:suppressAutoHyphens/>
+              <w:spacing w:after="0" w:before="0" w:line="252"/>
+              <w:jc w:val="left"/>
+            </w:pPr>
+            <w:r>
+              <w:rPr>
+                <w:rFonts w:ascii="Lexend" w:cs="Lexend" w:eastAsia="Lexend" w:hAnsi="Lexend"/>
+                <w:b/>
+                <w:bCs/>
+                <w:color w:val="15406B"/>
+                <w:sz w:val="18"/>
+                <w:szCs w:val="18"/>
+                <w:lang w:val="es-AR"/>
+              </w:rPr>
+              <w:t xml:space="preserve">Criterio de aceptación</w:t>
+            </w:r>
+          </w:p>
+        </w:tc>
+        <w:tc>
+          <w:tcPr>
+            <w:tcW w:type="dxa" w:w="1157"/>
+            <w:shd w:fill="DCE9F7" w:color="auto" w:val="clear"/>
+            <w:tcMar>
+              <w:top w:type="dxa" w:w="90"/>
+              <w:left w:type="dxa" w:w="120"/>
+              <w:bottom w:type="dxa" w:w="90"/>
+              <w:right w:type="dxa" w:w="120"/>
+            </w:tcMar>
+            <w:vAlign w:val="center"/>
+          </w:tcPr>
+          <w:p>
+            <w:pPr>
+              <w:keepNext w:val="false"/>
+              <w:suppressAutoHyphens/>
+              <w:spacing w:after="0" w:before="0" w:line="252"/>
+              <w:jc w:val="left"/>
+            </w:pPr>
+            <w:r>
+              <w:rPr>
+                <w:rFonts w:ascii="Lexend" w:cs="Lexend" w:eastAsia="Lexend" w:hAnsi="Lexend"/>
+                <w:b/>
+                <w:bCs/>
+                <w:color w:val="15406B"/>
+                <w:sz w:val="18"/>
+                <w:szCs w:val="18"/>
+                <w:lang w:val="es-AR"/>
+              </w:rPr>
+              <w:t xml:space="preserve">Prioridad</w:t>
+            </w:r>
+          </w:p>
+        </w:tc>
+        <w:tc>
+          <w:tcPr>
+            <w:tcW w:type="dxa" w:w="1156"/>
+            <w:shd w:fill="DCE9F7" w:color="auto" w:val="clear"/>
+            <w:tcMar>
+              <w:top w:type="dxa" w:w="90"/>
+              <w:left w:type="dxa" w:w="120"/>
+              <w:bottom w:type="dxa" w:w="90"/>
+              <w:right w:type="dxa" w:w="120"/>
+            </w:tcMar>
+            <w:vAlign w:val="center"/>
+          </w:tcPr>
+          <w:p>
+            <w:pPr>
+              <w:keepNext w:val="false"/>
+              <w:suppressAutoHyphens/>
+              <w:spacing w:after="0" w:before="0" w:line="252"/>
+              <w:jc w:val="left"/>
+            </w:pPr>
+            <w:r>
+              <w:rPr>
+                <w:rFonts w:ascii="Lexend" w:cs="Lexend" w:eastAsia="Lexend" w:hAnsi="Lexend"/>
+                <w:b/>
+                <w:bCs/>
+                <w:color w:val="15406B"/>
+                <w:sz w:val="18"/>
+                <w:szCs w:val="18"/>
+                <w:lang w:val="es-AR"/>
+              </w:rPr>
+              <w:t xml:space="preserve">Estado</w:t>
             </w:r>
           </w:p>
         </w:tc>
@@ -2504,91 +1563,181 @@
         </w:trPr>
         <w:tc>
           <w:tcPr>
-            <w:tcW w:type="dxa" w:w="3470"/>
-            <w:tcMar>
-              <w:top w:type="dxa" w:w="90"/>
-              <w:left w:type="dxa" w:w="120"/>
-              <w:bottom w:type="dxa" w:w="90"/>
-              <w:right w:type="dxa" w:w="120"/>
-            </w:tcMar>
-            <w:vAlign w:val="top"/>
-          </w:tcPr>
-          <w:p>
-            <w:pPr>
-              <w:keepNext/>
-              <w:suppressAutoHyphens/>
-              <w:spacing w:after="0" w:before="0" w:line="252"/>
-              <w:jc w:val="left"/>
-            </w:pPr>
-            <w:r>
-              <w:rPr>
-                <w:rFonts w:ascii="Lexend" w:cs="Lexend" w:eastAsia="Lexend" w:hAnsi="Lexend"/>
-                <w:color w:val="1A1A1A"/>
-                <w:sz w:val="18"/>
-                <w:szCs w:val="18"/>
-                <w:lang w:val="es-AR"/>
-              </w:rPr>
-              <w:t xml:space="preserve">"Correlativa aprobada": final aprobado o regularidad</w:t>
-            </w:r>
-          </w:p>
-        </w:tc>
-        <w:tc>
-          <w:tcPr>
-            <w:tcW w:type="dxa" w:w="1542"/>
-            <w:tcMar>
-              <w:top w:type="dxa" w:w="90"/>
-              <w:left w:type="dxa" w:w="120"/>
-              <w:bottom w:type="dxa" w:w="90"/>
-              <w:right w:type="dxa" w:w="120"/>
-            </w:tcMar>
-            <w:vAlign w:val="top"/>
-          </w:tcPr>
-          <w:p>
-            <w:pPr>
-              <w:keepNext/>
-              <w:suppressAutoHyphens/>
-              <w:spacing w:after="0" w:before="0" w:line="252"/>
-              <w:jc w:val="left"/>
-            </w:pPr>
-            <w:r>
-              <w:rPr>
-                <w:rFonts w:ascii="Lexend" w:cs="Lexend" w:eastAsia="Lexend" w:hAnsi="Lexend"/>
-                <w:color w:val="1A1A1A"/>
-                <w:sz w:val="18"/>
-                <w:szCs w:val="18"/>
-                <w:lang w:val="es-AR"/>
-              </w:rPr>
-              <w:t xml:space="preserve">Ambigüedad</w:t>
-            </w:r>
-          </w:p>
-        </w:tc>
-        <w:tc>
-          <w:tcPr>
-            <w:tcW w:type="dxa" w:w="4626"/>
-            <w:tcMar>
-              <w:top w:type="dxa" w:w="90"/>
-              <w:left w:type="dxa" w:w="120"/>
-              <w:bottom w:type="dxa" w:w="90"/>
-              <w:right w:type="dxa" w:w="120"/>
-            </w:tcMar>
-            <w:vAlign w:val="top"/>
-          </w:tcPr>
-          <w:p>
-            <w:pPr>
-              <w:keepNext/>
-              <w:suppressAutoHyphens/>
-              <w:spacing w:after="0" w:before="0" w:line="252"/>
-              <w:jc w:val="left"/>
-            </w:pPr>
-            <w:r>
-              <w:rPr>
-                <w:rFonts w:ascii="Lexend" w:cs="Lexend" w:eastAsia="Lexend" w:hAnsi="Lexend"/>
-                <w:color w:val="1A1A1A"/>
-                <w:sz w:val="18"/>
-                <w:szCs w:val="18"/>
-                <w:lang w:val="es-AR"/>
-              </w:rPr>
-              <w:t xml:space="preserve">Definirlo con Secretaría por plan de estudios y dejarlo configurable</w:t>
+            <w:tcW w:type="dxa" w:w="578"/>
+            <w:tcMar>
+              <w:top w:type="dxa" w:w="90"/>
+              <w:left w:type="dxa" w:w="120"/>
+              <w:bottom w:type="dxa" w:w="90"/>
+              <w:right w:type="dxa" w:w="120"/>
+            </w:tcMar>
+            <w:vAlign w:val="top"/>
+          </w:tcPr>
+          <w:p>
+            <w:pPr>
+              <w:keepNext w:val="false"/>
+              <w:suppressAutoHyphens/>
+              <w:spacing w:after="0" w:before="0" w:line="252"/>
+              <w:jc w:val="left"/>
+            </w:pPr>
+            <w:r>
+              <w:rPr>
+                <w:rFonts w:ascii="Lexend" w:cs="Lexend" w:eastAsia="Lexend" w:hAnsi="Lexend"/>
+                <w:color w:val="1A1A1A"/>
+                <w:sz w:val="18"/>
+                <w:szCs w:val="18"/>
+                <w:lang w:val="es-AR"/>
+              </w:rPr>
+              <w:t xml:space="preserve">RP1</w:t>
+            </w:r>
+          </w:p>
+        </w:tc>
+        <w:tc>
+          <w:tcPr>
+            <w:tcW w:type="dxa" w:w="2699"/>
+            <w:tcMar>
+              <w:top w:type="dxa" w:w="90"/>
+              <w:left w:type="dxa" w:w="120"/>
+              <w:bottom w:type="dxa" w:w="90"/>
+              <w:right w:type="dxa" w:w="120"/>
+            </w:tcMar>
+            <w:vAlign w:val="top"/>
+          </w:tcPr>
+          <w:p>
+            <w:pPr>
+              <w:keepNext w:val="false"/>
+              <w:suppressAutoHyphens/>
+              <w:spacing w:after="0" w:before="0" w:line="252"/>
+              <w:jc w:val="left"/>
+            </w:pPr>
+            <w:r>
+              <w:rPr>
+                <w:rFonts w:ascii="Lexend" w:cs="Lexend" w:eastAsia="Lexend" w:hAnsi="Lexend"/>
+                <w:color w:val="1A1A1A"/>
+                <w:sz w:val="18"/>
+                <w:szCs w:val="18"/>
+                <w:lang w:val="es-AR"/>
+              </w:rPr>
+              <w:t xml:space="preserve">Autenticar al usuario y determinar su rol (alumno, Secretaría, docente)</w:t>
+            </w:r>
+          </w:p>
+        </w:tc>
+        <w:tc>
+          <w:tcPr>
+            <w:tcW w:type="dxa" w:w="964"/>
+            <w:tcMar>
+              <w:top w:type="dxa" w:w="90"/>
+              <w:left w:type="dxa" w:w="120"/>
+              <w:bottom w:type="dxa" w:w="90"/>
+              <w:right w:type="dxa" w:w="120"/>
+            </w:tcMar>
+            <w:vAlign w:val="top"/>
+          </w:tcPr>
+          <w:p>
+            <w:pPr>
+              <w:keepNext w:val="false"/>
+              <w:suppressAutoHyphens/>
+              <w:spacing w:after="0" w:before="0" w:line="252"/>
+              <w:jc w:val="left"/>
+            </w:pPr>
+            <w:r>
+              <w:rPr>
+                <w:rFonts w:ascii="Lexend" w:cs="Lexend" w:eastAsia="Lexend" w:hAnsi="Lexend"/>
+                <w:color w:val="1A1A1A"/>
+                <w:sz w:val="18"/>
+                <w:szCs w:val="18"/>
+                <w:lang w:val="es-AR"/>
+              </w:rPr>
+              <w:t xml:space="preserve">RC1, RC2</w:t>
+            </w:r>
+          </w:p>
+        </w:tc>
+        <w:tc>
+          <w:tcPr>
+            <w:tcW w:type="dxa" w:w="3084"/>
+            <w:tcMar>
+              <w:top w:type="dxa" w:w="90"/>
+              <w:left w:type="dxa" w:w="120"/>
+              <w:bottom w:type="dxa" w:w="90"/>
+              <w:right w:type="dxa" w:w="120"/>
+            </w:tcMar>
+            <w:vAlign w:val="top"/>
+          </w:tcPr>
+          <w:p>
+            <w:pPr>
+              <w:keepNext w:val="false"/>
+              <w:suppressAutoHyphens/>
+              <w:spacing w:after="0" w:before="0" w:line="252"/>
+              <w:jc w:val="left"/>
+            </w:pPr>
+            <w:r>
+              <w:rPr>
+                <w:rFonts w:ascii="Lexend" w:cs="Lexend" w:eastAsia="Lexend" w:hAnsi="Lexend"/>
+                <w:color w:val="1A1A1A"/>
+                <w:sz w:val="18"/>
+                <w:szCs w:val="18"/>
+                <w:lang w:val="es-AR"/>
+              </w:rPr>
+              <w:t xml:space="preserve">Credenciales inválidas → acceso denegado; un alumno no puede entrar a la configuración</w:t>
+            </w:r>
+          </w:p>
+        </w:tc>
+        <w:tc>
+          <w:tcPr>
+            <w:tcW w:type="dxa" w:w="1157"/>
+            <w:tcMar>
+              <w:top w:type="dxa" w:w="90"/>
+              <w:left w:type="dxa" w:w="120"/>
+              <w:bottom w:type="dxa" w:w="90"/>
+              <w:right w:type="dxa" w:w="120"/>
+            </w:tcMar>
+            <w:vAlign w:val="top"/>
+          </w:tcPr>
+          <w:p>
+            <w:pPr>
+              <w:keepNext w:val="false"/>
+              <w:suppressAutoHyphens/>
+              <w:spacing w:after="0" w:before="0" w:line="252"/>
+              <w:jc w:val="left"/>
+            </w:pPr>
+            <w:r>
+              <w:rPr>
+                <w:rFonts w:ascii="Lexend" w:cs="Lexend" w:eastAsia="Lexend" w:hAnsi="Lexend"/>
+                <w:color w:val="1A1A1A"/>
+                <w:sz w:val="18"/>
+                <w:szCs w:val="18"/>
+                <w:lang w:val="es-AR"/>
+              </w:rPr>
+              <w:t xml:space="preserve">Alta</w:t>
+            </w:r>
+          </w:p>
+        </w:tc>
+        <w:tc>
+          <w:tcPr>
+            <w:tcW w:type="dxa" w:w="1156"/>
+            <w:tcMar>
+              <w:top w:type="dxa" w:w="90"/>
+              <w:left w:type="dxa" w:w="120"/>
+              <w:bottom w:type="dxa" w:w="90"/>
+              <w:right w:type="dxa" w:w="120"/>
+            </w:tcMar>
+            <w:vAlign w:val="top"/>
+          </w:tcPr>
+          <w:p>
+            <w:pPr>
+              <w:keepNext w:val="false"/>
+              <w:suppressAutoHyphens/>
+              <w:spacing w:after="0" w:before="0" w:line="252"/>
+              <w:jc w:val="left"/>
+            </w:pPr>
+            <w:r>
+              <w:rPr>
+                <w:rFonts w:ascii="Lexend" w:cs="Lexend" w:eastAsia="Lexend" w:hAnsi="Lexend"/>
+                <w:color w:val="1A1A1A"/>
+                <w:sz w:val="18"/>
+                <w:szCs w:val="18"/>
+                <w:lang w:val="es-AR"/>
+              </w:rPr>
+              <w:t xml:space="preserve">Aprobado</w:t>
             </w:r>
           </w:p>
         </w:tc>
@@ -2600,91 +1749,181 @@
         </w:trPr>
         <w:tc>
           <w:tcPr>
-            <w:tcW w:type="dxa" w:w="3470"/>
-            <w:tcMar>
-              <w:top w:type="dxa" w:w="90"/>
-              <w:left w:type="dxa" w:w="120"/>
-              <w:bottom w:type="dxa" w:w="90"/>
-              <w:right w:type="dxa" w:w="120"/>
-            </w:tcMar>
-            <w:vAlign w:val="top"/>
-          </w:tcPr>
-          <w:p>
-            <w:pPr>
-              <w:keepNext/>
-              <w:suppressAutoHyphens/>
-              <w:spacing w:after="0" w:before="0" w:line="252"/>
-              <w:jc w:val="left"/>
-            </w:pPr>
-            <w:r>
-              <w:rPr>
-                <w:rFonts w:ascii="Lexend" w:cs="Lexend" w:eastAsia="Lexend" w:hAnsi="Lexend"/>
-                <w:color w:val="1A1A1A"/>
-                <w:sz w:val="18"/>
-                <w:szCs w:val="18"/>
-                <w:lang w:val="es-AR"/>
-              </w:rPr>
-              <w:t xml:space="preserve">"No admitir inscripciones sin requisitos" vs. "podemos autorizar excepciones"</w:t>
-            </w:r>
-          </w:p>
-        </w:tc>
-        <w:tc>
-          <w:tcPr>
-            <w:tcW w:type="dxa" w:w="1542"/>
-            <w:tcMar>
-              <w:top w:type="dxa" w:w="90"/>
-              <w:left w:type="dxa" w:w="120"/>
-              <w:bottom w:type="dxa" w:w="90"/>
-              <w:right w:type="dxa" w:w="120"/>
-            </w:tcMar>
-            <w:vAlign w:val="top"/>
-          </w:tcPr>
-          <w:p>
-            <w:pPr>
-              <w:keepNext/>
-              <w:suppressAutoHyphens/>
-              <w:spacing w:after="0" w:before="0" w:line="252"/>
-              <w:jc w:val="left"/>
-            </w:pPr>
-            <w:r>
-              <w:rPr>
-                <w:rFonts w:ascii="Lexend" w:cs="Lexend" w:eastAsia="Lexend" w:hAnsi="Lexend"/>
-                <w:color w:val="1A1A1A"/>
-                <w:sz w:val="18"/>
-                <w:szCs w:val="18"/>
-                <w:lang w:val="es-AR"/>
-              </w:rPr>
-              <w:t xml:space="preserve">Conflicto</w:t>
-            </w:r>
-          </w:p>
-        </w:tc>
-        <w:tc>
-          <w:tcPr>
-            <w:tcW w:type="dxa" w:w="4626"/>
-            <w:tcMar>
-              <w:top w:type="dxa" w:w="90"/>
-              <w:left w:type="dxa" w:w="120"/>
-              <w:bottom w:type="dxa" w:w="90"/>
-              <w:right w:type="dxa" w:w="120"/>
-            </w:tcMar>
-            <w:vAlign w:val="top"/>
-          </w:tcPr>
-          <w:p>
-            <w:pPr>
-              <w:keepNext/>
-              <w:suppressAutoHyphens/>
-              <w:spacing w:after="0" w:before="0" w:line="252"/>
-              <w:jc w:val="left"/>
-            </w:pPr>
-            <w:r>
-              <w:rPr>
-                <w:rFonts w:ascii="Lexend" w:cs="Lexend" w:eastAsia="Lexend" w:hAnsi="Lexend"/>
-                <w:color w:val="1A1A1A"/>
-                <w:sz w:val="18"/>
-                <w:szCs w:val="18"/>
-                <w:lang w:val="es-AR"/>
-              </w:rPr>
-              <w:t xml:space="preserve">La validación automática siempre se aplica; la excepción es un trámite manual de Secretaría, fuera del flujo automático</w:t>
+            <w:tcW w:type="dxa" w:w="578"/>
+            <w:tcMar>
+              <w:top w:type="dxa" w:w="90"/>
+              <w:left w:type="dxa" w:w="120"/>
+              <w:bottom w:type="dxa" w:w="90"/>
+              <w:right w:type="dxa" w:w="120"/>
+            </w:tcMar>
+            <w:vAlign w:val="top"/>
+          </w:tcPr>
+          <w:p>
+            <w:pPr>
+              <w:keepNext w:val="false"/>
+              <w:suppressAutoHyphens/>
+              <w:spacing w:after="0" w:before="0" w:line="252"/>
+              <w:jc w:val="left"/>
+            </w:pPr>
+            <w:r>
+              <w:rPr>
+                <w:rFonts w:ascii="Lexend" w:cs="Lexend" w:eastAsia="Lexend" w:hAnsi="Lexend"/>
+                <w:color w:val="1A1A1A"/>
+                <w:sz w:val="18"/>
+                <w:szCs w:val="18"/>
+                <w:lang w:val="es-AR"/>
+              </w:rPr>
+              <w:t xml:space="preserve">RP2</w:t>
+            </w:r>
+          </w:p>
+        </w:tc>
+        <w:tc>
+          <w:tcPr>
+            <w:tcW w:type="dxa" w:w="2699"/>
+            <w:tcMar>
+              <w:top w:type="dxa" w:w="90"/>
+              <w:left w:type="dxa" w:w="120"/>
+              <w:bottom w:type="dxa" w:w="90"/>
+              <w:right w:type="dxa" w:w="120"/>
+            </w:tcMar>
+            <w:vAlign w:val="top"/>
+          </w:tcPr>
+          <w:p>
+            <w:pPr>
+              <w:keepNext w:val="false"/>
+              <w:suppressAutoHyphens/>
+              <w:spacing w:after="0" w:before="0" w:line="252"/>
+              <w:jc w:val="left"/>
+            </w:pPr>
+            <w:r>
+              <w:rPr>
+                <w:rFonts w:ascii="Lexend" w:cs="Lexend" w:eastAsia="Lexend" w:hAnsi="Lexend"/>
+                <w:color w:val="1A1A1A"/>
+                <w:sz w:val="18"/>
+                <w:szCs w:val="18"/>
+                <w:lang w:val="es-AR"/>
+              </w:rPr>
+              <w:t xml:space="preserve">Mostrar las comisiones (materia, días, horarios y cupo disponible) sólo de las materias que el alumno puede cursar</w:t>
+            </w:r>
+          </w:p>
+        </w:tc>
+        <w:tc>
+          <w:tcPr>
+            <w:tcW w:type="dxa" w:w="964"/>
+            <w:tcMar>
+              <w:top w:type="dxa" w:w="90"/>
+              <w:left w:type="dxa" w:w="120"/>
+              <w:bottom w:type="dxa" w:w="90"/>
+              <w:right w:type="dxa" w:w="120"/>
+            </w:tcMar>
+            <w:vAlign w:val="top"/>
+          </w:tcPr>
+          <w:p>
+            <w:pPr>
+              <w:keepNext w:val="false"/>
+              <w:suppressAutoHyphens/>
+              <w:spacing w:after="0" w:before="0" w:line="252"/>
+              <w:jc w:val="left"/>
+            </w:pPr>
+            <w:r>
+              <w:rPr>
+                <w:rFonts w:ascii="Lexend" w:cs="Lexend" w:eastAsia="Lexend" w:hAnsi="Lexend"/>
+                <w:color w:val="1A1A1A"/>
+                <w:sz w:val="18"/>
+                <w:szCs w:val="18"/>
+                <w:lang w:val="es-AR"/>
+              </w:rPr>
+              <w:t xml:space="preserve">RC1</w:t>
+            </w:r>
+          </w:p>
+        </w:tc>
+        <w:tc>
+          <w:tcPr>
+            <w:tcW w:type="dxa" w:w="3084"/>
+            <w:tcMar>
+              <w:top w:type="dxa" w:w="90"/>
+              <w:left w:type="dxa" w:w="120"/>
+              <w:bottom w:type="dxa" w:w="90"/>
+              <w:right w:type="dxa" w:w="120"/>
+            </w:tcMar>
+            <w:vAlign w:val="top"/>
+          </w:tcPr>
+          <w:p>
+            <w:pPr>
+              <w:keepNext w:val="false"/>
+              <w:suppressAutoHyphens/>
+              <w:spacing w:after="0" w:before="0" w:line="252"/>
+              <w:jc w:val="left"/>
+            </w:pPr>
+            <w:r>
+              <w:rPr>
+                <w:rFonts w:ascii="Lexend" w:cs="Lexend" w:eastAsia="Lexend" w:hAnsi="Lexend"/>
+                <w:color w:val="1A1A1A"/>
+                <w:sz w:val="18"/>
+                <w:szCs w:val="18"/>
+                <w:lang w:val="es-AR"/>
+              </w:rPr>
+              <w:t xml:space="preserve">No aparece ninguna materia cuyas correlativas el alumno no cumple</w:t>
+            </w:r>
+          </w:p>
+        </w:tc>
+        <w:tc>
+          <w:tcPr>
+            <w:tcW w:type="dxa" w:w="1157"/>
+            <w:tcMar>
+              <w:top w:type="dxa" w:w="90"/>
+              <w:left w:type="dxa" w:w="120"/>
+              <w:bottom w:type="dxa" w:w="90"/>
+              <w:right w:type="dxa" w:w="120"/>
+            </w:tcMar>
+            <w:vAlign w:val="top"/>
+          </w:tcPr>
+          <w:p>
+            <w:pPr>
+              <w:keepNext w:val="false"/>
+              <w:suppressAutoHyphens/>
+              <w:spacing w:after="0" w:before="0" w:line="252"/>
+              <w:jc w:val="left"/>
+            </w:pPr>
+            <w:r>
+              <w:rPr>
+                <w:rFonts w:ascii="Lexend" w:cs="Lexend" w:eastAsia="Lexend" w:hAnsi="Lexend"/>
+                <w:color w:val="1A1A1A"/>
+                <w:sz w:val="18"/>
+                <w:szCs w:val="18"/>
+                <w:lang w:val="es-AR"/>
+              </w:rPr>
+              <w:t xml:space="preserve">Alta</w:t>
+            </w:r>
+          </w:p>
+        </w:tc>
+        <w:tc>
+          <w:tcPr>
+            <w:tcW w:type="dxa" w:w="1156"/>
+            <w:tcMar>
+              <w:top w:type="dxa" w:w="90"/>
+              <w:left w:type="dxa" w:w="120"/>
+              <w:bottom w:type="dxa" w:w="90"/>
+              <w:right w:type="dxa" w:w="120"/>
+            </w:tcMar>
+            <w:vAlign w:val="top"/>
+          </w:tcPr>
+          <w:p>
+            <w:pPr>
+              <w:keepNext w:val="false"/>
+              <w:suppressAutoHyphens/>
+              <w:spacing w:after="0" w:before="0" w:line="252"/>
+              <w:jc w:val="left"/>
+            </w:pPr>
+            <w:r>
+              <w:rPr>
+                <w:rFonts w:ascii="Lexend" w:cs="Lexend" w:eastAsia="Lexend" w:hAnsi="Lexend"/>
+                <w:color w:val="1A1A1A"/>
+                <w:sz w:val="18"/>
+                <w:szCs w:val="18"/>
+                <w:lang w:val="es-AR"/>
+              </w:rPr>
+              <w:t xml:space="preserve">Propuesto</w:t>
             </w:r>
           </w:p>
         </w:tc>
@@ -2696,91 +1935,181 @@
         </w:trPr>
         <w:tc>
           <w:tcPr>
-            <w:tcW w:type="dxa" w:w="3470"/>
-            <w:tcMar>
-              <w:top w:type="dxa" w:w="90"/>
-              <w:left w:type="dxa" w:w="120"/>
-              <w:bottom w:type="dxa" w:w="90"/>
-              <w:right w:type="dxa" w:w="120"/>
-            </w:tcMar>
-            <w:vAlign w:val="top"/>
-          </w:tcPr>
-          <w:p>
-            <w:pPr>
-              <w:keepNext/>
-              <w:suppressAutoHyphens/>
-              <w:spacing w:after="0" w:before="0" w:line="252"/>
-              <w:jc w:val="left"/>
-            </w:pPr>
-            <w:r>
-              <w:rPr>
-                <w:rFonts w:ascii="Lexend" w:cs="Lexend" w:eastAsia="Lexend" w:hAnsi="Lexend"/>
-                <w:color w:val="1A1A1A"/>
-                <w:sz w:val="18"/>
-                <w:szCs w:val="18"/>
-                <w:lang w:val="es-AR"/>
-              </w:rPr>
-              <w:t xml:space="preserve">Confirmación inmediata vs. demoras del sistema académico</w:t>
-            </w:r>
-          </w:p>
-        </w:tc>
-        <w:tc>
-          <w:tcPr>
-            <w:tcW w:type="dxa" w:w="1542"/>
-            <w:tcMar>
-              <w:top w:type="dxa" w:w="90"/>
-              <w:left w:type="dxa" w:w="120"/>
-              <w:bottom w:type="dxa" w:w="90"/>
-              <w:right w:type="dxa" w:w="120"/>
-            </w:tcMar>
-            <w:vAlign w:val="top"/>
-          </w:tcPr>
-          <w:p>
-            <w:pPr>
-              <w:keepNext/>
-              <w:suppressAutoHyphens/>
-              <w:spacing w:after="0" w:before="0" w:line="252"/>
-              <w:jc w:val="left"/>
-            </w:pPr>
-            <w:r>
-              <w:rPr>
-                <w:rFonts w:ascii="Lexend" w:cs="Lexend" w:eastAsia="Lexend" w:hAnsi="Lexend"/>
-                <w:color w:val="1A1A1A"/>
-                <w:sz w:val="18"/>
-                <w:szCs w:val="18"/>
-                <w:lang w:val="es-AR"/>
-              </w:rPr>
-              <w:t xml:space="preserve">Compromiso entre atributos</w:t>
-            </w:r>
-          </w:p>
-        </w:tc>
-        <w:tc>
-          <w:tcPr>
-            <w:tcW w:type="dxa" w:w="4626"/>
-            <w:tcMar>
-              <w:top w:type="dxa" w:w="90"/>
-              <w:left w:type="dxa" w:w="120"/>
-              <w:bottom w:type="dxa" w:w="90"/>
-              <w:right w:type="dxa" w:w="120"/>
-            </w:tcMar>
-            <w:vAlign w:val="top"/>
-          </w:tcPr>
-          <w:p>
-            <w:pPr>
-              <w:keepNext/>
-              <w:suppressAutoHyphens/>
-              <w:spacing w:after="0" w:before="0" w:line="252"/>
-              <w:jc w:val="left"/>
-            </w:pPr>
-            <w:r>
-              <w:rPr>
-                <w:rFonts w:ascii="Lexend" w:cs="Lexend" w:eastAsia="Lexend" w:hAnsi="Lexend"/>
-                <w:color w:val="1A1A1A"/>
-                <w:sz w:val="18"/>
-                <w:szCs w:val="18"/>
-                <w:lang w:val="es-AR"/>
-              </w:rPr>
-              <w:t xml:space="preserve">Se prioriza la consistencia sobre la velocidad: estado "pendiente de confirmación"</w:t>
+            <w:tcW w:type="dxa" w:w="578"/>
+            <w:tcMar>
+              <w:top w:type="dxa" w:w="90"/>
+              <w:left w:type="dxa" w:w="120"/>
+              <w:bottom w:type="dxa" w:w="90"/>
+              <w:right w:type="dxa" w:w="120"/>
+            </w:tcMar>
+            <w:vAlign w:val="top"/>
+          </w:tcPr>
+          <w:p>
+            <w:pPr>
+              <w:keepNext w:val="false"/>
+              <w:suppressAutoHyphens/>
+              <w:spacing w:after="0" w:before="0" w:line="252"/>
+              <w:jc w:val="left"/>
+            </w:pPr>
+            <w:r>
+              <w:rPr>
+                <w:rFonts w:ascii="Lexend" w:cs="Lexend" w:eastAsia="Lexend" w:hAnsi="Lexend"/>
+                <w:color w:val="1A1A1A"/>
+                <w:sz w:val="18"/>
+                <w:szCs w:val="18"/>
+                <w:lang w:val="es-AR"/>
+              </w:rPr>
+              <w:t xml:space="preserve">RP3</w:t>
+            </w:r>
+          </w:p>
+        </w:tc>
+        <w:tc>
+          <w:tcPr>
+            <w:tcW w:type="dxa" w:w="2699"/>
+            <w:tcMar>
+              <w:top w:type="dxa" w:w="90"/>
+              <w:left w:type="dxa" w:w="120"/>
+              <w:bottom w:type="dxa" w:w="90"/>
+              <w:right w:type="dxa" w:w="120"/>
+            </w:tcMar>
+            <w:vAlign w:val="top"/>
+          </w:tcPr>
+          <w:p>
+            <w:pPr>
+              <w:keepNext w:val="false"/>
+              <w:suppressAutoHyphens/>
+              <w:spacing w:after="0" w:before="0" w:line="252"/>
+              <w:jc w:val="left"/>
+            </w:pPr>
+            <w:r>
+              <w:rPr>
+                <w:rFonts w:ascii="Lexend" w:cs="Lexend" w:eastAsia="Lexend" w:hAnsi="Lexend"/>
+                <w:color w:val="1A1A1A"/>
+                <w:sz w:val="18"/>
+                <w:szCs w:val="18"/>
+                <w:lang w:val="es-AR"/>
+              </w:rPr>
+              <w:t xml:space="preserve">Validar las correlatividades según el plan de estudios del alumno</w:t>
+            </w:r>
+          </w:p>
+        </w:tc>
+        <w:tc>
+          <w:tcPr>
+            <w:tcW w:type="dxa" w:w="964"/>
+            <w:tcMar>
+              <w:top w:type="dxa" w:w="90"/>
+              <w:left w:type="dxa" w:w="120"/>
+              <w:bottom w:type="dxa" w:w="90"/>
+              <w:right w:type="dxa" w:w="120"/>
+            </w:tcMar>
+            <w:vAlign w:val="top"/>
+          </w:tcPr>
+          <w:p>
+            <w:pPr>
+              <w:keepNext w:val="false"/>
+              <w:suppressAutoHyphens/>
+              <w:spacing w:after="0" w:before="0" w:line="252"/>
+              <w:jc w:val="left"/>
+            </w:pPr>
+            <w:r>
+              <w:rPr>
+                <w:rFonts w:ascii="Lexend" w:cs="Lexend" w:eastAsia="Lexend" w:hAnsi="Lexend"/>
+                <w:color w:val="1A1A1A"/>
+                <w:sz w:val="18"/>
+                <w:szCs w:val="18"/>
+                <w:lang w:val="es-AR"/>
+              </w:rPr>
+              <w:t xml:space="preserve">RC1</w:t>
+            </w:r>
+          </w:p>
+        </w:tc>
+        <w:tc>
+          <w:tcPr>
+            <w:tcW w:type="dxa" w:w="3084"/>
+            <w:tcMar>
+              <w:top w:type="dxa" w:w="90"/>
+              <w:left w:type="dxa" w:w="120"/>
+              <w:bottom w:type="dxa" w:w="90"/>
+              <w:right w:type="dxa" w:w="120"/>
+            </w:tcMar>
+            <w:vAlign w:val="top"/>
+          </w:tcPr>
+          <w:p>
+            <w:pPr>
+              <w:keepNext w:val="false"/>
+              <w:suppressAutoHyphens/>
+              <w:spacing w:after="0" w:before="0" w:line="252"/>
+              <w:jc w:val="left"/>
+            </w:pPr>
+            <w:r>
+              <w:rPr>
+                <w:rFonts w:ascii="Lexend" w:cs="Lexend" w:eastAsia="Lexend" w:hAnsi="Lexend"/>
+                <w:color w:val="1A1A1A"/>
+                <w:sz w:val="18"/>
+                <w:szCs w:val="18"/>
+                <w:lang w:val="es-AR"/>
+              </w:rPr>
+              <w:t xml:space="preserve">Alumno sin la correlativa → rechazo indicando qué materia falta</w:t>
+            </w:r>
+          </w:p>
+        </w:tc>
+        <w:tc>
+          <w:tcPr>
+            <w:tcW w:type="dxa" w:w="1157"/>
+            <w:tcMar>
+              <w:top w:type="dxa" w:w="90"/>
+              <w:left w:type="dxa" w:w="120"/>
+              <w:bottom w:type="dxa" w:w="90"/>
+              <w:right w:type="dxa" w:w="120"/>
+            </w:tcMar>
+            <w:vAlign w:val="top"/>
+          </w:tcPr>
+          <w:p>
+            <w:pPr>
+              <w:keepNext w:val="false"/>
+              <w:suppressAutoHyphens/>
+              <w:spacing w:after="0" w:before="0" w:line="252"/>
+              <w:jc w:val="left"/>
+            </w:pPr>
+            <w:r>
+              <w:rPr>
+                <w:rFonts w:ascii="Lexend" w:cs="Lexend" w:eastAsia="Lexend" w:hAnsi="Lexend"/>
+                <w:color w:val="1A1A1A"/>
+                <w:sz w:val="18"/>
+                <w:szCs w:val="18"/>
+                <w:lang w:val="es-AR"/>
+              </w:rPr>
+              <w:t xml:space="preserve">Alta</w:t>
+            </w:r>
+          </w:p>
+        </w:tc>
+        <w:tc>
+          <w:tcPr>
+            <w:tcW w:type="dxa" w:w="1156"/>
+            <w:tcMar>
+              <w:top w:type="dxa" w:w="90"/>
+              <w:left w:type="dxa" w:w="120"/>
+              <w:bottom w:type="dxa" w:w="90"/>
+              <w:right w:type="dxa" w:w="120"/>
+            </w:tcMar>
+            <w:vAlign w:val="top"/>
+          </w:tcPr>
+          <w:p>
+            <w:pPr>
+              <w:keepNext w:val="false"/>
+              <w:suppressAutoHyphens/>
+              <w:spacing w:after="0" w:before="0" w:line="252"/>
+              <w:jc w:val="left"/>
+            </w:pPr>
+            <w:r>
+              <w:rPr>
+                <w:rFonts w:ascii="Lexend" w:cs="Lexend" w:eastAsia="Lexend" w:hAnsi="Lexend"/>
+                <w:color w:val="1A1A1A"/>
+                <w:sz w:val="18"/>
+                <w:szCs w:val="18"/>
+                <w:lang w:val="es-AR"/>
+              </w:rPr>
+              <w:t xml:space="preserve">Propuesto</w:t>
             </w:r>
           </w:p>
         </w:tc>
@@ -2792,91 +2121,181 @@
         </w:trPr>
         <w:tc>
           <w:tcPr>
-            <w:tcW w:type="dxa" w:w="3470"/>
-            <w:tcMar>
-              <w:top w:type="dxa" w:w="90"/>
-              <w:left w:type="dxa" w:w="120"/>
-              <w:bottom w:type="dxa" w:w="90"/>
-              <w:right w:type="dxa" w:w="120"/>
-            </w:tcMar>
-            <w:vAlign w:val="top"/>
-          </w:tcPr>
-          <w:p>
-            <w:pPr>
-              <w:keepNext/>
-              <w:suppressAutoHyphens/>
-              <w:spacing w:after="0" w:before="0" w:line="252"/>
-              <w:jc w:val="left"/>
-            </w:pPr>
-            <w:r>
-              <w:rPr>
-                <w:rFonts w:ascii="Lexend" w:cs="Lexend" w:eastAsia="Lexend" w:hAnsi="Lexend"/>
-                <w:color w:val="1A1A1A"/>
-                <w:sz w:val="18"/>
-                <w:szCs w:val="18"/>
-                <w:lang w:val="es-AR"/>
-              </w:rPr>
-              <w:t xml:space="preserve">3.000 usuarios simultáneos sin validar</w:t>
-            </w:r>
-          </w:p>
-        </w:tc>
-        <w:tc>
-          <w:tcPr>
-            <w:tcW w:type="dxa" w:w="1542"/>
-            <w:tcMar>
-              <w:top w:type="dxa" w:w="90"/>
-              <w:left w:type="dxa" w:w="120"/>
-              <w:bottom w:type="dxa" w:w="90"/>
-              <w:right w:type="dxa" w:w="120"/>
-            </w:tcMar>
-            <w:vAlign w:val="top"/>
-          </w:tcPr>
-          <w:p>
-            <w:pPr>
-              <w:keepNext/>
-              <w:suppressAutoHyphens/>
-              <w:spacing w:after="0" w:before="0" w:line="252"/>
-              <w:jc w:val="left"/>
-            </w:pPr>
-            <w:r>
-              <w:rPr>
-                <w:rFonts w:ascii="Lexend" w:cs="Lexend" w:eastAsia="Lexend" w:hAnsi="Lexend"/>
-                <w:color w:val="1A1A1A"/>
-                <w:sz w:val="18"/>
-                <w:szCs w:val="18"/>
-                <w:lang w:val="es-AR"/>
-              </w:rPr>
-              <w:t xml:space="preserve">Factibilidad técnica</w:t>
-            </w:r>
-          </w:p>
-        </w:tc>
-        <w:tc>
-          <w:tcPr>
-            <w:tcW w:type="dxa" w:w="4626"/>
-            <w:tcMar>
-              <w:top w:type="dxa" w:w="90"/>
-              <w:left w:type="dxa" w:w="120"/>
-              <w:bottom w:type="dxa" w:w="90"/>
-              <w:right w:type="dxa" w:w="120"/>
-            </w:tcMar>
-            <w:vAlign w:val="top"/>
-          </w:tcPr>
-          <w:p>
-            <w:pPr>
-              <w:keepNext/>
-              <w:suppressAutoHyphens/>
-              <w:spacing w:after="0" w:before="0" w:line="252"/>
-              <w:jc w:val="left"/>
-            </w:pPr>
-            <w:r>
-              <w:rPr>
-                <w:rFonts w:ascii="Lexend" w:cs="Lexend" w:eastAsia="Lexend" w:hAnsi="Lexend"/>
-                <w:color w:val="1A1A1A"/>
-                <w:sz w:val="18"/>
-                <w:szCs w:val="18"/>
-                <w:lang w:val="es-AR"/>
-              </w:rPr>
-              <w:t xml:space="preserve">Prueba de carga temprana sobre un prototipo</w:t>
+            <w:tcW w:type="dxa" w:w="578"/>
+            <w:tcMar>
+              <w:top w:type="dxa" w:w="90"/>
+              <w:left w:type="dxa" w:w="120"/>
+              <w:bottom w:type="dxa" w:w="90"/>
+              <w:right w:type="dxa" w:w="120"/>
+            </w:tcMar>
+            <w:vAlign w:val="top"/>
+          </w:tcPr>
+          <w:p>
+            <w:pPr>
+              <w:keepNext w:val="false"/>
+              <w:suppressAutoHyphens/>
+              <w:spacing w:after="0" w:before="0" w:line="252"/>
+              <w:jc w:val="left"/>
+            </w:pPr>
+            <w:r>
+              <w:rPr>
+                <w:rFonts w:ascii="Lexend" w:cs="Lexend" w:eastAsia="Lexend" w:hAnsi="Lexend"/>
+                <w:color w:val="1A1A1A"/>
+                <w:sz w:val="18"/>
+                <w:szCs w:val="18"/>
+                <w:lang w:val="es-AR"/>
+              </w:rPr>
+              <w:t xml:space="preserve">RP4</w:t>
+            </w:r>
+          </w:p>
+        </w:tc>
+        <w:tc>
+          <w:tcPr>
+            <w:tcW w:type="dxa" w:w="2699"/>
+            <w:tcMar>
+              <w:top w:type="dxa" w:w="90"/>
+              <w:left w:type="dxa" w:w="120"/>
+              <w:bottom w:type="dxa" w:w="90"/>
+              <w:right w:type="dxa" w:w="120"/>
+            </w:tcMar>
+            <w:vAlign w:val="top"/>
+          </w:tcPr>
+          <w:p>
+            <w:pPr>
+              <w:keepNext w:val="false"/>
+              <w:suppressAutoHyphens/>
+              <w:spacing w:after="0" w:before="0" w:line="252"/>
+              <w:jc w:val="left"/>
+            </w:pPr>
+            <w:r>
+              <w:rPr>
+                <w:rFonts w:ascii="Lexend" w:cs="Lexend" w:eastAsia="Lexend" w:hAnsi="Lexend"/>
+                <w:color w:val="1A1A1A"/>
+                <w:sz w:val="18"/>
+                <w:szCs w:val="18"/>
+                <w:lang w:val="es-AR"/>
+              </w:rPr>
+              <w:t xml:space="preserve">Validar que la solicitud esté dentro del período oficial y que la comisión tenga cupo</w:t>
+            </w:r>
+          </w:p>
+        </w:tc>
+        <w:tc>
+          <w:tcPr>
+            <w:tcW w:type="dxa" w:w="964"/>
+            <w:tcMar>
+              <w:top w:type="dxa" w:w="90"/>
+              <w:left w:type="dxa" w:w="120"/>
+              <w:bottom w:type="dxa" w:w="90"/>
+              <w:right w:type="dxa" w:w="120"/>
+            </w:tcMar>
+            <w:vAlign w:val="top"/>
+          </w:tcPr>
+          <w:p>
+            <w:pPr>
+              <w:keepNext w:val="false"/>
+              <w:suppressAutoHyphens/>
+              <w:spacing w:after="0" w:before="0" w:line="252"/>
+              <w:jc w:val="left"/>
+            </w:pPr>
+            <w:r>
+              <w:rPr>
+                <w:rFonts w:ascii="Lexend" w:cs="Lexend" w:eastAsia="Lexend" w:hAnsi="Lexend"/>
+                <w:color w:val="1A1A1A"/>
+                <w:sz w:val="18"/>
+                <w:szCs w:val="18"/>
+                <w:lang w:val="es-AR"/>
+              </w:rPr>
+              <w:t xml:space="preserve">RC1, RC2</w:t>
+            </w:r>
+          </w:p>
+        </w:tc>
+        <w:tc>
+          <w:tcPr>
+            <w:tcW w:type="dxa" w:w="3084"/>
+            <w:tcMar>
+              <w:top w:type="dxa" w:w="90"/>
+              <w:left w:type="dxa" w:w="120"/>
+              <w:bottom w:type="dxa" w:w="90"/>
+              <w:right w:type="dxa" w:w="120"/>
+            </w:tcMar>
+            <w:vAlign w:val="top"/>
+          </w:tcPr>
+          <w:p>
+            <w:pPr>
+              <w:keepNext w:val="false"/>
+              <w:suppressAutoHyphens/>
+              <w:spacing w:after="0" w:before="0" w:line="252"/>
+              <w:jc w:val="left"/>
+            </w:pPr>
+            <w:r>
+              <w:rPr>
+                <w:rFonts w:ascii="Lexend" w:cs="Lexend" w:eastAsia="Lexend" w:hAnsi="Lexend"/>
+                <w:color w:val="1A1A1A"/>
+                <w:sz w:val="18"/>
+                <w:szCs w:val="18"/>
+                <w:lang w:val="es-AR"/>
+              </w:rPr>
+              <w:t xml:space="preserve">Fuera de fecha o sin cupo → rechazo con el motivo</w:t>
+            </w:r>
+          </w:p>
+        </w:tc>
+        <w:tc>
+          <w:tcPr>
+            <w:tcW w:type="dxa" w:w="1157"/>
+            <w:tcMar>
+              <w:top w:type="dxa" w:w="90"/>
+              <w:left w:type="dxa" w:w="120"/>
+              <w:bottom w:type="dxa" w:w="90"/>
+              <w:right w:type="dxa" w:w="120"/>
+            </w:tcMar>
+            <w:vAlign w:val="top"/>
+          </w:tcPr>
+          <w:p>
+            <w:pPr>
+              <w:keepNext w:val="false"/>
+              <w:suppressAutoHyphens/>
+              <w:spacing w:after="0" w:before="0" w:line="252"/>
+              <w:jc w:val="left"/>
+            </w:pPr>
+            <w:r>
+              <w:rPr>
+                <w:rFonts w:ascii="Lexend" w:cs="Lexend" w:eastAsia="Lexend" w:hAnsi="Lexend"/>
+                <w:color w:val="1A1A1A"/>
+                <w:sz w:val="18"/>
+                <w:szCs w:val="18"/>
+                <w:lang w:val="es-AR"/>
+              </w:rPr>
+              <w:t xml:space="preserve">Alta</w:t>
+            </w:r>
+          </w:p>
+        </w:tc>
+        <w:tc>
+          <w:tcPr>
+            <w:tcW w:type="dxa" w:w="1156"/>
+            <w:tcMar>
+              <w:top w:type="dxa" w:w="90"/>
+              <w:left w:type="dxa" w:w="120"/>
+              <w:bottom w:type="dxa" w:w="90"/>
+              <w:right w:type="dxa" w:w="120"/>
+            </w:tcMar>
+            <w:vAlign w:val="top"/>
+          </w:tcPr>
+          <w:p>
+            <w:pPr>
+              <w:keepNext w:val="false"/>
+              <w:suppressAutoHyphens/>
+              <w:spacing w:after="0" w:before="0" w:line="252"/>
+              <w:jc w:val="left"/>
+            </w:pPr>
+            <w:r>
+              <w:rPr>
+                <w:rFonts w:ascii="Lexend" w:cs="Lexend" w:eastAsia="Lexend" w:hAnsi="Lexend"/>
+                <w:color w:val="1A1A1A"/>
+                <w:sz w:val="18"/>
+                <w:szCs w:val="18"/>
+                <w:lang w:val="es-AR"/>
+              </w:rPr>
+              <w:t xml:space="preserve">Aprobado</w:t>
             </w:r>
           </w:p>
         </w:tc>
@@ -2888,91 +2307,1483 @@
         </w:trPr>
         <w:tc>
           <w:tcPr>
-            <w:tcW w:type="dxa" w:w="3470"/>
-            <w:tcMar>
-              <w:top w:type="dxa" w:w="90"/>
-              <w:left w:type="dxa" w:w="120"/>
-              <w:bottom w:type="dxa" w:w="90"/>
-              <w:right w:type="dxa" w:w="120"/>
-            </w:tcMar>
-            <w:vAlign w:val="top"/>
-          </w:tcPr>
-          <w:p>
-            <w:pPr>
-              <w:keepNext w:val="false"/>
-              <w:suppressAutoHyphens/>
-              <w:spacing w:after="0" w:before="0" w:line="252"/>
-              <w:jc w:val="left"/>
-            </w:pPr>
-            <w:r>
-              <w:rPr>
-                <w:rFonts w:ascii="Lexend" w:cs="Lexend" w:eastAsia="Lexend" w:hAnsi="Lexend"/>
-                <w:color w:val="1A1A1A"/>
-                <w:sz w:val="18"/>
-                <w:szCs w:val="18"/>
-                <w:lang w:val="es-AR"/>
-              </w:rPr>
-              <w:t xml:space="preserve">Plazo (próximo cuatrimestre) vs. alcance</w:t>
-            </w:r>
-          </w:p>
-        </w:tc>
-        <w:tc>
-          <w:tcPr>
-            <w:tcW w:type="dxa" w:w="1542"/>
-            <w:tcMar>
-              <w:top w:type="dxa" w:w="90"/>
-              <w:left w:type="dxa" w:w="120"/>
-              <w:bottom w:type="dxa" w:w="90"/>
-              <w:right w:type="dxa" w:w="120"/>
-            </w:tcMar>
-            <w:vAlign w:val="top"/>
-          </w:tcPr>
-          <w:p>
-            <w:pPr>
-              <w:keepNext w:val="false"/>
-              <w:suppressAutoHyphens/>
-              <w:spacing w:after="0" w:before="0" w:line="252"/>
-              <w:jc w:val="left"/>
-            </w:pPr>
-            <w:r>
-              <w:rPr>
-                <w:rFonts w:ascii="Lexend" w:cs="Lexend" w:eastAsia="Lexend" w:hAnsi="Lexend"/>
-                <w:color w:val="1A1A1A"/>
-                <w:sz w:val="18"/>
-                <w:szCs w:val="18"/>
-                <w:lang w:val="es-AR"/>
-              </w:rPr>
-              <w:t xml:space="preserve">Factibilidad de plazo</w:t>
-            </w:r>
-          </w:p>
-        </w:tc>
-        <w:tc>
-          <w:tcPr>
-            <w:tcW w:type="dxa" w:w="4626"/>
-            <w:tcMar>
-              <w:top w:type="dxa" w:w="90"/>
-              <w:left w:type="dxa" w:w="120"/>
-              <w:bottom w:type="dxa" w:w="90"/>
-              <w:right w:type="dxa" w:w="120"/>
-            </w:tcMar>
-            <w:vAlign w:val="top"/>
-          </w:tcPr>
-          <w:p>
-            <w:pPr>
-              <w:keepNext w:val="false"/>
-              <w:suppressAutoHyphens/>
-              <w:spacing w:after="0" w:before="0" w:line="252"/>
-              <w:jc w:val="left"/>
-            </w:pPr>
-            <w:r>
-              <w:rPr>
-                <w:rFonts w:ascii="Lexend" w:cs="Lexend" w:eastAsia="Lexend" w:hAnsi="Lexend"/>
-                <w:color w:val="1A1A1A"/>
-                <w:sz w:val="18"/>
-                <w:szCs w:val="18"/>
-                <w:lang w:val="es-AR"/>
-              </w:rPr>
-              <w:t xml:space="preserve">Primera versión sin lista de espera ni cambio de comisión</w:t>
+            <w:tcW w:type="dxa" w:w="578"/>
+            <w:tcMar>
+              <w:top w:type="dxa" w:w="90"/>
+              <w:left w:type="dxa" w:w="120"/>
+              <w:bottom w:type="dxa" w:w="90"/>
+              <w:right w:type="dxa" w:w="120"/>
+            </w:tcMar>
+            <w:vAlign w:val="top"/>
+          </w:tcPr>
+          <w:p>
+            <w:pPr>
+              <w:keepNext w:val="false"/>
+              <w:suppressAutoHyphens/>
+              <w:spacing w:after="0" w:before="0" w:line="252"/>
+              <w:jc w:val="left"/>
+            </w:pPr>
+            <w:r>
+              <w:rPr>
+                <w:rFonts w:ascii="Lexend" w:cs="Lexend" w:eastAsia="Lexend" w:hAnsi="Lexend"/>
+                <w:color w:val="1A1A1A"/>
+                <w:sz w:val="18"/>
+                <w:szCs w:val="18"/>
+                <w:lang w:val="es-AR"/>
+              </w:rPr>
+              <w:t xml:space="preserve">RP5</w:t>
+            </w:r>
+          </w:p>
+        </w:tc>
+        <w:tc>
+          <w:tcPr>
+            <w:tcW w:type="dxa" w:w="2699"/>
+            <w:tcMar>
+              <w:top w:type="dxa" w:w="90"/>
+              <w:left w:type="dxa" w:w="120"/>
+              <w:bottom w:type="dxa" w:w="90"/>
+              <w:right w:type="dxa" w:w="120"/>
+            </w:tcMar>
+            <w:vAlign w:val="top"/>
+          </w:tcPr>
+          <w:p>
+            <w:pPr>
+              <w:keepNext w:val="false"/>
+              <w:suppressAutoHyphens/>
+              <w:spacing w:after="0" w:before="0" w:line="252"/>
+              <w:jc w:val="left"/>
+            </w:pPr>
+            <w:r>
+              <w:rPr>
+                <w:rFonts w:ascii="Lexend" w:cs="Lexend" w:eastAsia="Lexend" w:hAnsi="Lexend"/>
+                <w:color w:val="1A1A1A"/>
+                <w:sz w:val="18"/>
+                <w:szCs w:val="18"/>
+                <w:lang w:val="es-AR"/>
+              </w:rPr>
+              <w:t xml:space="preserve">Registrar la inscripción y descontar el cupo en una sola operación, sin sobrecupo aunque haya accesos simultáneos</w:t>
+            </w:r>
+          </w:p>
+        </w:tc>
+        <w:tc>
+          <w:tcPr>
+            <w:tcW w:type="dxa" w:w="964"/>
+            <w:tcMar>
+              <w:top w:type="dxa" w:w="90"/>
+              <w:left w:type="dxa" w:w="120"/>
+              <w:bottom w:type="dxa" w:w="90"/>
+              <w:right w:type="dxa" w:w="120"/>
+            </w:tcMar>
+            <w:vAlign w:val="top"/>
+          </w:tcPr>
+          <w:p>
+            <w:pPr>
+              <w:keepNext w:val="false"/>
+              <w:suppressAutoHyphens/>
+              <w:spacing w:after="0" w:before="0" w:line="252"/>
+              <w:jc w:val="left"/>
+            </w:pPr>
+            <w:r>
+              <w:rPr>
+                <w:rFonts w:ascii="Lexend" w:cs="Lexend" w:eastAsia="Lexend" w:hAnsi="Lexend"/>
+                <w:color w:val="1A1A1A"/>
+                <w:sz w:val="18"/>
+                <w:szCs w:val="18"/>
+                <w:lang w:val="es-AR"/>
+              </w:rPr>
+              <w:t xml:space="preserve">RC1, RC2</w:t>
+            </w:r>
+          </w:p>
+        </w:tc>
+        <w:tc>
+          <w:tcPr>
+            <w:tcW w:type="dxa" w:w="3084"/>
+            <w:tcMar>
+              <w:top w:type="dxa" w:w="90"/>
+              <w:left w:type="dxa" w:w="120"/>
+              <w:bottom w:type="dxa" w:w="90"/>
+              <w:right w:type="dxa" w:w="120"/>
+            </w:tcMar>
+            <w:vAlign w:val="top"/>
+          </w:tcPr>
+          <w:p>
+            <w:pPr>
+              <w:keepNext w:val="false"/>
+              <w:suppressAutoHyphens/>
+              <w:spacing w:after="0" w:before="0" w:line="252"/>
+              <w:jc w:val="left"/>
+            </w:pPr>
+            <w:r>
+              <w:rPr>
+                <w:rFonts w:ascii="Lexend" w:cs="Lexend" w:eastAsia="Lexend" w:hAnsi="Lexend"/>
+                <w:color w:val="1A1A1A"/>
+                <w:sz w:val="18"/>
+                <w:szCs w:val="18"/>
+                <w:lang w:val="es-AR"/>
+              </w:rPr>
+              <w:t xml:space="preserve">Dos solicitudes simultáneas por el último cupo → sólo una queda inscripta</w:t>
+            </w:r>
+          </w:p>
+        </w:tc>
+        <w:tc>
+          <w:tcPr>
+            <w:tcW w:type="dxa" w:w="1157"/>
+            <w:tcMar>
+              <w:top w:type="dxa" w:w="90"/>
+              <w:left w:type="dxa" w:w="120"/>
+              <w:bottom w:type="dxa" w:w="90"/>
+              <w:right w:type="dxa" w:w="120"/>
+            </w:tcMar>
+            <w:vAlign w:val="top"/>
+          </w:tcPr>
+          <w:p>
+            <w:pPr>
+              <w:keepNext w:val="false"/>
+              <w:suppressAutoHyphens/>
+              <w:spacing w:after="0" w:before="0" w:line="252"/>
+              <w:jc w:val="left"/>
+            </w:pPr>
+            <w:r>
+              <w:rPr>
+                <w:rFonts w:ascii="Lexend" w:cs="Lexend" w:eastAsia="Lexend" w:hAnsi="Lexend"/>
+                <w:color w:val="1A1A1A"/>
+                <w:sz w:val="18"/>
+                <w:szCs w:val="18"/>
+                <w:lang w:val="es-AR"/>
+              </w:rPr>
+              <w:t xml:space="preserve">Alta</w:t>
+            </w:r>
+          </w:p>
+        </w:tc>
+        <w:tc>
+          <w:tcPr>
+            <w:tcW w:type="dxa" w:w="1156"/>
+            <w:tcMar>
+              <w:top w:type="dxa" w:w="90"/>
+              <w:left w:type="dxa" w:w="120"/>
+              <w:bottom w:type="dxa" w:w="90"/>
+              <w:right w:type="dxa" w:w="120"/>
+            </w:tcMar>
+            <w:vAlign w:val="top"/>
+          </w:tcPr>
+          <w:p>
+            <w:pPr>
+              <w:keepNext w:val="false"/>
+              <w:suppressAutoHyphens/>
+              <w:spacing w:after="0" w:before="0" w:line="252"/>
+              <w:jc w:val="left"/>
+            </w:pPr>
+            <w:r>
+              <w:rPr>
+                <w:rFonts w:ascii="Lexend" w:cs="Lexend" w:eastAsia="Lexend" w:hAnsi="Lexend"/>
+                <w:color w:val="1A1A1A"/>
+                <w:sz w:val="18"/>
+                <w:szCs w:val="18"/>
+                <w:lang w:val="es-AR"/>
+              </w:rPr>
+              <w:t xml:space="preserve">Aprobado</w:t>
+            </w:r>
+          </w:p>
+        </w:tc>
+      </w:tr>
+      <w:tr>
+        <w:trPr>
+          <w:cantSplit/>
+          <w:tblHeader w:val="false"/>
+        </w:trPr>
+        <w:tc>
+          <w:tcPr>
+            <w:tcW w:type="dxa" w:w="578"/>
+            <w:tcMar>
+              <w:top w:type="dxa" w:w="90"/>
+              <w:left w:type="dxa" w:w="120"/>
+              <w:bottom w:type="dxa" w:w="90"/>
+              <w:right w:type="dxa" w:w="120"/>
+            </w:tcMar>
+            <w:vAlign w:val="top"/>
+          </w:tcPr>
+          <w:p>
+            <w:pPr>
+              <w:keepNext w:val="false"/>
+              <w:suppressAutoHyphens/>
+              <w:spacing w:after="0" w:before="0" w:line="252"/>
+              <w:jc w:val="left"/>
+            </w:pPr>
+            <w:r>
+              <w:rPr>
+                <w:rFonts w:ascii="Lexend" w:cs="Lexend" w:eastAsia="Lexend" w:hAnsi="Lexend"/>
+                <w:color w:val="1A1A1A"/>
+                <w:sz w:val="18"/>
+                <w:szCs w:val="18"/>
+                <w:lang w:val="es-AR"/>
+              </w:rPr>
+              <w:t xml:space="preserve">RP6</w:t>
+            </w:r>
+          </w:p>
+        </w:tc>
+        <w:tc>
+          <w:tcPr>
+            <w:tcW w:type="dxa" w:w="2699"/>
+            <w:tcMar>
+              <w:top w:type="dxa" w:w="90"/>
+              <w:left w:type="dxa" w:w="120"/>
+              <w:bottom w:type="dxa" w:w="90"/>
+              <w:right w:type="dxa" w:w="120"/>
+            </w:tcMar>
+            <w:vAlign w:val="top"/>
+          </w:tcPr>
+          <w:p>
+            <w:pPr>
+              <w:keepNext w:val="false"/>
+              <w:suppressAutoHyphens/>
+              <w:spacing w:after="0" w:before="0" w:line="252"/>
+              <w:jc w:val="left"/>
+            </w:pPr>
+            <w:r>
+              <w:rPr>
+                <w:rFonts w:ascii="Lexend" w:cs="Lexend" w:eastAsia="Lexend" w:hAnsi="Lexend"/>
+                <w:color w:val="1A1A1A"/>
+                <w:sz w:val="18"/>
+                <w:szCs w:val="18"/>
+                <w:lang w:val="es-AR"/>
+              </w:rPr>
+              <w:t xml:space="preserve">Informar el resultado: comprobante de inscripción o motivo del rechazo</w:t>
+            </w:r>
+          </w:p>
+        </w:tc>
+        <w:tc>
+          <w:tcPr>
+            <w:tcW w:type="dxa" w:w="964"/>
+            <w:tcMar>
+              <w:top w:type="dxa" w:w="90"/>
+              <w:left w:type="dxa" w:w="120"/>
+              <w:bottom w:type="dxa" w:w="90"/>
+              <w:right w:type="dxa" w:w="120"/>
+            </w:tcMar>
+            <w:vAlign w:val="top"/>
+          </w:tcPr>
+          <w:p>
+            <w:pPr>
+              <w:keepNext w:val="false"/>
+              <w:suppressAutoHyphens/>
+              <w:spacing w:after="0" w:before="0" w:line="252"/>
+              <w:jc w:val="left"/>
+            </w:pPr>
+            <w:r>
+              <w:rPr>
+                <w:rFonts w:ascii="Lexend" w:cs="Lexend" w:eastAsia="Lexend" w:hAnsi="Lexend"/>
+                <w:color w:val="1A1A1A"/>
+                <w:sz w:val="18"/>
+                <w:szCs w:val="18"/>
+                <w:lang w:val="es-AR"/>
+              </w:rPr>
+              <w:t xml:space="preserve">RC1</w:t>
+            </w:r>
+          </w:p>
+        </w:tc>
+        <w:tc>
+          <w:tcPr>
+            <w:tcW w:type="dxa" w:w="3084"/>
+            <w:tcMar>
+              <w:top w:type="dxa" w:w="90"/>
+              <w:left w:type="dxa" w:w="120"/>
+              <w:bottom w:type="dxa" w:w="90"/>
+              <w:right w:type="dxa" w:w="120"/>
+            </w:tcMar>
+            <w:vAlign w:val="top"/>
+          </w:tcPr>
+          <w:p>
+            <w:pPr>
+              <w:keepNext w:val="false"/>
+              <w:suppressAutoHyphens/>
+              <w:spacing w:after="0" w:before="0" w:line="252"/>
+              <w:jc w:val="left"/>
+            </w:pPr>
+            <w:r>
+              <w:rPr>
+                <w:rFonts w:ascii="Lexend" w:cs="Lexend" w:eastAsia="Lexend" w:hAnsi="Lexend"/>
+                <w:color w:val="1A1A1A"/>
+                <w:sz w:val="18"/>
+                <w:szCs w:val="18"/>
+                <w:lang w:val="es-AR"/>
+              </w:rPr>
+              <w:t xml:space="preserve">Toda solicitud aceptada genera un comprobante con número</w:t>
+            </w:r>
+          </w:p>
+        </w:tc>
+        <w:tc>
+          <w:tcPr>
+            <w:tcW w:type="dxa" w:w="1157"/>
+            <w:tcMar>
+              <w:top w:type="dxa" w:w="90"/>
+              <w:left w:type="dxa" w:w="120"/>
+              <w:bottom w:type="dxa" w:w="90"/>
+              <w:right w:type="dxa" w:w="120"/>
+            </w:tcMar>
+            <w:vAlign w:val="top"/>
+          </w:tcPr>
+          <w:p>
+            <w:pPr>
+              <w:keepNext w:val="false"/>
+              <w:suppressAutoHyphens/>
+              <w:spacing w:after="0" w:before="0" w:line="252"/>
+              <w:jc w:val="left"/>
+            </w:pPr>
+            <w:r>
+              <w:rPr>
+                <w:rFonts w:ascii="Lexend" w:cs="Lexend" w:eastAsia="Lexend" w:hAnsi="Lexend"/>
+                <w:color w:val="1A1A1A"/>
+                <w:sz w:val="18"/>
+                <w:szCs w:val="18"/>
+                <w:lang w:val="es-AR"/>
+              </w:rPr>
+              <w:t xml:space="preserve">Alta</w:t>
+            </w:r>
+          </w:p>
+        </w:tc>
+        <w:tc>
+          <w:tcPr>
+            <w:tcW w:type="dxa" w:w="1156"/>
+            <w:tcMar>
+              <w:top w:type="dxa" w:w="90"/>
+              <w:left w:type="dxa" w:w="120"/>
+              <w:bottom w:type="dxa" w:w="90"/>
+              <w:right w:type="dxa" w:w="120"/>
+            </w:tcMar>
+            <w:vAlign w:val="top"/>
+          </w:tcPr>
+          <w:p>
+            <w:pPr>
+              <w:keepNext w:val="false"/>
+              <w:suppressAutoHyphens/>
+              <w:spacing w:after="0" w:before="0" w:line="252"/>
+              <w:jc w:val="left"/>
+            </w:pPr>
+            <w:r>
+              <w:rPr>
+                <w:rFonts w:ascii="Lexend" w:cs="Lexend" w:eastAsia="Lexend" w:hAnsi="Lexend"/>
+                <w:color w:val="1A1A1A"/>
+                <w:sz w:val="18"/>
+                <w:szCs w:val="18"/>
+                <w:lang w:val="es-AR"/>
+              </w:rPr>
+              <w:t xml:space="preserve">Aprobado</w:t>
+            </w:r>
+          </w:p>
+        </w:tc>
+      </w:tr>
+      <w:tr>
+        <w:trPr>
+          <w:cantSplit/>
+          <w:tblHeader w:val="false"/>
+        </w:trPr>
+        <w:tc>
+          <w:tcPr>
+            <w:tcW w:type="dxa" w:w="578"/>
+            <w:tcMar>
+              <w:top w:type="dxa" w:w="90"/>
+              <w:left w:type="dxa" w:w="120"/>
+              <w:bottom w:type="dxa" w:w="90"/>
+              <w:right w:type="dxa" w:w="120"/>
+            </w:tcMar>
+            <w:vAlign w:val="top"/>
+          </w:tcPr>
+          <w:p>
+            <w:pPr>
+              <w:keepNext w:val="false"/>
+              <w:suppressAutoHyphens/>
+              <w:spacing w:after="0" w:before="0" w:line="252"/>
+              <w:jc w:val="left"/>
+            </w:pPr>
+            <w:r>
+              <w:rPr>
+                <w:rFonts w:ascii="Lexend" w:cs="Lexend" w:eastAsia="Lexend" w:hAnsi="Lexend"/>
+                <w:color w:val="1A1A1A"/>
+                <w:sz w:val="18"/>
+                <w:szCs w:val="18"/>
+                <w:lang w:val="es-AR"/>
+              </w:rPr>
+              <w:t xml:space="preserve">RP7</w:t>
+            </w:r>
+          </w:p>
+        </w:tc>
+        <w:tc>
+          <w:tcPr>
+            <w:tcW w:type="dxa" w:w="2699"/>
+            <w:tcMar>
+              <w:top w:type="dxa" w:w="90"/>
+              <w:left w:type="dxa" w:w="120"/>
+              <w:bottom w:type="dxa" w:w="90"/>
+              <w:right w:type="dxa" w:w="120"/>
+            </w:tcMar>
+            <w:vAlign w:val="top"/>
+          </w:tcPr>
+          <w:p>
+            <w:pPr>
+              <w:keepNext w:val="false"/>
+              <w:suppressAutoHyphens/>
+              <w:spacing w:after="0" w:before="0" w:line="252"/>
+              <w:jc w:val="left"/>
+            </w:pPr>
+            <w:r>
+              <w:rPr>
+                <w:rFonts w:ascii="Lexend" w:cs="Lexend" w:eastAsia="Lexend" w:hAnsi="Lexend"/>
+                <w:color w:val="1A1A1A"/>
+                <w:sz w:val="18"/>
+                <w:szCs w:val="18"/>
+                <w:lang w:val="es-AR"/>
+              </w:rPr>
+              <w:t xml:space="preserve">Alta, modificación y baja de períodos de inscripción y cupos por comisión (sólo Secretaría)</w:t>
+            </w:r>
+          </w:p>
+        </w:tc>
+        <w:tc>
+          <w:tcPr>
+            <w:tcW w:type="dxa" w:w="964"/>
+            <w:tcMar>
+              <w:top w:type="dxa" w:w="90"/>
+              <w:left w:type="dxa" w:w="120"/>
+              <w:bottom w:type="dxa" w:w="90"/>
+              <w:right w:type="dxa" w:w="120"/>
+            </w:tcMar>
+            <w:vAlign w:val="top"/>
+          </w:tcPr>
+          <w:p>
+            <w:pPr>
+              <w:keepNext w:val="false"/>
+              <w:suppressAutoHyphens/>
+              <w:spacing w:after="0" w:before="0" w:line="252"/>
+              <w:jc w:val="left"/>
+            </w:pPr>
+            <w:r>
+              <w:rPr>
+                <w:rFonts w:ascii="Lexend" w:cs="Lexend" w:eastAsia="Lexend" w:hAnsi="Lexend"/>
+                <w:color w:val="1A1A1A"/>
+                <w:sz w:val="18"/>
+                <w:szCs w:val="18"/>
+                <w:lang w:val="es-AR"/>
+              </w:rPr>
+              <w:t xml:space="preserve">RC2</w:t>
+            </w:r>
+          </w:p>
+        </w:tc>
+        <w:tc>
+          <w:tcPr>
+            <w:tcW w:type="dxa" w:w="3084"/>
+            <w:tcMar>
+              <w:top w:type="dxa" w:w="90"/>
+              <w:left w:type="dxa" w:w="120"/>
+              <w:bottom w:type="dxa" w:w="90"/>
+              <w:right w:type="dxa" w:w="120"/>
+            </w:tcMar>
+            <w:vAlign w:val="top"/>
+          </w:tcPr>
+          <w:p>
+            <w:pPr>
+              <w:keepNext w:val="false"/>
+              <w:suppressAutoHyphens/>
+              <w:spacing w:after="0" w:before="0" w:line="252"/>
+              <w:jc w:val="left"/>
+            </w:pPr>
+            <w:r>
+              <w:rPr>
+                <w:rFonts w:ascii="Lexend" w:cs="Lexend" w:eastAsia="Lexend" w:hAnsi="Lexend"/>
+                <w:color w:val="1A1A1A"/>
+                <w:sz w:val="18"/>
+                <w:szCs w:val="18"/>
+                <w:lang w:val="es-AR"/>
+              </w:rPr>
+              <w:t xml:space="preserve">Un cupo modificado se refleja en la oferta que ve el alumno</w:t>
+            </w:r>
+          </w:p>
+        </w:tc>
+        <w:tc>
+          <w:tcPr>
+            <w:tcW w:type="dxa" w:w="1157"/>
+            <w:tcMar>
+              <w:top w:type="dxa" w:w="90"/>
+              <w:left w:type="dxa" w:w="120"/>
+              <w:bottom w:type="dxa" w:w="90"/>
+              <w:right w:type="dxa" w:w="120"/>
+            </w:tcMar>
+            <w:vAlign w:val="top"/>
+          </w:tcPr>
+          <w:p>
+            <w:pPr>
+              <w:keepNext w:val="false"/>
+              <w:suppressAutoHyphens/>
+              <w:spacing w:after="0" w:before="0" w:line="252"/>
+              <w:jc w:val="left"/>
+            </w:pPr>
+            <w:r>
+              <w:rPr>
+                <w:rFonts w:ascii="Lexend" w:cs="Lexend" w:eastAsia="Lexend" w:hAnsi="Lexend"/>
+                <w:color w:val="1A1A1A"/>
+                <w:sz w:val="18"/>
+                <w:szCs w:val="18"/>
+                <w:lang w:val="es-AR"/>
+              </w:rPr>
+              <w:t xml:space="preserve">Alta</w:t>
+            </w:r>
+          </w:p>
+        </w:tc>
+        <w:tc>
+          <w:tcPr>
+            <w:tcW w:type="dxa" w:w="1156"/>
+            <w:tcMar>
+              <w:top w:type="dxa" w:w="90"/>
+              <w:left w:type="dxa" w:w="120"/>
+              <w:bottom w:type="dxa" w:w="90"/>
+              <w:right w:type="dxa" w:w="120"/>
+            </w:tcMar>
+            <w:vAlign w:val="top"/>
+          </w:tcPr>
+          <w:p>
+            <w:pPr>
+              <w:keepNext w:val="false"/>
+              <w:suppressAutoHyphens/>
+              <w:spacing w:after="0" w:before="0" w:line="252"/>
+              <w:jc w:val="left"/>
+            </w:pPr>
+            <w:r>
+              <w:rPr>
+                <w:rFonts w:ascii="Lexend" w:cs="Lexend" w:eastAsia="Lexend" w:hAnsi="Lexend"/>
+                <w:color w:val="1A1A1A"/>
+                <w:sz w:val="18"/>
+                <w:szCs w:val="18"/>
+                <w:lang w:val="es-AR"/>
+              </w:rPr>
+              <w:t xml:space="preserve">Aprobado</w:t>
+            </w:r>
+          </w:p>
+        </w:tc>
+      </w:tr>
+      <w:tr>
+        <w:trPr>
+          <w:cantSplit/>
+          <w:tblHeader w:val="false"/>
+        </w:trPr>
+        <w:tc>
+          <w:tcPr>
+            <w:tcW w:type="dxa" w:w="578"/>
+            <w:tcMar>
+              <w:top w:type="dxa" w:w="90"/>
+              <w:left w:type="dxa" w:w="120"/>
+              <w:bottom w:type="dxa" w:w="90"/>
+              <w:right w:type="dxa" w:w="120"/>
+            </w:tcMar>
+            <w:vAlign w:val="top"/>
+          </w:tcPr>
+          <w:p>
+            <w:pPr>
+              <w:keepNext w:val="false"/>
+              <w:suppressAutoHyphens/>
+              <w:spacing w:after="0" w:before="0" w:line="252"/>
+              <w:jc w:val="left"/>
+            </w:pPr>
+            <w:r>
+              <w:rPr>
+                <w:rFonts w:ascii="Lexend" w:cs="Lexend" w:eastAsia="Lexend" w:hAnsi="Lexend"/>
+                <w:color w:val="1A1A1A"/>
+                <w:sz w:val="18"/>
+                <w:szCs w:val="18"/>
+                <w:lang w:val="es-AR"/>
+              </w:rPr>
+              <w:t xml:space="preserve">RP8</w:t>
+            </w:r>
+          </w:p>
+        </w:tc>
+        <w:tc>
+          <w:tcPr>
+            <w:tcW w:type="dxa" w:w="2699"/>
+            <w:tcMar>
+              <w:top w:type="dxa" w:w="90"/>
+              <w:left w:type="dxa" w:w="120"/>
+              <w:bottom w:type="dxa" w:w="90"/>
+              <w:right w:type="dxa" w:w="120"/>
+            </w:tcMar>
+            <w:vAlign w:val="top"/>
+          </w:tcPr>
+          <w:p>
+            <w:pPr>
+              <w:keepNext w:val="false"/>
+              <w:suppressAutoHyphens/>
+              <w:spacing w:after="0" w:before="0" w:line="252"/>
+              <w:jc w:val="left"/>
+            </w:pPr>
+            <w:r>
+              <w:rPr>
+                <w:rFonts w:ascii="Lexend" w:cs="Lexend" w:eastAsia="Lexend" w:hAnsi="Lexend"/>
+                <w:color w:val="1A1A1A"/>
+                <w:sz w:val="18"/>
+                <w:szCs w:val="18"/>
+                <w:lang w:val="es-AR"/>
+              </w:rPr>
+              <w:t xml:space="preserve">Registrar cada solicitud: alumno, fecha y hora, validaciones realizadas y resultado</w:t>
+            </w:r>
+          </w:p>
+        </w:tc>
+        <w:tc>
+          <w:tcPr>
+            <w:tcW w:type="dxa" w:w="964"/>
+            <w:tcMar>
+              <w:top w:type="dxa" w:w="90"/>
+              <w:left w:type="dxa" w:w="120"/>
+              <w:bottom w:type="dxa" w:w="90"/>
+              <w:right w:type="dxa" w:w="120"/>
+            </w:tcMar>
+            <w:vAlign w:val="top"/>
+          </w:tcPr>
+          <w:p>
+            <w:pPr>
+              <w:keepNext w:val="false"/>
+              <w:suppressAutoHyphens/>
+              <w:spacing w:after="0" w:before="0" w:line="252"/>
+              <w:jc w:val="left"/>
+            </w:pPr>
+            <w:r>
+              <w:rPr>
+                <w:rFonts w:ascii="Lexend" w:cs="Lexend" w:eastAsia="Lexend" w:hAnsi="Lexend"/>
+                <w:color w:val="1A1A1A"/>
+                <w:sz w:val="18"/>
+                <w:szCs w:val="18"/>
+                <w:lang w:val="es-AR"/>
+              </w:rPr>
+              <w:t xml:space="preserve">RC1</w:t>
+            </w:r>
+          </w:p>
+        </w:tc>
+        <w:tc>
+          <w:tcPr>
+            <w:tcW w:type="dxa" w:w="3084"/>
+            <w:tcMar>
+              <w:top w:type="dxa" w:w="90"/>
+              <w:left w:type="dxa" w:w="120"/>
+              <w:bottom w:type="dxa" w:w="90"/>
+              <w:right w:type="dxa" w:w="120"/>
+            </w:tcMar>
+            <w:vAlign w:val="top"/>
+          </w:tcPr>
+          <w:p>
+            <w:pPr>
+              <w:keepNext w:val="false"/>
+              <w:suppressAutoHyphens/>
+              <w:spacing w:after="0" w:before="0" w:line="252"/>
+              <w:jc w:val="left"/>
+            </w:pPr>
+            <w:r>
+              <w:rPr>
+                <w:rFonts w:ascii="Lexend" w:cs="Lexend" w:eastAsia="Lexend" w:hAnsi="Lexend"/>
+                <w:color w:val="1A1A1A"/>
+                <w:sz w:val="18"/>
+                <w:szCs w:val="18"/>
+                <w:lang w:val="es-AR"/>
+              </w:rPr>
+              <w:t xml:space="preserve">Secretaría puede consultar cualquier solicitud con esos cuatro datos</w:t>
+            </w:r>
+          </w:p>
+        </w:tc>
+        <w:tc>
+          <w:tcPr>
+            <w:tcW w:type="dxa" w:w="1157"/>
+            <w:tcMar>
+              <w:top w:type="dxa" w:w="90"/>
+              <w:left w:type="dxa" w:w="120"/>
+              <w:bottom w:type="dxa" w:w="90"/>
+              <w:right w:type="dxa" w:w="120"/>
+            </w:tcMar>
+            <w:vAlign w:val="top"/>
+          </w:tcPr>
+          <w:p>
+            <w:pPr>
+              <w:keepNext w:val="false"/>
+              <w:suppressAutoHyphens/>
+              <w:spacing w:after="0" w:before="0" w:line="252"/>
+              <w:jc w:val="left"/>
+            </w:pPr>
+            <w:r>
+              <w:rPr>
+                <w:rFonts w:ascii="Lexend" w:cs="Lexend" w:eastAsia="Lexend" w:hAnsi="Lexend"/>
+                <w:color w:val="1A1A1A"/>
+                <w:sz w:val="18"/>
+                <w:szCs w:val="18"/>
+                <w:lang w:val="es-AR"/>
+              </w:rPr>
+              <w:t xml:space="preserve">Media</w:t>
+            </w:r>
+          </w:p>
+        </w:tc>
+        <w:tc>
+          <w:tcPr>
+            <w:tcW w:type="dxa" w:w="1156"/>
+            <w:tcMar>
+              <w:top w:type="dxa" w:w="90"/>
+              <w:left w:type="dxa" w:w="120"/>
+              <w:bottom w:type="dxa" w:w="90"/>
+              <w:right w:type="dxa" w:w="120"/>
+            </w:tcMar>
+            <w:vAlign w:val="top"/>
+          </w:tcPr>
+          <w:p>
+            <w:pPr>
+              <w:keepNext w:val="false"/>
+              <w:suppressAutoHyphens/>
+              <w:spacing w:after="0" w:before="0" w:line="252"/>
+              <w:jc w:val="left"/>
+            </w:pPr>
+            <w:r>
+              <w:rPr>
+                <w:rFonts w:ascii="Lexend" w:cs="Lexend" w:eastAsia="Lexend" w:hAnsi="Lexend"/>
+                <w:color w:val="1A1A1A"/>
+                <w:sz w:val="18"/>
+                <w:szCs w:val="18"/>
+                <w:lang w:val="es-AR"/>
+              </w:rPr>
+              <w:t xml:space="preserve">Aprobado</w:t>
+            </w:r>
+          </w:p>
+        </w:tc>
+      </w:tr>
+      <w:tr>
+        <w:trPr>
+          <w:cantSplit/>
+          <w:tblHeader w:val="false"/>
+        </w:trPr>
+        <w:tc>
+          <w:tcPr>
+            <w:tcW w:type="dxa" w:w="578"/>
+            <w:tcMar>
+              <w:top w:type="dxa" w:w="90"/>
+              <w:left w:type="dxa" w:w="120"/>
+              <w:bottom w:type="dxa" w:w="90"/>
+              <w:right w:type="dxa" w:w="120"/>
+            </w:tcMar>
+            <w:vAlign w:val="top"/>
+          </w:tcPr>
+          <w:p>
+            <w:pPr>
+              <w:keepNext w:val="false"/>
+              <w:suppressAutoHyphens/>
+              <w:spacing w:after="0" w:before="0" w:line="252"/>
+              <w:jc w:val="left"/>
+            </w:pPr>
+            <w:r>
+              <w:rPr>
+                <w:rFonts w:ascii="Lexend" w:cs="Lexend" w:eastAsia="Lexend" w:hAnsi="Lexend"/>
+                <w:color w:val="1A1A1A"/>
+                <w:sz w:val="18"/>
+                <w:szCs w:val="18"/>
+                <w:lang w:val="es-AR"/>
+              </w:rPr>
+              <w:t xml:space="preserve">RP9</w:t>
+            </w:r>
+          </w:p>
+        </w:tc>
+        <w:tc>
+          <w:tcPr>
+            <w:tcW w:type="dxa" w:w="2699"/>
+            <w:tcMar>
+              <w:top w:type="dxa" w:w="90"/>
+              <w:left w:type="dxa" w:w="120"/>
+              <w:bottom w:type="dxa" w:w="90"/>
+              <w:right w:type="dxa" w:w="120"/>
+            </w:tcMar>
+            <w:vAlign w:val="top"/>
+          </w:tcPr>
+          <w:p>
+            <w:pPr>
+              <w:keepNext w:val="false"/>
+              <w:suppressAutoHyphens/>
+              <w:spacing w:after="0" w:before="0" w:line="252"/>
+              <w:jc w:val="left"/>
+            </w:pPr>
+            <w:r>
+              <w:rPr>
+                <w:rFonts w:ascii="Lexend" w:cs="Lexend" w:eastAsia="Lexend" w:hAnsi="Lexend"/>
+                <w:color w:val="1A1A1A"/>
+                <w:sz w:val="18"/>
+                <w:szCs w:val="18"/>
+                <w:lang w:val="es-AR"/>
+              </w:rPr>
+              <w:t xml:space="preserve">Atender 3.000 usuarios simultáneos con respuesta menor a 3 segundos</w:t>
+            </w:r>
+          </w:p>
+        </w:tc>
+        <w:tc>
+          <w:tcPr>
+            <w:tcW w:type="dxa" w:w="964"/>
+            <w:tcMar>
+              <w:top w:type="dxa" w:w="90"/>
+              <w:left w:type="dxa" w:w="120"/>
+              <w:bottom w:type="dxa" w:w="90"/>
+              <w:right w:type="dxa" w:w="120"/>
+            </w:tcMar>
+            <w:vAlign w:val="top"/>
+          </w:tcPr>
+          <w:p>
+            <w:pPr>
+              <w:keepNext w:val="false"/>
+              <w:suppressAutoHyphens/>
+              <w:spacing w:after="0" w:before="0" w:line="252"/>
+              <w:jc w:val="left"/>
+            </w:pPr>
+            <w:r>
+              <w:rPr>
+                <w:rFonts w:ascii="Lexend" w:cs="Lexend" w:eastAsia="Lexend" w:hAnsi="Lexend"/>
+                <w:color w:val="1A1A1A"/>
+                <w:sz w:val="18"/>
+                <w:szCs w:val="18"/>
+                <w:lang w:val="es-AR"/>
+              </w:rPr>
+              <w:t xml:space="preserve">RC1</w:t>
+            </w:r>
+          </w:p>
+        </w:tc>
+        <w:tc>
+          <w:tcPr>
+            <w:tcW w:type="dxa" w:w="3084"/>
+            <w:tcMar>
+              <w:top w:type="dxa" w:w="90"/>
+              <w:left w:type="dxa" w:w="120"/>
+              <w:bottom w:type="dxa" w:w="90"/>
+              <w:right w:type="dxa" w:w="120"/>
+            </w:tcMar>
+            <w:vAlign w:val="top"/>
+          </w:tcPr>
+          <w:p>
+            <w:pPr>
+              <w:keepNext w:val="false"/>
+              <w:suppressAutoHyphens/>
+              <w:spacing w:after="0" w:before="0" w:line="252"/>
+              <w:jc w:val="left"/>
+            </w:pPr>
+            <w:r>
+              <w:rPr>
+                <w:rFonts w:ascii="Lexend" w:cs="Lexend" w:eastAsia="Lexend" w:hAnsi="Lexend"/>
+                <w:color w:val="1A1A1A"/>
+                <w:sz w:val="18"/>
+                <w:szCs w:val="18"/>
+                <w:lang w:val="es-AR"/>
+              </w:rPr>
+              <w:t xml:space="preserve">En una prueba de carga con 3.000 usuarios, el 95 % de las respuestas tarda menos de 3 s</w:t>
+            </w:r>
+          </w:p>
+        </w:tc>
+        <w:tc>
+          <w:tcPr>
+            <w:tcW w:type="dxa" w:w="1157"/>
+            <w:tcMar>
+              <w:top w:type="dxa" w:w="90"/>
+              <w:left w:type="dxa" w:w="120"/>
+              <w:bottom w:type="dxa" w:w="90"/>
+              <w:right w:type="dxa" w:w="120"/>
+            </w:tcMar>
+            <w:vAlign w:val="top"/>
+          </w:tcPr>
+          <w:p>
+            <w:pPr>
+              <w:keepNext w:val="false"/>
+              <w:suppressAutoHyphens/>
+              <w:spacing w:after="0" w:before="0" w:line="252"/>
+              <w:jc w:val="left"/>
+            </w:pPr>
+            <w:r>
+              <w:rPr>
+                <w:rFonts w:ascii="Lexend" w:cs="Lexend" w:eastAsia="Lexend" w:hAnsi="Lexend"/>
+                <w:color w:val="1A1A1A"/>
+                <w:sz w:val="18"/>
+                <w:szCs w:val="18"/>
+                <w:lang w:val="es-AR"/>
+              </w:rPr>
+              <w:t xml:space="preserve">Alta</w:t>
+            </w:r>
+          </w:p>
+        </w:tc>
+        <w:tc>
+          <w:tcPr>
+            <w:tcW w:type="dxa" w:w="1156"/>
+            <w:tcMar>
+              <w:top w:type="dxa" w:w="90"/>
+              <w:left w:type="dxa" w:w="120"/>
+              <w:bottom w:type="dxa" w:w="90"/>
+              <w:right w:type="dxa" w:w="120"/>
+            </w:tcMar>
+            <w:vAlign w:val="top"/>
+          </w:tcPr>
+          <w:p>
+            <w:pPr>
+              <w:keepNext w:val="false"/>
+              <w:suppressAutoHyphens/>
+              <w:spacing w:after="0" w:before="0" w:line="252"/>
+              <w:jc w:val="left"/>
+            </w:pPr>
+            <w:r>
+              <w:rPr>
+                <w:rFonts w:ascii="Lexend" w:cs="Lexend" w:eastAsia="Lexend" w:hAnsi="Lexend"/>
+                <w:color w:val="1A1A1A"/>
+                <w:sz w:val="18"/>
+                <w:szCs w:val="18"/>
+                <w:lang w:val="es-AR"/>
+              </w:rPr>
+              <w:t xml:space="preserve">Propuesto (valor a validar)</w:t>
+            </w:r>
+          </w:p>
+        </w:tc>
+      </w:tr>
+      <w:tr>
+        <w:trPr>
+          <w:cantSplit/>
+          <w:tblHeader w:val="false"/>
+        </w:trPr>
+        <w:tc>
+          <w:tcPr>
+            <w:tcW w:type="dxa" w:w="578"/>
+            <w:tcMar>
+              <w:top w:type="dxa" w:w="90"/>
+              <w:left w:type="dxa" w:w="120"/>
+              <w:bottom w:type="dxa" w:w="90"/>
+              <w:right w:type="dxa" w:w="120"/>
+            </w:tcMar>
+            <w:vAlign w:val="top"/>
+          </w:tcPr>
+          <w:p>
+            <w:pPr>
+              <w:keepNext w:val="false"/>
+              <w:suppressAutoHyphens/>
+              <w:spacing w:after="0" w:before="0" w:line="252"/>
+              <w:jc w:val="left"/>
+            </w:pPr>
+            <w:r>
+              <w:rPr>
+                <w:rFonts w:ascii="Lexend" w:cs="Lexend" w:eastAsia="Lexend" w:hAnsi="Lexend"/>
+                <w:color w:val="1A1A1A"/>
+                <w:sz w:val="18"/>
+                <w:szCs w:val="18"/>
+                <w:lang w:val="es-AR"/>
+              </w:rPr>
+              <w:t xml:space="preserve">RI1</w:t>
+            </w:r>
+          </w:p>
+        </w:tc>
+        <w:tc>
+          <w:tcPr>
+            <w:tcW w:type="dxa" w:w="2699"/>
+            <w:tcMar>
+              <w:top w:type="dxa" w:w="90"/>
+              <w:left w:type="dxa" w:w="120"/>
+              <w:bottom w:type="dxa" w:w="90"/>
+              <w:right w:type="dxa" w:w="120"/>
+            </w:tcMar>
+            <w:vAlign w:val="top"/>
+          </w:tcPr>
+          <w:p>
+            <w:pPr>
+              <w:keepNext w:val="false"/>
+              <w:suppressAutoHyphens/>
+              <w:spacing w:after="0" w:before="0" w:line="252"/>
+              <w:jc w:val="left"/>
+            </w:pPr>
+            <w:r>
+              <w:rPr>
+                <w:rFonts w:ascii="Lexend" w:cs="Lexend" w:eastAsia="Lexend" w:hAnsi="Lexend"/>
+                <w:color w:val="1A1A1A"/>
+                <w:sz w:val="18"/>
+                <w:szCs w:val="18"/>
+                <w:lang w:val="es-AR"/>
+              </w:rPr>
+              <w:t xml:space="preserve">Interfaz con el sistema académico: el portal consulta legajo, plan, materias aprobadas y regulares, y envía cada inscripción aceptada</w:t>
+            </w:r>
+          </w:p>
+        </w:tc>
+        <w:tc>
+          <w:tcPr>
+            <w:tcW w:type="dxa" w:w="964"/>
+            <w:tcMar>
+              <w:top w:type="dxa" w:w="90"/>
+              <w:left w:type="dxa" w:w="120"/>
+              <w:bottom w:type="dxa" w:w="90"/>
+              <w:right w:type="dxa" w:w="120"/>
+            </w:tcMar>
+            <w:vAlign w:val="top"/>
+          </w:tcPr>
+          <w:p>
+            <w:pPr>
+              <w:keepNext w:val="false"/>
+              <w:suppressAutoHyphens/>
+              <w:spacing w:after="0" w:before="0" w:line="252"/>
+              <w:jc w:val="left"/>
+            </w:pPr>
+            <w:r>
+              <w:rPr>
+                <w:rFonts w:ascii="Lexend" w:cs="Lexend" w:eastAsia="Lexend" w:hAnsi="Lexend"/>
+                <w:color w:val="1A1A1A"/>
+                <w:sz w:val="18"/>
+                <w:szCs w:val="18"/>
+                <w:lang w:val="es-AR"/>
+              </w:rPr>
+              <w:t xml:space="preserve">RC1</w:t>
+            </w:r>
+          </w:p>
+        </w:tc>
+        <w:tc>
+          <w:tcPr>
+            <w:tcW w:type="dxa" w:w="3084"/>
+            <w:tcMar>
+              <w:top w:type="dxa" w:w="90"/>
+              <w:left w:type="dxa" w:w="120"/>
+              <w:bottom w:type="dxa" w:w="90"/>
+              <w:right w:type="dxa" w:w="120"/>
+            </w:tcMar>
+            <w:vAlign w:val="top"/>
+          </w:tcPr>
+          <w:p>
+            <w:pPr>
+              <w:keepNext w:val="false"/>
+              <w:suppressAutoHyphens/>
+              <w:spacing w:after="0" w:before="0" w:line="252"/>
+              <w:jc w:val="left"/>
+            </w:pPr>
+            <w:r>
+              <w:rPr>
+                <w:rFonts w:ascii="Lexend" w:cs="Lexend" w:eastAsia="Lexend" w:hAnsi="Lexend"/>
+                <w:color w:val="1A1A1A"/>
+                <w:sz w:val="18"/>
+                <w:szCs w:val="18"/>
+                <w:lang w:val="es-AR"/>
+              </w:rPr>
+              <w:t xml:space="preserve">Si el sistema académico no responde en 10 s, la solicitud queda "pendiente de confirmación" y se reintenta; nunca se confirma sin validar</w:t>
+            </w:r>
+          </w:p>
+        </w:tc>
+        <w:tc>
+          <w:tcPr>
+            <w:tcW w:type="dxa" w:w="1157"/>
+            <w:tcMar>
+              <w:top w:type="dxa" w:w="90"/>
+              <w:left w:type="dxa" w:w="120"/>
+              <w:bottom w:type="dxa" w:w="90"/>
+              <w:right w:type="dxa" w:w="120"/>
+            </w:tcMar>
+            <w:vAlign w:val="top"/>
+          </w:tcPr>
+          <w:p>
+            <w:pPr>
+              <w:keepNext w:val="false"/>
+              <w:suppressAutoHyphens/>
+              <w:spacing w:after="0" w:before="0" w:line="252"/>
+              <w:jc w:val="left"/>
+            </w:pPr>
+            <w:r>
+              <w:rPr>
+                <w:rFonts w:ascii="Lexend" w:cs="Lexend" w:eastAsia="Lexend" w:hAnsi="Lexend"/>
+                <w:color w:val="1A1A1A"/>
+                <w:sz w:val="18"/>
+                <w:szCs w:val="18"/>
+                <w:lang w:val="es-AR"/>
+              </w:rPr>
+              <w:t xml:space="preserve">Alta</w:t>
+            </w:r>
+          </w:p>
+        </w:tc>
+        <w:tc>
+          <w:tcPr>
+            <w:tcW w:type="dxa" w:w="1156"/>
+            <w:tcMar>
+              <w:top w:type="dxa" w:w="90"/>
+              <w:left w:type="dxa" w:w="120"/>
+              <w:bottom w:type="dxa" w:w="90"/>
+              <w:right w:type="dxa" w:w="120"/>
+            </w:tcMar>
+            <w:vAlign w:val="top"/>
+          </w:tcPr>
+          <w:p>
+            <w:pPr>
+              <w:keepNext w:val="false"/>
+              <w:suppressAutoHyphens/>
+              <w:spacing w:after="0" w:before="0" w:line="252"/>
+              <w:jc w:val="left"/>
+            </w:pPr>
+            <w:r>
+              <w:rPr>
+                <w:rFonts w:ascii="Lexend" w:cs="Lexend" w:eastAsia="Lexend" w:hAnsi="Lexend"/>
+                <w:color w:val="1A1A1A"/>
+                <w:sz w:val="18"/>
+                <w:szCs w:val="18"/>
+                <w:lang w:val="es-AR"/>
+              </w:rPr>
+              <w:t xml:space="preserve">Propuesto (API no confirmada)</w:t>
+            </w:r>
+          </w:p>
+        </w:tc>
+      </w:tr>
+      <w:tr>
+        <w:trPr>
+          <w:cantSplit/>
+          <w:tblHeader w:val="false"/>
+        </w:trPr>
+        <w:tc>
+          <w:tcPr>
+            <w:tcW w:type="dxa" w:w="578"/>
+            <w:tcMar>
+              <w:top w:type="dxa" w:w="90"/>
+              <w:left w:type="dxa" w:w="120"/>
+              <w:bottom w:type="dxa" w:w="90"/>
+              <w:right w:type="dxa" w:w="120"/>
+            </w:tcMar>
+            <w:vAlign w:val="top"/>
+          </w:tcPr>
+          <w:p>
+            <w:pPr>
+              <w:keepNext w:val="false"/>
+              <w:suppressAutoHyphens/>
+              <w:spacing w:after="0" w:before="0" w:line="252"/>
+              <w:jc w:val="left"/>
+            </w:pPr>
+            <w:r>
+              <w:rPr>
+                <w:rFonts w:ascii="Lexend" w:cs="Lexend" w:eastAsia="Lexend" w:hAnsi="Lexend"/>
+                <w:color w:val="1A1A1A"/>
+                <w:sz w:val="18"/>
+                <w:szCs w:val="18"/>
+                <w:lang w:val="es-AR"/>
+              </w:rPr>
+              <w:t xml:space="preserve">RD1</w:t>
+            </w:r>
+          </w:p>
+        </w:tc>
+        <w:tc>
+          <w:tcPr>
+            <w:tcW w:type="dxa" w:w="2699"/>
+            <w:tcMar>
+              <w:top w:type="dxa" w:w="90"/>
+              <w:left w:type="dxa" w:w="120"/>
+              <w:bottom w:type="dxa" w:w="90"/>
+              <w:right w:type="dxa" w:w="120"/>
+            </w:tcMar>
+            <w:vAlign w:val="top"/>
+          </w:tcPr>
+          <w:p>
+            <w:pPr>
+              <w:keepNext w:val="false"/>
+              <w:suppressAutoHyphens/>
+              <w:spacing w:after="0" w:before="0" w:line="252"/>
+              <w:jc w:val="left"/>
+            </w:pPr>
+            <w:r>
+              <w:rPr>
+                <w:rFonts w:ascii="Lexend" w:cs="Lexend" w:eastAsia="Lexend" w:hAnsi="Lexend"/>
+                <w:color w:val="1A1A1A"/>
+                <w:sz w:val="18"/>
+                <w:szCs w:val="18"/>
+                <w:lang w:val="es-AR"/>
+              </w:rPr>
+              <w:t xml:space="preserve">El portal es web y responsive</w:t>
+            </w:r>
+          </w:p>
+        </w:tc>
+        <w:tc>
+          <w:tcPr>
+            <w:tcW w:type="dxa" w:w="964"/>
+            <w:tcMar>
+              <w:top w:type="dxa" w:w="90"/>
+              <w:left w:type="dxa" w:w="120"/>
+              <w:bottom w:type="dxa" w:w="90"/>
+              <w:right w:type="dxa" w:w="120"/>
+            </w:tcMar>
+            <w:vAlign w:val="top"/>
+          </w:tcPr>
+          <w:p>
+            <w:pPr>
+              <w:keepNext w:val="false"/>
+              <w:suppressAutoHyphens/>
+              <w:spacing w:after="0" w:before="0" w:line="252"/>
+              <w:jc w:val="left"/>
+            </w:pPr>
+            <w:r>
+              <w:rPr>
+                <w:rFonts w:ascii="Lexend" w:cs="Lexend" w:eastAsia="Lexend" w:hAnsi="Lexend"/>
+                <w:color w:val="1A1A1A"/>
+                <w:sz w:val="18"/>
+                <w:szCs w:val="18"/>
+                <w:lang w:val="es-AR"/>
+              </w:rPr>
+              <w:t xml:space="preserve">Decisión técnica</w:t>
+            </w:r>
+          </w:p>
+        </w:tc>
+        <w:tc>
+          <w:tcPr>
+            <w:tcW w:type="dxa" w:w="3084"/>
+            <w:tcMar>
+              <w:top w:type="dxa" w:w="90"/>
+              <w:left w:type="dxa" w:w="120"/>
+              <w:bottom w:type="dxa" w:w="90"/>
+              <w:right w:type="dxa" w:w="120"/>
+            </w:tcMar>
+            <w:vAlign w:val="top"/>
+          </w:tcPr>
+          <w:p>
+            <w:pPr>
+              <w:keepNext w:val="false"/>
+              <w:suppressAutoHyphens/>
+              <w:spacing w:after="0" w:before="0" w:line="252"/>
+              <w:jc w:val="left"/>
+            </w:pPr>
+            <w:r>
+              <w:rPr>
+                <w:rFonts w:ascii="Lexend" w:cs="Lexend" w:eastAsia="Lexend" w:hAnsi="Lexend"/>
+                <w:color w:val="1A1A1A"/>
+                <w:sz w:val="18"/>
+                <w:szCs w:val="18"/>
+                <w:lang w:val="es-AR"/>
+              </w:rPr>
+              <w:t xml:space="preserve">Funciona en los navegadores de PC y celular sin instalar nada</w:t>
+            </w:r>
+          </w:p>
+        </w:tc>
+        <w:tc>
+          <w:tcPr>
+            <w:tcW w:type="dxa" w:w="1157"/>
+            <w:tcMar>
+              <w:top w:type="dxa" w:w="90"/>
+              <w:left w:type="dxa" w:w="120"/>
+              <w:bottom w:type="dxa" w:w="90"/>
+              <w:right w:type="dxa" w:w="120"/>
+            </w:tcMar>
+            <w:vAlign w:val="top"/>
+          </w:tcPr>
+          <w:p>
+            <w:pPr>
+              <w:keepNext w:val="false"/>
+              <w:suppressAutoHyphens/>
+              <w:spacing w:after="0" w:before="0" w:line="252"/>
+              <w:jc w:val="left"/>
+            </w:pPr>
+            <w:r>
+              <w:rPr>
+                <w:rFonts w:ascii="Lexend" w:cs="Lexend" w:eastAsia="Lexend" w:hAnsi="Lexend"/>
+                <w:color w:val="1A1A1A"/>
+                <w:sz w:val="18"/>
+                <w:szCs w:val="18"/>
+                <w:lang w:val="es-AR"/>
+              </w:rPr>
+              <w:t xml:space="preserve">Media</w:t>
+            </w:r>
+          </w:p>
+        </w:tc>
+        <w:tc>
+          <w:tcPr>
+            <w:tcW w:type="dxa" w:w="1156"/>
+            <w:tcMar>
+              <w:top w:type="dxa" w:w="90"/>
+              <w:left w:type="dxa" w:w="120"/>
+              <w:bottom w:type="dxa" w:w="90"/>
+              <w:right w:type="dxa" w:w="120"/>
+            </w:tcMar>
+            <w:vAlign w:val="top"/>
+          </w:tcPr>
+          <w:p>
+            <w:pPr>
+              <w:keepNext w:val="false"/>
+              <w:suppressAutoHyphens/>
+              <w:spacing w:after="0" w:before="0" w:line="252"/>
+              <w:jc w:val="left"/>
+            </w:pPr>
+            <w:r>
+              <w:rPr>
+                <w:rFonts w:ascii="Lexend" w:cs="Lexend" w:eastAsia="Lexend" w:hAnsi="Lexend"/>
+                <w:color w:val="1A1A1A"/>
+                <w:sz w:val="18"/>
+                <w:szCs w:val="18"/>
+                <w:lang w:val="es-AR"/>
+              </w:rPr>
+              <w:t xml:space="preserve">Aprobado</w:t>
+            </w:r>
+          </w:p>
+        </w:tc>
+      </w:tr>
+      <w:tr>
+        <w:trPr>
+          <w:cantSplit/>
+          <w:tblHeader w:val="false"/>
+        </w:trPr>
+        <w:tc>
+          <w:tcPr>
+            <w:tcW w:type="dxa" w:w="578"/>
+            <w:tcMar>
+              <w:top w:type="dxa" w:w="90"/>
+              <w:left w:type="dxa" w:w="120"/>
+              <w:bottom w:type="dxa" w:w="90"/>
+              <w:right w:type="dxa" w:w="120"/>
+            </w:tcMar>
+            <w:vAlign w:val="top"/>
+          </w:tcPr>
+          <w:p>
+            <w:pPr>
+              <w:keepNext w:val="false"/>
+              <w:suppressAutoHyphens/>
+              <w:spacing w:after="0" w:before="0" w:line="252"/>
+              <w:jc w:val="left"/>
+            </w:pPr>
+            <w:r>
+              <w:rPr>
+                <w:rFonts w:ascii="Lexend" w:cs="Lexend" w:eastAsia="Lexend" w:hAnsi="Lexend"/>
+                <w:color w:val="1A1A1A"/>
+                <w:sz w:val="18"/>
+                <w:szCs w:val="18"/>
+                <w:lang w:val="es-AR"/>
+              </w:rPr>
+              <w:t xml:space="preserve">RD2</w:t>
+            </w:r>
+          </w:p>
+        </w:tc>
+        <w:tc>
+          <w:tcPr>
+            <w:tcW w:type="dxa" w:w="2699"/>
+            <w:tcMar>
+              <w:top w:type="dxa" w:w="90"/>
+              <w:left w:type="dxa" w:w="120"/>
+              <w:bottom w:type="dxa" w:w="90"/>
+              <w:right w:type="dxa" w:w="120"/>
+            </w:tcMar>
+            <w:vAlign w:val="top"/>
+          </w:tcPr>
+          <w:p>
+            <w:pPr>
+              <w:keepNext w:val="false"/>
+              <w:suppressAutoHyphens/>
+              <w:spacing w:after="0" w:before="0" w:line="252"/>
+              <w:jc w:val="left"/>
+            </w:pPr>
+            <w:r>
+              <w:rPr>
+                <w:rFonts w:ascii="Lexend" w:cs="Lexend" w:eastAsia="Lexend" w:hAnsi="Lexend"/>
+                <w:color w:val="1A1A1A"/>
+                <w:sz w:val="18"/>
+                <w:szCs w:val="18"/>
+                <w:lang w:val="es-AR"/>
+              </w:rPr>
+              <w:t xml:space="preserve">El portal consulta una copia de la oferta y los cupos que se sincroniza periódicamente, y envía las inscripciones por una cola</w:t>
+            </w:r>
+          </w:p>
+        </w:tc>
+        <w:tc>
+          <w:tcPr>
+            <w:tcW w:type="dxa" w:w="964"/>
+            <w:tcMar>
+              <w:top w:type="dxa" w:w="90"/>
+              <w:left w:type="dxa" w:w="120"/>
+              <w:bottom w:type="dxa" w:w="90"/>
+              <w:right w:type="dxa" w:w="120"/>
+            </w:tcMar>
+            <w:vAlign w:val="top"/>
+          </w:tcPr>
+          <w:p>
+            <w:pPr>
+              <w:keepNext w:val="false"/>
+              <w:suppressAutoHyphens/>
+              <w:spacing w:after="0" w:before="0" w:line="252"/>
+              <w:jc w:val="left"/>
+            </w:pPr>
+            <w:r>
+              <w:rPr>
+                <w:rFonts w:ascii="Lexend" w:cs="Lexend" w:eastAsia="Lexend" w:hAnsi="Lexend"/>
+                <w:color w:val="1A1A1A"/>
+                <w:sz w:val="18"/>
+                <w:szCs w:val="18"/>
+                <w:lang w:val="es-AR"/>
+              </w:rPr>
+              <w:t xml:space="preserve">Decisión técnica</w:t>
+            </w:r>
+          </w:p>
+        </w:tc>
+        <w:tc>
+          <w:tcPr>
+            <w:tcW w:type="dxa" w:w="3084"/>
+            <w:tcMar>
+              <w:top w:type="dxa" w:w="90"/>
+              <w:left w:type="dxa" w:w="120"/>
+              <w:bottom w:type="dxa" w:w="90"/>
+              <w:right w:type="dxa" w:w="120"/>
+            </w:tcMar>
+            <w:vAlign w:val="top"/>
+          </w:tcPr>
+          <w:p>
+            <w:pPr>
+              <w:keepNext w:val="false"/>
+              <w:suppressAutoHyphens/>
+              <w:spacing w:after="0" w:before="0" w:line="252"/>
+              <w:jc w:val="left"/>
+            </w:pPr>
+            <w:r>
+              <w:rPr>
+                <w:rFonts w:ascii="Lexend" w:cs="Lexend" w:eastAsia="Lexend" w:hAnsi="Lexend"/>
+                <w:color w:val="1A1A1A"/>
+                <w:sz w:val="18"/>
+                <w:szCs w:val="18"/>
+                <w:lang w:val="es-AR"/>
+              </w:rPr>
+              <w:t xml:space="preserve">Durante la apertura, el sistema académico no recibe consultas directas de la oferta</w:t>
+            </w:r>
+          </w:p>
+        </w:tc>
+        <w:tc>
+          <w:tcPr>
+            <w:tcW w:type="dxa" w:w="1157"/>
+            <w:tcMar>
+              <w:top w:type="dxa" w:w="90"/>
+              <w:left w:type="dxa" w:w="120"/>
+              <w:bottom w:type="dxa" w:w="90"/>
+              <w:right w:type="dxa" w:w="120"/>
+            </w:tcMar>
+            <w:vAlign w:val="top"/>
+          </w:tcPr>
+          <w:p>
+            <w:pPr>
+              <w:keepNext w:val="false"/>
+              <w:suppressAutoHyphens/>
+              <w:spacing w:after="0" w:before="0" w:line="252"/>
+              <w:jc w:val="left"/>
+            </w:pPr>
+            <w:r>
+              <w:rPr>
+                <w:rFonts w:ascii="Lexend" w:cs="Lexend" w:eastAsia="Lexend" w:hAnsi="Lexend"/>
+                <w:color w:val="1A1A1A"/>
+                <w:sz w:val="18"/>
+                <w:szCs w:val="18"/>
+                <w:lang w:val="es-AR"/>
+              </w:rPr>
+              <w:t xml:space="preserve">Media</w:t>
+            </w:r>
+          </w:p>
+        </w:tc>
+        <w:tc>
+          <w:tcPr>
+            <w:tcW w:type="dxa" w:w="1156"/>
+            <w:tcMar>
+              <w:top w:type="dxa" w:w="90"/>
+              <w:left w:type="dxa" w:w="120"/>
+              <w:bottom w:type="dxa" w:w="90"/>
+              <w:right w:type="dxa" w:w="120"/>
+            </w:tcMar>
+            <w:vAlign w:val="top"/>
+          </w:tcPr>
+          <w:p>
+            <w:pPr>
+              <w:keepNext w:val="false"/>
+              <w:suppressAutoHyphens/>
+              <w:spacing w:after="0" w:before="0" w:line="252"/>
+              <w:jc w:val="left"/>
+            </w:pPr>
+            <w:r>
+              <w:rPr>
+                <w:rFonts w:ascii="Lexend" w:cs="Lexend" w:eastAsia="Lexend" w:hAnsi="Lexend"/>
+                <w:color w:val="1A1A1A"/>
+                <w:sz w:val="18"/>
+                <w:szCs w:val="18"/>
+                <w:lang w:val="es-AR"/>
+              </w:rPr>
+              <w:t xml:space="preserve">Propuesto</w:t>
             </w:r>
           </w:p>
         </w:tc>
@@ -2982,6 +3793,72 @@
       <w:pPr>
         <w:spacing w:after="160"/>
       </w:pPr>
+    </w:p>
+    <w:p>
+      <w:pPr>
+        <w:pStyle w:val="Heading2"/>
+        <w:keepNext/>
+        <w:spacing w:after="120" w:before="300"/>
+      </w:pPr>
+      <w:r>
+        <w:rPr>
+          <w:rFonts w:ascii="Lexend" w:cs="Lexend" w:eastAsia="Lexend" w:hAnsi="Lexend"/>
+          <w:b/>
+          <w:bCs/>
+          <w:color w:val="1A1A1A"/>
+          <w:spacing w:val="18"/>
+          <w:sz w:val="21"/>
+          <w:szCs w:val="21"/>
+          <w:lang w:val="es-AR"/>
+        </w:rPr>
+        <w:t xml:space="preserve">SG3 · ESCENARIOS, FUNCIONES Y ASIGNACIÓN A COMPONENTES E INTERFACES</w:t>
+      </w:r>
+    </w:p>
+    <w:p>
+      <w:pPr>
+        <w:spacing w:after="200" w:before="120"/>
+        <w:jc w:val="center"/>
+      </w:pPr>
+      <w:r>
+        <w:drawing>
+          <wp:inline distT="0" distB="0" distL="0" distR="0">
+            <wp:extent cx="6124575" cy="2667000"/>
+            <wp:effectExtent t="0" r="0" b="0" l="0"/>
+            <wp:docPr id="1" name="" descr="" title=""/>
+            <wp:cNvGraphicFramePr>
+              <a:graphicFrameLocks xmlns:a="http://schemas.openxmlformats.org/drawingml/2006/main" noChangeAspect="1"/>
+            </wp:cNvGraphicFramePr>
+            <a:graphic xmlns:a="http://schemas.openxmlformats.org/drawingml/2006/main">
+              <a:graphicData uri="http://schemas.openxmlformats.org/drawingml/2006/picture">
+                <pic:pic xmlns:pic="http://schemas.openxmlformats.org/drawingml/2006/picture">
+                  <pic:nvPicPr>
+                    <pic:cNvPr id="0" name="" descr=""/>
+                    <pic:cNvPicPr>
+                      <a:picLocks noChangeAspect="1" noChangeArrowheads="1"/>
+                    </pic:cNvPicPr>
+                  </pic:nvPicPr>
+                  <pic:blipFill>
+                    <a:blip r:embed="rId8" cstate="none"/>
+                    <a:srcRect/>
+                    <a:stretch>
+                      <a:fillRect/>
+                    </a:stretch>
+                  </pic:blipFill>
+                  <pic:spPr bwMode="auto">
+                    <a:xfrm>
+                      <a:off x="0" y="0"/>
+                      <a:ext cx="6124575" cy="2667000"/>
+                    </a:xfrm>
+                    <a:prstGeom prst="rect">
+                      <a:avLst/>
+                    </a:prstGeom>
+                  </pic:spPr>
+                </pic:pic>
+              </a:graphicData>
+            </a:graphic>
+          </wp:inline>
+        </w:drawing>
+      </w:r>
     </w:p>
     <w:p>
       <w:pPr>
@@ -3718,7 +4595,7 @@
           <w:szCs w:val="21"/>
           <w:lang w:val="es-AR"/>
         </w:rPr>
-        <w:t xml:space="preserve">SP 1.3 · SOLICITUD DE CAMBIO</w:t>
+        <w:t xml:space="preserve">SP 1.3 · REGISTRO DE AMBIGÜEDAD, CONFLICTO, RIESGO Y SOLICITUD DE CAMBIO</w:t>
       </w:r>
     </w:p>
     <w:tbl>
@@ -3735,8 +4612,9 @@
         <w:tblLayout w:type="fixed"/>
       </w:tblPr>
       <w:tblGrid>
-        <w:gridCol w:w="2120"/>
-        <w:gridCol w:w="7518"/>
+        <w:gridCol w:w="1349"/>
+        <w:gridCol w:w="3277"/>
+        <w:gridCol w:w="5012"/>
       </w:tblGrid>
       <w:tr>
         <w:trPr>
@@ -3745,7 +4623,7 @@
         </w:trPr>
         <w:tc>
           <w:tcPr>
-            <w:tcW w:type="dxa" w:w="2120"/>
+            <w:tcW w:type="dxa" w:w="1349"/>
             <w:shd w:fill="DCE9F7" w:color="auto" w:val="clear"/>
             <w:tcMar>
               <w:top w:type="dxa" w:w="90"/>
@@ -3772,13 +4650,13 @@
                 <w:szCs w:val="18"/>
                 <w:lang w:val="es-AR"/>
               </w:rPr>
-              <w:t xml:space="preserve">Campo</w:t>
-            </w:r>
-          </w:p>
-        </w:tc>
-        <w:tc>
-          <w:tcPr>
-            <w:tcW w:type="dxa" w:w="7518"/>
+              <w:t xml:space="preserve">Tipo</w:t>
+            </w:r>
+          </w:p>
+        </w:tc>
+        <w:tc>
+          <w:tcPr>
+            <w:tcW w:type="dxa" w:w="3277"/>
             <w:shd w:fill="DCE9F7" w:color="auto" w:val="clear"/>
             <w:tcMar>
               <w:top w:type="dxa" w:w="90"/>
@@ -3805,7 +4683,40 @@
                 <w:szCs w:val="18"/>
                 <w:lang w:val="es-AR"/>
               </w:rPr>
-              <w:t xml:space="preserve">Contenido</w:t>
+              <w:t xml:space="preserve">Descripción</w:t>
+            </w:r>
+          </w:p>
+        </w:tc>
+        <w:tc>
+          <w:tcPr>
+            <w:tcW w:type="dxa" w:w="5012"/>
+            <w:shd w:fill="DCE9F7" w:color="auto" w:val="clear"/>
+            <w:tcMar>
+              <w:top w:type="dxa" w:w="90"/>
+              <w:left w:type="dxa" w:w="120"/>
+              <w:bottom w:type="dxa" w:w="90"/>
+              <w:right w:type="dxa" w:w="120"/>
+            </w:tcMar>
+            <w:vAlign w:val="center"/>
+          </w:tcPr>
+          <w:p>
+            <w:pPr>
+              <w:keepNext/>
+              <w:suppressAutoHyphens/>
+              <w:spacing w:after="0" w:before="0" w:line="252"/>
+              <w:jc w:val="left"/>
+            </w:pPr>
+            <w:r>
+              <w:rPr>
+                <w:rFonts w:ascii="Lexend" w:cs="Lexend" w:eastAsia="Lexend" w:hAnsi="Lexend"/>
+                <w:b/>
+                <w:bCs/>
+                <w:color w:val="15406B"/>
+                <w:sz w:val="18"/>
+                <w:szCs w:val="18"/>
+                <w:lang w:val="es-AR"/>
+              </w:rPr>
+              <w:t xml:space="preserve">Resolución argumentada</w:t>
             </w:r>
           </w:p>
         </w:tc>
@@ -3817,7 +4728,7 @@
         </w:trPr>
         <w:tc>
           <w:tcPr>
-            <w:tcW w:type="dxa" w:w="2120"/>
+            <w:tcW w:type="dxa" w:w="1349"/>
             <w:tcMar>
               <w:top w:type="dxa" w:w="90"/>
               <w:left w:type="dxa" w:w="120"/>
@@ -3841,13 +4752,13 @@
                 <w:szCs w:val="18"/>
                 <w:lang w:val="es-AR"/>
               </w:rPr>
-              <w:t xml:space="preserve">ID / solicitante</w:t>
-            </w:r>
-          </w:p>
-        </w:tc>
-        <w:tc>
-          <w:tcPr>
-            <w:tcW w:type="dxa" w:w="7518"/>
+              <w:t xml:space="preserve">Ambigüedad</w:t>
+            </w:r>
+          </w:p>
+        </w:tc>
+        <w:tc>
+          <w:tcPr>
+            <w:tcW w:type="dxa" w:w="3277"/>
             <w:tcMar>
               <w:top w:type="dxa" w:w="90"/>
               <w:left w:type="dxa" w:w="120"/>
@@ -3871,7 +4782,37 @@
                 <w:szCs w:val="18"/>
                 <w:lang w:val="es-AR"/>
               </w:rPr>
-              <w:t xml:space="preserve">SC-01 · Centro de estudiantes</w:t>
+              <w:t xml:space="preserve">"Correlativa aprobada": algunos entienden final aprobado y otros regularidad de cursado (afecta RC1, RP2, RP3)</w:t>
+            </w:r>
+          </w:p>
+        </w:tc>
+        <w:tc>
+          <w:tcPr>
+            <w:tcW w:type="dxa" w:w="5012"/>
+            <w:tcMar>
+              <w:top w:type="dxa" w:w="90"/>
+              <w:left w:type="dxa" w:w="120"/>
+              <w:bottom w:type="dxa" w:w="90"/>
+              <w:right w:type="dxa" w:w="120"/>
+            </w:tcMar>
+            <w:vAlign w:val="top"/>
+          </w:tcPr>
+          <w:p>
+            <w:pPr>
+              <w:keepNext/>
+              <w:suppressAutoHyphens/>
+              <w:spacing w:after="0" w:before="0" w:line="252"/>
+              <w:jc w:val="left"/>
+            </w:pPr>
+            <w:r>
+              <w:rPr>
+                <w:rFonts w:ascii="Lexend" w:cs="Lexend" w:eastAsia="Lexend" w:hAnsi="Lexend"/>
+                <w:color w:val="1A1A1A"/>
+                <w:sz w:val="18"/>
+                <w:szCs w:val="18"/>
+                <w:lang w:val="es-AR"/>
+              </w:rPr>
+              <w:t xml:space="preserve">Se define con Secretaría por plan de estudios y la regla queda configurable. Argumento: si se fija en el código, cada cambio de plan obliga a modificar el sistema; mientras tanto RC1 y RP3 quedan en estado "propuesto"</w:t>
             </w:r>
           </w:p>
         </w:tc>
@@ -3883,7 +4824,7 @@
         </w:trPr>
         <w:tc>
           <w:tcPr>
-            <w:tcW w:type="dxa" w:w="2120"/>
+            <w:tcW w:type="dxa" w:w="1349"/>
             <w:tcMar>
               <w:top w:type="dxa" w:w="90"/>
               <w:left w:type="dxa" w:w="120"/>
@@ -3907,13 +4848,13 @@
                 <w:szCs w:val="18"/>
                 <w:lang w:val="es-AR"/>
               </w:rPr>
-              <w:t xml:space="preserve">Descripción</w:t>
-            </w:r>
-          </w:p>
-        </w:tc>
-        <w:tc>
-          <w:tcPr>
-            <w:tcW w:type="dxa" w:w="7518"/>
+              <w:t xml:space="preserve">Conflicto</w:t>
+            </w:r>
+          </w:p>
+        </w:tc>
+        <w:tc>
+          <w:tcPr>
+            <w:tcW w:type="dxa" w:w="3277"/>
             <w:tcMar>
               <w:top w:type="dxa" w:w="90"/>
               <w:left w:type="dxa" w:w="120"/>
@@ -3937,7 +4878,37 @@
                 <w:szCs w:val="18"/>
                 <w:lang w:val="es-AR"/>
               </w:rPr>
-              <w:t xml:space="preserve">Agregar lista de espera por comisión y notificar al alumno cuando se libere un cupo</w:t>
+              <w:t xml:space="preserve">Secretaría pide "no admitir inscripciones sin requisitos" pero también "poder autorizar excepciones"</w:t>
+            </w:r>
+          </w:p>
+        </w:tc>
+        <w:tc>
+          <w:tcPr>
+            <w:tcW w:type="dxa" w:w="5012"/>
+            <w:tcMar>
+              <w:top w:type="dxa" w:w="90"/>
+              <w:left w:type="dxa" w:w="120"/>
+              <w:bottom w:type="dxa" w:w="90"/>
+              <w:right w:type="dxa" w:w="120"/>
+            </w:tcMar>
+            <w:vAlign w:val="top"/>
+          </w:tcPr>
+          <w:p>
+            <w:pPr>
+              <w:keepNext/>
+              <w:suppressAutoHyphens/>
+              <w:spacing w:after="0" w:before="0" w:line="252"/>
+              <w:jc w:val="left"/>
+            </w:pPr>
+            <w:r>
+              <w:rPr>
+                <w:rFonts w:ascii="Lexend" w:cs="Lexend" w:eastAsia="Lexend" w:hAnsi="Lexend"/>
+                <w:color w:val="1A1A1A"/>
+                <w:sz w:val="18"/>
+                <w:szCs w:val="18"/>
+                <w:lang w:val="es-AR"/>
+              </w:rPr>
+              <w:t xml:space="preserve">La validación automática siempre se aplica y la excepción es un trámite manual de Secretaría, fuera del flujo automático. Argumento: respeta las dos voces sin que el sistema decida excepciones solo, como pidió la propia Secretaría</w:t>
             </w:r>
           </w:p>
         </w:tc>
@@ -3949,7 +4920,7 @@
         </w:trPr>
         <w:tc>
           <w:tcPr>
-            <w:tcW w:type="dxa" w:w="2120"/>
+            <w:tcW w:type="dxa" w:w="1349"/>
             <w:tcMar>
               <w:top w:type="dxa" w:w="90"/>
               <w:left w:type="dxa" w:w="120"/>
@@ -3973,13 +4944,13 @@
                 <w:szCs w:val="18"/>
                 <w:lang w:val="es-AR"/>
               </w:rPr>
-              <w:t xml:space="preserve">Justificación</w:t>
-            </w:r>
-          </w:p>
-        </w:tc>
-        <w:tc>
-          <w:tcPr>
-            <w:tcW w:type="dxa" w:w="7518"/>
+              <w:t xml:space="preserve">Riesgo</w:t>
+            </w:r>
+          </w:p>
+        </w:tc>
+        <w:tc>
+          <w:tcPr>
+            <w:tcW w:type="dxa" w:w="3277"/>
             <w:tcMar>
               <w:top w:type="dxa" w:w="90"/>
               <w:left w:type="dxa" w:w="120"/>
@@ -4003,7 +4974,37 @@
                 <w:szCs w:val="18"/>
                 <w:lang w:val="es-AR"/>
               </w:rPr>
-              <w:t xml:space="preserve">Disminuir consultas y reclamos en Secretaría, un objetivo planteado por las Autoridades</w:t>
+              <w:t xml:space="preserve">El sistema académico se demora o cae durante la apertura, con 3.000 alumnos a la vez (afecta RI1, RP9)</w:t>
+            </w:r>
+          </w:p>
+        </w:tc>
+        <w:tc>
+          <w:tcPr>
+            <w:tcW w:type="dxa" w:w="5012"/>
+            <w:tcMar>
+              <w:top w:type="dxa" w:w="90"/>
+              <w:left w:type="dxa" w:w="120"/>
+              <w:bottom w:type="dxa" w:w="90"/>
+              <w:right w:type="dxa" w:w="120"/>
+            </w:tcMar>
+            <w:vAlign w:val="top"/>
+          </w:tcPr>
+          <w:p>
+            <w:pPr>
+              <w:keepNext/>
+              <w:suppressAutoHyphens/>
+              <w:spacing w:after="0" w:before="0" w:line="252"/>
+              <w:jc w:val="left"/>
+            </w:pPr>
+            <w:r>
+              <w:rPr>
+                <w:rFonts w:ascii="Lexend" w:cs="Lexend" w:eastAsia="Lexend" w:hAnsi="Lexend"/>
+                <w:color w:val="1A1A1A"/>
+                <w:sz w:val="18"/>
+                <w:szCs w:val="18"/>
+                <w:lang w:val="es-AR"/>
+              </w:rPr>
+              <w:t xml:space="preserve">Mitigación: RD2 (copia de la oferta y cola de inscripciones), estado "pendiente de confirmación" y prueba de carga temprana sobre un prototipo. Argumento: se prioriza la consistencia sobre la confirmación inmediata, porque una inscripción confirmada sin validar es peor que una demora</w:t>
             </w:r>
           </w:p>
         </w:tc>
@@ -4015,127 +5016,125 @@
         </w:trPr>
         <w:tc>
           <w:tcPr>
-            <w:tcW w:type="dxa" w:w="2120"/>
-            <w:tcMar>
-              <w:top w:type="dxa" w:w="90"/>
-              <w:left w:type="dxa" w:w="120"/>
-              <w:bottom w:type="dxa" w:w="90"/>
-              <w:right w:type="dxa" w:w="120"/>
-            </w:tcMar>
-            <w:vAlign w:val="top"/>
-          </w:tcPr>
-          <w:p>
-            <w:pPr>
-              <w:keepNext/>
-              <w:suppressAutoHyphens/>
-              <w:spacing w:after="0" w:before="0" w:line="252"/>
-              <w:jc w:val="left"/>
-            </w:pPr>
-            <w:r>
-              <w:rPr>
-                <w:rFonts w:ascii="Lexend" w:cs="Lexend" w:eastAsia="Lexend" w:hAnsi="Lexend"/>
-                <w:color w:val="1A1A1A"/>
-                <w:sz w:val="18"/>
-                <w:szCs w:val="18"/>
-                <w:lang w:val="es-AR"/>
-              </w:rPr>
-              <w:t xml:space="preserve">Análisis de impacto</w:t>
-            </w:r>
-          </w:p>
-        </w:tc>
-        <w:tc>
-          <w:tcPr>
-            <w:tcW w:type="dxa" w:w="7518"/>
-            <w:tcMar>
-              <w:top w:type="dxa" w:w="90"/>
-              <w:left w:type="dxa" w:w="120"/>
-              <w:bottom w:type="dxa" w:w="90"/>
-              <w:right w:type="dxa" w:w="120"/>
-            </w:tcMar>
-            <w:vAlign w:val="top"/>
-          </w:tcPr>
-          <w:p>
-            <w:pPr>
-              <w:keepNext/>
-              <w:suppressAutoHyphens/>
-              <w:spacing w:after="0" w:before="0" w:line="252"/>
-              <w:jc w:val="left"/>
-            </w:pPr>
-            <w:r>
-              <w:rPr>
-                <w:rFonts w:ascii="Lexend" w:cs="Lexend" w:eastAsia="Lexend" w:hAnsi="Lexend"/>
-                <w:color w:val="1A1A1A"/>
-                <w:sz w:val="18"/>
-                <w:szCs w:val="18"/>
-                <w:lang w:val="es-AR"/>
-              </w:rPr>
-              <w:t xml:space="preserve">Nuevos RP (gestionar la lista de espera, notificar al alumno); modifica RP5 (al liberarse un cupo se ofrece al primero de la lista); nueva interfaz con el servicio de correo; nuevos casos de prueba; alrededor de 2 semanas más de esfuerzo; riesgo para el plazo</w:t>
-            </w:r>
-          </w:p>
-        </w:tc>
-      </w:tr>
-      <w:tr>
-        <w:trPr>
-          <w:cantSplit/>
-          <w:tblHeader w:val="false"/>
-        </w:trPr>
-        <w:tc>
-          <w:tcPr>
-            <w:tcW w:type="dxa" w:w="2120"/>
-            <w:tcMar>
-              <w:top w:type="dxa" w:w="90"/>
-              <w:left w:type="dxa" w:w="120"/>
-              <w:bottom w:type="dxa" w:w="90"/>
-              <w:right w:type="dxa" w:w="120"/>
-            </w:tcMar>
-            <w:vAlign w:val="top"/>
-          </w:tcPr>
-          <w:p>
-            <w:pPr>
-              <w:keepNext w:val="false"/>
-              <w:suppressAutoHyphens/>
-              <w:spacing w:after="0" w:before="0" w:line="252"/>
-              <w:jc w:val="left"/>
-            </w:pPr>
-            <w:r>
-              <w:rPr>
-                <w:rFonts w:ascii="Lexend" w:cs="Lexend" w:eastAsia="Lexend" w:hAnsi="Lexend"/>
-                <w:color w:val="1A1A1A"/>
-                <w:sz w:val="18"/>
-                <w:szCs w:val="18"/>
-                <w:lang w:val="es-AR"/>
-              </w:rPr>
-              <w:t xml:space="preserve">Decisión</w:t>
-            </w:r>
-          </w:p>
-        </w:tc>
-        <w:tc>
-          <w:tcPr>
-            <w:tcW w:type="dxa" w:w="7518"/>
-            <w:tcMar>
-              <w:top w:type="dxa" w:w="90"/>
-              <w:left w:type="dxa" w:w="120"/>
-              <w:bottom w:type="dxa" w:w="90"/>
-              <w:right w:type="dxa" w:w="120"/>
-            </w:tcMar>
-            <w:vAlign w:val="top"/>
-          </w:tcPr>
-          <w:p>
-            <w:pPr>
-              <w:keepNext w:val="false"/>
-              <w:suppressAutoHyphens/>
-              <w:spacing w:after="0" w:before="0" w:line="252"/>
-              <w:jc w:val="left"/>
-            </w:pPr>
-            <w:r>
-              <w:rPr>
-                <w:rFonts w:ascii="Lexend" w:cs="Lexend" w:eastAsia="Lexend" w:hAnsi="Lexend"/>
-                <w:color w:val="1A1A1A"/>
-                <w:sz w:val="18"/>
-                <w:szCs w:val="18"/>
-                <w:lang w:val="es-AR"/>
-              </w:rPr>
-              <w:t xml:space="preserve">Aprobada para la segunda versión (decide el comité de cambios: Secretaría, Sistemas y líder del proyecto). Estado: diferida</w:t>
+            <w:tcW w:type="dxa" w:w="1349"/>
+            <w:tcMar>
+              <w:top w:type="dxa" w:w="90"/>
+              <w:left w:type="dxa" w:w="120"/>
+              <w:bottom w:type="dxa" w:w="90"/>
+              <w:right w:type="dxa" w:w="120"/>
+            </w:tcMar>
+            <w:vAlign w:val="top"/>
+          </w:tcPr>
+          <w:p>
+            <w:pPr>
+              <w:keepNext w:val="false"/>
+              <w:suppressAutoHyphens/>
+              <w:spacing w:after="0" w:before="0" w:line="252"/>
+              <w:jc w:val="left"/>
+            </w:pPr>
+            <w:r>
+              <w:rPr>
+                <w:rFonts w:ascii="Lexend" w:cs="Lexend" w:eastAsia="Lexend" w:hAnsi="Lexend"/>
+                <w:color w:val="1A1A1A"/>
+                <w:sz w:val="18"/>
+                <w:szCs w:val="18"/>
+                <w:lang w:val="es-AR"/>
+              </w:rPr>
+              <w:t xml:space="preserve">Solicitud de cambio SC-01</w:t>
+            </w:r>
+          </w:p>
+        </w:tc>
+        <w:tc>
+          <w:tcPr>
+            <w:tcW w:type="dxa" w:w="3277"/>
+            <w:tcMar>
+              <w:top w:type="dxa" w:w="90"/>
+              <w:left w:type="dxa" w:w="120"/>
+              <w:bottom w:type="dxa" w:w="90"/>
+              <w:right w:type="dxa" w:w="120"/>
+            </w:tcMar>
+            <w:vAlign w:val="top"/>
+          </w:tcPr>
+          <w:p>
+            <w:pPr>
+              <w:keepNext w:val="false"/>
+              <w:suppressAutoHyphens/>
+              <w:spacing w:after="0" w:before="0" w:line="252"/>
+              <w:jc w:val="left"/>
+            </w:pPr>
+            <w:r>
+              <w:rPr>
+                <w:rFonts w:ascii="Lexend" w:cs="Lexend" w:eastAsia="Lexend" w:hAnsi="Lexend"/>
+                <w:color w:val="1A1A1A"/>
+                <w:sz w:val="18"/>
+                <w:szCs w:val="18"/>
+                <w:lang w:val="es-AR"/>
+              </w:rPr>
+              <w:t xml:space="preserve">Centro de estudiantes: agregar lista de espera por comisión y notificar al alumno cuando se libere un cupo. Justificación: disminuir los reclamos en Secretaría, un objetivo de las Autoridades</w:t>
+            </w:r>
+          </w:p>
+        </w:tc>
+        <w:tc>
+          <w:tcPr>
+            <w:tcW w:type="dxa" w:w="5012"/>
+            <w:tcMar>
+              <w:top w:type="dxa" w:w="90"/>
+              <w:left w:type="dxa" w:w="120"/>
+              <w:bottom w:type="dxa" w:w="90"/>
+              <w:right w:type="dxa" w:w="120"/>
+            </w:tcMar>
+            <w:vAlign w:val="top"/>
+          </w:tcPr>
+          <w:p>
+            <w:pPr>
+              <w:keepNext w:val="false"/>
+              <w:suppressAutoHyphens/>
+              <w:spacing w:after="0" w:before="0" w:line="252"/>
+              <w:jc w:val="left"/>
+            </w:pPr>
+            <w:r>
+              <w:rPr>
+                <w:rFonts w:ascii="Lexend" w:cs="Lexend" w:eastAsia="Lexend" w:hAnsi="Lexend"/>
+                <w:b/>
+                <w:bCs/>
+                <w:color w:val="1A1A1A"/>
+                <w:sz w:val="18"/>
+                <w:szCs w:val="18"/>
+                <w:lang w:val="es-AR"/>
+              </w:rPr>
+              <w:t xml:space="preserve">Impacto:</w:t>
+            </w:r>
+            <w:r>
+              <w:rPr>
+                <w:rFonts w:ascii="Lexend" w:cs="Lexend" w:eastAsia="Lexend" w:hAnsi="Lexend"/>
+                <w:color w:val="1A1A1A"/>
+                <w:sz w:val="18"/>
+                <w:szCs w:val="18"/>
+                <w:lang w:val="es-AR"/>
+              </w:rPr>
+              <w:t xml:space="preserve"> dos RP nuevos (gestionar la lista, notificar), modifica RP5, nueva interfaz con el servicio de correo, nuevos casos de prueba y unas 2 semanas más. </w:t>
+            </w:r>
+            <w:r>
+              <w:rPr>
+                <w:rFonts w:ascii="Lexend" w:cs="Lexend" w:eastAsia="Lexend" w:hAnsi="Lexend"/>
+                <w:b/>
+                <w:bCs/>
+                <w:color w:val="1A1A1A"/>
+                <w:sz w:val="18"/>
+                <w:szCs w:val="18"/>
+                <w:lang w:val="es-AR"/>
+              </w:rPr>
+              <w:t xml:space="preserve">Decisión:</w:t>
+            </w:r>
+            <w:r>
+              <w:rPr>
+                <w:rFonts w:ascii="Lexend" w:cs="Lexend" w:eastAsia="Lexend" w:hAnsi="Lexend"/>
+                <w:color w:val="1A1A1A"/>
+                <w:sz w:val="18"/>
+                <w:szCs w:val="18"/>
+                <w:lang w:val="es-AR"/>
+              </w:rPr>
+              <w:t xml:space="preserve"> aprobada para la segunda versión (comité de cambios: Secretaría, Sistemas y líder del proyecto). Argumento: incluirla en la primera versión pone en riesgo el plazo del próximo cuatrimestre, que es la restricción fija de las Autoridades</w:t>
             </w:r>
           </w:p>
         </w:tc>
@@ -4163,7 +5162,7 @@
           <w:szCs w:val="21"/>
           <w:lang w:val="es-AR"/>
         </w:rPr>
-        <w:t xml:space="preserve">SP 1.4 · TRAZABILIDAD</w:t>
+        <w:t xml:space="preserve">SP 1.4 · MATRIZ DE TRAZABILIDAD Y CASOS DE PRUEBA</w:t>
       </w:r>
     </w:p>
     <w:tbl>
@@ -4180,10 +5179,10 @@
         <w:tblLayout w:type="fixed"/>
       </w:tblPr>
       <w:tblGrid>
-        <w:gridCol w:w="964"/>
-        <w:gridCol w:w="964"/>
-        <w:gridCol w:w="2410"/>
-        <w:gridCol w:w="5300"/>
+        <w:gridCol w:w="1157"/>
+        <w:gridCol w:w="1157"/>
+        <w:gridCol w:w="2506"/>
+        <w:gridCol w:w="4818"/>
       </w:tblGrid>
       <w:tr>
         <w:trPr>
@@ -4192,7 +5191,7 @@
         </w:trPr>
         <w:tc>
           <w:tcPr>
-            <w:tcW w:type="dxa" w:w="964"/>
+            <w:tcW w:type="dxa" w:w="1157"/>
             <w:shd w:fill="DCE9F7" w:color="auto" w:val="clear"/>
             <w:tcMar>
               <w:top w:type="dxa" w:w="90"/>
@@ -4225,7 +5224,7 @@
         </w:tc>
         <w:tc>
           <w:tcPr>
-            <w:tcW w:type="dxa" w:w="964"/>
+            <w:tcW w:type="dxa" w:w="1157"/>
             <w:shd w:fill="DCE9F7" w:color="auto" w:val="clear"/>
             <w:tcMar>
               <w:top w:type="dxa" w:w="90"/>
@@ -4252,13 +5251,13 @@
                 <w:szCs w:val="18"/>
                 <w:lang w:val="es-AR"/>
               </w:rPr>
-              <w:t xml:space="preserve">RP</w:t>
-            </w:r>
-          </w:p>
-        </w:tc>
-        <w:tc>
-          <w:tcPr>
-            <w:tcW w:type="dxa" w:w="2410"/>
+              <w:t xml:space="preserve">RP / RI</w:t>
+            </w:r>
+          </w:p>
+        </w:tc>
+        <w:tc>
+          <w:tcPr>
+            <w:tcW w:type="dxa" w:w="2506"/>
             <w:shd w:fill="DCE9F7" w:color="auto" w:val="clear"/>
             <w:tcMar>
               <w:top w:type="dxa" w:w="90"/>
@@ -4285,13 +5284,13 @@
                 <w:szCs w:val="18"/>
                 <w:lang w:val="es-AR"/>
               </w:rPr>
-              <w:t xml:space="preserve">Función / componente</w:t>
-            </w:r>
-          </w:p>
-        </w:tc>
-        <w:tc>
-          <w:tcPr>
-            <w:tcW w:type="dxa" w:w="5300"/>
+              <w:t xml:space="preserve">Componente</w:t>
+            </w:r>
+          </w:p>
+        </w:tc>
+        <w:tc>
+          <w:tcPr>
+            <w:tcW w:type="dxa" w:w="4818"/>
             <w:shd w:fill="DCE9F7" w:color="auto" w:val="clear"/>
             <w:tcMar>
               <w:top w:type="dxa" w:w="90"/>
@@ -4330,7 +5329,7 @@
         </w:trPr>
         <w:tc>
           <w:tcPr>
-            <w:tcW w:type="dxa" w:w="964"/>
+            <w:tcW w:type="dxa" w:w="1157"/>
             <w:tcMar>
               <w:top w:type="dxa" w:w="90"/>
               <w:left w:type="dxa" w:w="120"/>
@@ -4360,7 +5359,7 @@
         </w:tc>
         <w:tc>
           <w:tcPr>
-            <w:tcW w:type="dxa" w:w="964"/>
+            <w:tcW w:type="dxa" w:w="1157"/>
             <w:tcMar>
               <w:top w:type="dxa" w:w="90"/>
               <w:left w:type="dxa" w:w="120"/>
@@ -4390,7 +5389,7 @@
         </w:tc>
         <w:tc>
           <w:tcPr>
-            <w:tcW w:type="dxa" w:w="2410"/>
+            <w:tcW w:type="dxa" w:w="2506"/>
             <w:tcMar>
               <w:top w:type="dxa" w:w="90"/>
               <w:left w:type="dxa" w:w="120"/>
@@ -4420,7 +5419,7 @@
         </w:tc>
         <w:tc>
           <w:tcPr>
-            <w:tcW w:type="dxa" w:w="5300"/>
+            <w:tcW w:type="dxa" w:w="4818"/>
             <w:tcMar>
               <w:top w:type="dxa" w:w="90"/>
               <w:left w:type="dxa" w:w="120"/>
@@ -4444,7 +5443,7 @@
                 <w:szCs w:val="18"/>
                 <w:lang w:val="es-AR"/>
               </w:rPr>
-              <w:t xml:space="preserve">CP01: sólo se muestran las comisiones de materias que el alumno puede cursar</w:t>
+              <w:t xml:space="preserve">CP01: sólo se muestran comisiones de materias que el alumno puede cursar</w:t>
             </w:r>
           </w:p>
         </w:tc>
@@ -4456,7 +5455,7 @@
         </w:trPr>
         <w:tc>
           <w:tcPr>
-            <w:tcW w:type="dxa" w:w="964"/>
+            <w:tcW w:type="dxa" w:w="1157"/>
             <w:tcMar>
               <w:top w:type="dxa" w:w="90"/>
               <w:left w:type="dxa" w:w="120"/>
@@ -4486,7 +5485,7 @@
         </w:tc>
         <w:tc>
           <w:tcPr>
-            <w:tcW w:type="dxa" w:w="964"/>
+            <w:tcW w:type="dxa" w:w="1157"/>
             <w:tcMar>
               <w:top w:type="dxa" w:w="90"/>
               <w:left w:type="dxa" w:w="120"/>
@@ -4516,7 +5515,7 @@
         </w:tc>
         <w:tc>
           <w:tcPr>
-            <w:tcW w:type="dxa" w:w="2410"/>
+            <w:tcW w:type="dxa" w:w="2506"/>
             <w:tcMar>
               <w:top w:type="dxa" w:w="90"/>
               <w:left w:type="dxa" w:w="120"/>
@@ -4546,7 +5545,7 @@
         </w:tc>
         <w:tc>
           <w:tcPr>
-            <w:tcW w:type="dxa" w:w="5300"/>
+            <w:tcW w:type="dxa" w:w="4818"/>
             <w:tcMar>
               <w:top w:type="dxa" w:w="90"/>
               <w:left w:type="dxa" w:w="120"/>
@@ -4570,7 +5569,7 @@
                 <w:szCs w:val="18"/>
                 <w:lang w:val="es-AR"/>
               </w:rPr>
-              <w:t xml:space="preserve">CP02: alumno sin la correlativa → rechazo indicando la materia que falta</w:t>
+              <w:t xml:space="preserve">CP02: alumno sin la correlativa → rechazo con la materia que falta</w:t>
             </w:r>
           </w:p>
         </w:tc>
@@ -4582,7 +5581,7 @@
         </w:trPr>
         <w:tc>
           <w:tcPr>
-            <w:tcW w:type="dxa" w:w="964"/>
+            <w:tcW w:type="dxa" w:w="1157"/>
             <w:tcMar>
               <w:top w:type="dxa" w:w="90"/>
               <w:left w:type="dxa" w:w="120"/>
@@ -4612,7 +5611,7 @@
         </w:tc>
         <w:tc>
           <w:tcPr>
-            <w:tcW w:type="dxa" w:w="964"/>
+            <w:tcW w:type="dxa" w:w="1157"/>
             <w:tcMar>
               <w:top w:type="dxa" w:w="90"/>
               <w:left w:type="dxa" w:w="120"/>
@@ -4642,7 +5641,7 @@
         </w:tc>
         <w:tc>
           <w:tcPr>
-            <w:tcW w:type="dxa" w:w="2410"/>
+            <w:tcW w:type="dxa" w:w="2506"/>
             <w:tcMar>
               <w:top w:type="dxa" w:w="90"/>
               <w:left w:type="dxa" w:w="120"/>
@@ -4672,7 +5671,7 @@
         </w:tc>
         <w:tc>
           <w:tcPr>
-            <w:tcW w:type="dxa" w:w="5300"/>
+            <w:tcW w:type="dxa" w:w="4818"/>
             <w:tcMar>
               <w:top w:type="dxa" w:w="90"/>
               <w:left w:type="dxa" w:w="120"/>
@@ -4696,7 +5695,7 @@
                 <w:szCs w:val="18"/>
                 <w:lang w:val="es-AR"/>
               </w:rPr>
-              <w:t xml:space="preserve">CP03: dos alumnos piden el último cupo a la vez → sólo uno queda inscripto</w:t>
+              <w:t xml:space="preserve">CP03: dos alumnos piden el último cupo a la vez → sólo uno inscripto</w:t>
             </w:r>
           </w:p>
         </w:tc>
@@ -4708,18 +5707,18 @@
         </w:trPr>
         <w:tc>
           <w:tcPr>
-            <w:tcW w:type="dxa" w:w="964"/>
-            <w:tcMar>
-              <w:top w:type="dxa" w:w="90"/>
-              <w:left w:type="dxa" w:w="120"/>
-              <w:bottom w:type="dxa" w:w="90"/>
-              <w:right w:type="dxa" w:w="120"/>
-            </w:tcMar>
-            <w:vAlign w:val="top"/>
-          </w:tcPr>
-          <w:p>
-            <w:pPr>
-              <w:keepNext w:val="false"/>
+            <w:tcW w:type="dxa" w:w="1157"/>
+            <w:tcMar>
+              <w:top w:type="dxa" w:w="90"/>
+              <w:left w:type="dxa" w:w="120"/>
+              <w:bottom w:type="dxa" w:w="90"/>
+              <w:right w:type="dxa" w:w="120"/>
+            </w:tcMar>
+            <w:vAlign w:val="top"/>
+          </w:tcPr>
+          <w:p>
+            <w:pPr>
+              <w:keepNext/>
               <w:suppressAutoHyphens/>
               <w:spacing w:after="0" w:before="0" w:line="252"/>
               <w:jc w:val="left"/>
@@ -4738,78 +5737,78 @@
         </w:tc>
         <w:tc>
           <w:tcPr>
-            <w:tcW w:type="dxa" w:w="964"/>
-            <w:tcMar>
-              <w:top w:type="dxa" w:w="90"/>
-              <w:left w:type="dxa" w:w="120"/>
-              <w:bottom w:type="dxa" w:w="90"/>
-              <w:right w:type="dxa" w:w="120"/>
-            </w:tcMar>
-            <w:vAlign w:val="top"/>
-          </w:tcPr>
-          <w:p>
-            <w:pPr>
-              <w:keepNext w:val="false"/>
-              <w:suppressAutoHyphens/>
-              <w:spacing w:after="0" w:before="0" w:line="252"/>
-              <w:jc w:val="left"/>
-            </w:pPr>
-            <w:r>
-              <w:rPr>
-                <w:rFonts w:ascii="Lexend" w:cs="Lexend" w:eastAsia="Lexend" w:hAnsi="Lexend"/>
-                <w:color w:val="1A1A1A"/>
-                <w:sz w:val="18"/>
-                <w:szCs w:val="18"/>
-                <w:lang w:val="es-AR"/>
-              </w:rPr>
-              <w:t xml:space="preserve">RP7</w:t>
-            </w:r>
-          </w:p>
-        </w:tc>
-        <w:tc>
-          <w:tcPr>
-            <w:tcW w:type="dxa" w:w="2410"/>
-            <w:tcMar>
-              <w:top w:type="dxa" w:w="90"/>
-              <w:left w:type="dxa" w:w="120"/>
-              <w:bottom w:type="dxa" w:w="90"/>
-              <w:right w:type="dxa" w:w="120"/>
-            </w:tcMar>
-            <w:vAlign w:val="top"/>
-          </w:tcPr>
-          <w:p>
-            <w:pPr>
-              <w:keepNext w:val="false"/>
-              <w:suppressAutoHyphens/>
-              <w:spacing w:after="0" w:before="0" w:line="252"/>
-              <w:jc w:val="left"/>
-            </w:pPr>
-            <w:r>
-              <w:rPr>
-                <w:rFonts w:ascii="Lexend" w:cs="Lexend" w:eastAsia="Lexend" w:hAnsi="Lexend"/>
-                <w:color w:val="1A1A1A"/>
-                <w:sz w:val="18"/>
-                <w:szCs w:val="18"/>
-                <w:lang w:val="es-AR"/>
-              </w:rPr>
-              <w:t xml:space="preserve">Configuración académica</w:t>
-            </w:r>
-          </w:p>
-        </w:tc>
-        <w:tc>
-          <w:tcPr>
-            <w:tcW w:type="dxa" w:w="5300"/>
-            <w:tcMar>
-              <w:top w:type="dxa" w:w="90"/>
-              <w:left w:type="dxa" w:w="120"/>
-              <w:bottom w:type="dxa" w:w="90"/>
-              <w:right w:type="dxa" w:w="120"/>
-            </w:tcMar>
-            <w:vAlign w:val="top"/>
-          </w:tcPr>
-          <w:p>
-            <w:pPr>
-              <w:keepNext w:val="false"/>
+            <w:tcW w:type="dxa" w:w="1157"/>
+            <w:tcMar>
+              <w:top w:type="dxa" w:w="90"/>
+              <w:left w:type="dxa" w:w="120"/>
+              <w:bottom w:type="dxa" w:w="90"/>
+              <w:right w:type="dxa" w:w="120"/>
+            </w:tcMar>
+            <w:vAlign w:val="top"/>
+          </w:tcPr>
+          <w:p>
+            <w:pPr>
+              <w:keepNext/>
+              <w:suppressAutoHyphens/>
+              <w:spacing w:after="0" w:before="0" w:line="252"/>
+              <w:jc w:val="left"/>
+            </w:pPr>
+            <w:r>
+              <w:rPr>
+                <w:rFonts w:ascii="Lexend" w:cs="Lexend" w:eastAsia="Lexend" w:hAnsi="Lexend"/>
+                <w:color w:val="1A1A1A"/>
+                <w:sz w:val="18"/>
+                <w:szCs w:val="18"/>
+                <w:lang w:val="es-AR"/>
+              </w:rPr>
+              <w:t xml:space="preserve">RP4, RP7</w:t>
+            </w:r>
+          </w:p>
+        </w:tc>
+        <w:tc>
+          <w:tcPr>
+            <w:tcW w:type="dxa" w:w="2506"/>
+            <w:tcMar>
+              <w:top w:type="dxa" w:w="90"/>
+              <w:left w:type="dxa" w:w="120"/>
+              <w:bottom w:type="dxa" w:w="90"/>
+              <w:right w:type="dxa" w:w="120"/>
+            </w:tcMar>
+            <w:vAlign w:val="top"/>
+          </w:tcPr>
+          <w:p>
+            <w:pPr>
+              <w:keepNext/>
+              <w:suppressAutoHyphens/>
+              <w:spacing w:after="0" w:before="0" w:line="252"/>
+              <w:jc w:val="left"/>
+            </w:pPr>
+            <w:r>
+              <w:rPr>
+                <w:rFonts w:ascii="Lexend" w:cs="Lexend" w:eastAsia="Lexend" w:hAnsi="Lexend"/>
+                <w:color w:val="1A1A1A"/>
+                <w:sz w:val="18"/>
+                <w:szCs w:val="18"/>
+                <w:lang w:val="es-AR"/>
+              </w:rPr>
+              <w:t xml:space="preserve">Validaciones, Configuración académica</w:t>
+            </w:r>
+          </w:p>
+        </w:tc>
+        <w:tc>
+          <w:tcPr>
+            <w:tcW w:type="dxa" w:w="4818"/>
+            <w:tcMar>
+              <w:top w:type="dxa" w:w="90"/>
+              <w:left w:type="dxa" w:w="120"/>
+              <w:bottom w:type="dxa" w:w="90"/>
+              <w:right w:type="dxa" w:w="120"/>
+            </w:tcMar>
+            <w:vAlign w:val="top"/>
+          </w:tcPr>
+          <w:p>
+            <w:pPr>
+              <w:keepNext/>
               <w:suppressAutoHyphens/>
               <w:spacing w:after="0" w:before="0" w:line="252"/>
               <w:jc w:val="left"/>
@@ -4823,6 +5822,132 @@
                 <w:lang w:val="es-AR"/>
               </w:rPr>
               <w:t xml:space="preserve">CP04: solicitud fuera del período configurado → rechazo</w:t>
+            </w:r>
+          </w:p>
+        </w:tc>
+      </w:tr>
+      <w:tr>
+        <w:trPr>
+          <w:cantSplit/>
+          <w:tblHeader w:val="false"/>
+        </w:trPr>
+        <w:tc>
+          <w:tcPr>
+            <w:tcW w:type="dxa" w:w="1157"/>
+            <w:tcMar>
+              <w:top w:type="dxa" w:w="90"/>
+              <w:left w:type="dxa" w:w="120"/>
+              <w:bottom w:type="dxa" w:w="90"/>
+              <w:right w:type="dxa" w:w="120"/>
+            </w:tcMar>
+            <w:vAlign w:val="top"/>
+          </w:tcPr>
+          <w:p>
+            <w:pPr>
+              <w:keepNext w:val="false"/>
+              <w:suppressAutoHyphens/>
+              <w:spacing w:after="0" w:before="0" w:line="252"/>
+              <w:jc w:val="left"/>
+            </w:pPr>
+            <w:r>
+              <w:rPr>
+                <w:rFonts w:ascii="Lexend" w:cs="Lexend" w:eastAsia="Lexend" w:hAnsi="Lexend"/>
+                <w:color w:val="1A1A1A"/>
+                <w:sz w:val="18"/>
+                <w:szCs w:val="18"/>
+                <w:lang w:val="es-AR"/>
+              </w:rPr>
+              <w:t xml:space="preserve">RC1</w:t>
+            </w:r>
+          </w:p>
+        </w:tc>
+        <w:tc>
+          <w:tcPr>
+            <w:tcW w:type="dxa" w:w="1157"/>
+            <w:tcMar>
+              <w:top w:type="dxa" w:w="90"/>
+              <w:left w:type="dxa" w:w="120"/>
+              <w:bottom w:type="dxa" w:w="90"/>
+              <w:right w:type="dxa" w:w="120"/>
+            </w:tcMar>
+            <w:vAlign w:val="top"/>
+          </w:tcPr>
+          <w:p>
+            <w:pPr>
+              <w:keepNext w:val="false"/>
+              <w:suppressAutoHyphens/>
+              <w:spacing w:after="0" w:before="0" w:line="252"/>
+              <w:jc w:val="left"/>
+            </w:pPr>
+            <w:r>
+              <w:rPr>
+                <w:rFonts w:ascii="Lexend" w:cs="Lexend" w:eastAsia="Lexend" w:hAnsi="Lexend"/>
+                <w:color w:val="1A1A1A"/>
+                <w:sz w:val="18"/>
+                <w:szCs w:val="18"/>
+                <w:lang w:val="es-AR"/>
+              </w:rPr>
+              <w:t xml:space="preserve">RI1</w:t>
+            </w:r>
+          </w:p>
+        </w:tc>
+        <w:tc>
+          <w:tcPr>
+            <w:tcW w:type="dxa" w:w="2506"/>
+            <w:tcMar>
+              <w:top w:type="dxa" w:w="90"/>
+              <w:left w:type="dxa" w:w="120"/>
+              <w:bottom w:type="dxa" w:w="90"/>
+              <w:right w:type="dxa" w:w="120"/>
+            </w:tcMar>
+            <w:vAlign w:val="top"/>
+          </w:tcPr>
+          <w:p>
+            <w:pPr>
+              <w:keepNext w:val="false"/>
+              <w:suppressAutoHyphens/>
+              <w:spacing w:after="0" w:before="0" w:line="252"/>
+              <w:jc w:val="left"/>
+            </w:pPr>
+            <w:r>
+              <w:rPr>
+                <w:rFonts w:ascii="Lexend" w:cs="Lexend" w:eastAsia="Lexend" w:hAnsi="Lexend"/>
+                <w:color w:val="1A1A1A"/>
+                <w:sz w:val="18"/>
+                <w:szCs w:val="18"/>
+                <w:lang w:val="es-AR"/>
+              </w:rPr>
+              <w:t xml:space="preserve">Inscripciones ⟷ sistema académico</w:t>
+            </w:r>
+          </w:p>
+        </w:tc>
+        <w:tc>
+          <w:tcPr>
+            <w:tcW w:type="dxa" w:w="4818"/>
+            <w:tcMar>
+              <w:top w:type="dxa" w:w="90"/>
+              <w:left w:type="dxa" w:w="120"/>
+              <w:bottom w:type="dxa" w:w="90"/>
+              <w:right w:type="dxa" w:w="120"/>
+            </w:tcMar>
+            <w:vAlign w:val="top"/>
+          </w:tcPr>
+          <w:p>
+            <w:pPr>
+              <w:keepNext w:val="false"/>
+              <w:suppressAutoHyphens/>
+              <w:spacing w:after="0" w:before="0" w:line="252"/>
+              <w:jc w:val="left"/>
+            </w:pPr>
+            <w:r>
+              <w:rPr>
+                <w:rFonts w:ascii="Lexend" w:cs="Lexend" w:eastAsia="Lexend" w:hAnsi="Lexend"/>
+                <w:color w:val="1A1A1A"/>
+                <w:sz w:val="18"/>
+                <w:szCs w:val="18"/>
+                <w:lang w:val="es-AR"/>
+              </w:rPr>
+              <w:t xml:space="preserve">CP05: el sistema académico no responde → solicitud pendiente</w:t>
             </w:r>
           </w:p>
         </w:tc>
@@ -4848,6 +5973,533 @@
           <w:szCs w:val="22"/>
           <w:lang w:val="es-AR"/>
         </w:rPr>
+        <w:t xml:space="preserve">Casos de prueba asociados:</w:t>
+      </w:r>
+    </w:p>
+    <w:tbl>
+      <w:tblPr>
+        <w:tblW w:type="dxa" w:w="9638"/>
+        <w:tblBorders>
+          <w:top w:val="single" w:color="BFD3E6" w:sz="4"/>
+          <w:left w:val="single" w:color="DCE7F2" w:sz="2"/>
+          <w:bottom w:val="single" w:color="BFD3E6" w:sz="4"/>
+          <w:right w:val="single" w:color="DCE7F2" w:sz="2"/>
+          <w:insideH w:val="single" w:color="BFD3E6" w:sz="2"/>
+          <w:insideV w:val="single" w:color="DCE7F2" w:sz="2"/>
+        </w:tblBorders>
+        <w:tblLayout w:type="fixed"/>
+      </w:tblPr>
+      <w:tblGrid>
+        <w:gridCol w:w="771"/>
+        <w:gridCol w:w="1253"/>
+        <w:gridCol w:w="2699"/>
+        <w:gridCol w:w="2024"/>
+        <w:gridCol w:w="2891"/>
+      </w:tblGrid>
+      <w:tr>
+        <w:trPr>
+          <w:cantSplit/>
+          <w:tblHeader/>
+        </w:trPr>
+        <w:tc>
+          <w:tcPr>
+            <w:tcW w:type="dxa" w:w="771"/>
+            <w:shd w:fill="DCE9F7" w:color="auto" w:val="clear"/>
+            <w:tcMar>
+              <w:top w:type="dxa" w:w="90"/>
+              <w:left w:type="dxa" w:w="120"/>
+              <w:bottom w:type="dxa" w:w="90"/>
+              <w:right w:type="dxa" w:w="120"/>
+            </w:tcMar>
+            <w:vAlign w:val="center"/>
+          </w:tcPr>
+          <w:p>
+            <w:pPr>
+              <w:keepNext/>
+              <w:suppressAutoHyphens/>
+              <w:spacing w:after="0" w:before="0" w:line="252"/>
+              <w:jc w:val="left"/>
+            </w:pPr>
+            <w:r>
+              <w:rPr>
+                <w:rFonts w:ascii="Lexend" w:cs="Lexend" w:eastAsia="Lexend" w:hAnsi="Lexend"/>
+                <w:b/>
+                <w:bCs/>
+                <w:color w:val="15406B"/>
+                <w:sz w:val="18"/>
+                <w:szCs w:val="18"/>
+                <w:lang w:val="es-AR"/>
+              </w:rPr>
+              <w:t xml:space="preserve">ID</w:t>
+            </w:r>
+          </w:p>
+        </w:tc>
+        <w:tc>
+          <w:tcPr>
+            <w:tcW w:type="dxa" w:w="1253"/>
+            <w:shd w:fill="DCE9F7" w:color="auto" w:val="clear"/>
+            <w:tcMar>
+              <w:top w:type="dxa" w:w="90"/>
+              <w:left w:type="dxa" w:w="120"/>
+              <w:bottom w:type="dxa" w:w="90"/>
+              <w:right w:type="dxa" w:w="120"/>
+            </w:tcMar>
+            <w:vAlign w:val="center"/>
+          </w:tcPr>
+          <w:p>
+            <w:pPr>
+              <w:keepNext/>
+              <w:suppressAutoHyphens/>
+              <w:spacing w:after="0" w:before="0" w:line="252"/>
+              <w:jc w:val="left"/>
+            </w:pPr>
+            <w:r>
+              <w:rPr>
+                <w:rFonts w:ascii="Lexend" w:cs="Lexend" w:eastAsia="Lexend" w:hAnsi="Lexend"/>
+                <w:b/>
+                <w:bCs/>
+                <w:color w:val="15406B"/>
+                <w:sz w:val="18"/>
+                <w:szCs w:val="18"/>
+                <w:lang w:val="es-AR"/>
+              </w:rPr>
+              <w:t xml:space="preserve">Verifica</w:t>
+            </w:r>
+          </w:p>
+        </w:tc>
+        <w:tc>
+          <w:tcPr>
+            <w:tcW w:type="dxa" w:w="2699"/>
+            <w:shd w:fill="DCE9F7" w:color="auto" w:val="clear"/>
+            <w:tcMar>
+              <w:top w:type="dxa" w:w="90"/>
+              <w:left w:type="dxa" w:w="120"/>
+              <w:bottom w:type="dxa" w:w="90"/>
+              <w:right w:type="dxa" w:w="120"/>
+            </w:tcMar>
+            <w:vAlign w:val="center"/>
+          </w:tcPr>
+          <w:p>
+            <w:pPr>
+              <w:keepNext/>
+              <w:suppressAutoHyphens/>
+              <w:spacing w:after="0" w:before="0" w:line="252"/>
+              <w:jc w:val="left"/>
+            </w:pPr>
+            <w:r>
+              <w:rPr>
+                <w:rFonts w:ascii="Lexend" w:cs="Lexend" w:eastAsia="Lexend" w:hAnsi="Lexend"/>
+                <w:b/>
+                <w:bCs/>
+                <w:color w:val="15406B"/>
+                <w:sz w:val="18"/>
+                <w:szCs w:val="18"/>
+                <w:lang w:val="es-AR"/>
+              </w:rPr>
+              <w:t xml:space="preserve">Precondición</w:t>
+            </w:r>
+          </w:p>
+        </w:tc>
+        <w:tc>
+          <w:tcPr>
+            <w:tcW w:type="dxa" w:w="2024"/>
+            <w:shd w:fill="DCE9F7" w:color="auto" w:val="clear"/>
+            <w:tcMar>
+              <w:top w:type="dxa" w:w="90"/>
+              <w:left w:type="dxa" w:w="120"/>
+              <w:bottom w:type="dxa" w:w="90"/>
+              <w:right w:type="dxa" w:w="120"/>
+            </w:tcMar>
+            <w:vAlign w:val="center"/>
+          </w:tcPr>
+          <w:p>
+            <w:pPr>
+              <w:keepNext/>
+              <w:suppressAutoHyphens/>
+              <w:spacing w:after="0" w:before="0" w:line="252"/>
+              <w:jc w:val="left"/>
+            </w:pPr>
+            <w:r>
+              <w:rPr>
+                <w:rFonts w:ascii="Lexend" w:cs="Lexend" w:eastAsia="Lexend" w:hAnsi="Lexend"/>
+                <w:b/>
+                <w:bCs/>
+                <w:color w:val="15406B"/>
+                <w:sz w:val="18"/>
+                <w:szCs w:val="18"/>
+                <w:lang w:val="es-AR"/>
+              </w:rPr>
+              <w:t xml:space="preserve">Entrada</w:t>
+            </w:r>
+          </w:p>
+        </w:tc>
+        <w:tc>
+          <w:tcPr>
+            <w:tcW w:type="dxa" w:w="2891"/>
+            <w:shd w:fill="DCE9F7" w:color="auto" w:val="clear"/>
+            <w:tcMar>
+              <w:top w:type="dxa" w:w="90"/>
+              <w:left w:type="dxa" w:w="120"/>
+              <w:bottom w:type="dxa" w:w="90"/>
+              <w:right w:type="dxa" w:w="120"/>
+            </w:tcMar>
+            <w:vAlign w:val="center"/>
+          </w:tcPr>
+          <w:p>
+            <w:pPr>
+              <w:keepNext/>
+              <w:suppressAutoHyphens/>
+              <w:spacing w:after="0" w:before="0" w:line="252"/>
+              <w:jc w:val="left"/>
+            </w:pPr>
+            <w:r>
+              <w:rPr>
+                <w:rFonts w:ascii="Lexend" w:cs="Lexend" w:eastAsia="Lexend" w:hAnsi="Lexend"/>
+                <w:b/>
+                <w:bCs/>
+                <w:color w:val="15406B"/>
+                <w:sz w:val="18"/>
+                <w:szCs w:val="18"/>
+                <w:lang w:val="es-AR"/>
+              </w:rPr>
+              <w:t xml:space="preserve">Resultado esperado</w:t>
+            </w:r>
+          </w:p>
+        </w:tc>
+      </w:tr>
+      <w:tr>
+        <w:trPr>
+          <w:cantSplit/>
+          <w:tblHeader w:val="false"/>
+        </w:trPr>
+        <w:tc>
+          <w:tcPr>
+            <w:tcW w:type="dxa" w:w="771"/>
+            <w:tcMar>
+              <w:top w:type="dxa" w:w="90"/>
+              <w:left w:type="dxa" w:w="120"/>
+              <w:bottom w:type="dxa" w:w="90"/>
+              <w:right w:type="dxa" w:w="120"/>
+            </w:tcMar>
+            <w:vAlign w:val="top"/>
+          </w:tcPr>
+          <w:p>
+            <w:pPr>
+              <w:keepNext/>
+              <w:suppressAutoHyphens/>
+              <w:spacing w:after="0" w:before="0" w:line="252"/>
+              <w:jc w:val="left"/>
+            </w:pPr>
+            <w:r>
+              <w:rPr>
+                <w:rFonts w:ascii="Lexend" w:cs="Lexend" w:eastAsia="Lexend" w:hAnsi="Lexend"/>
+                <w:color w:val="1A1A1A"/>
+                <w:sz w:val="18"/>
+                <w:szCs w:val="18"/>
+                <w:lang w:val="es-AR"/>
+              </w:rPr>
+              <w:t xml:space="preserve">CP02</w:t>
+            </w:r>
+          </w:p>
+        </w:tc>
+        <w:tc>
+          <w:tcPr>
+            <w:tcW w:type="dxa" w:w="1253"/>
+            <w:tcMar>
+              <w:top w:type="dxa" w:w="90"/>
+              <w:left w:type="dxa" w:w="120"/>
+              <w:bottom w:type="dxa" w:w="90"/>
+              <w:right w:type="dxa" w:w="120"/>
+            </w:tcMar>
+            <w:vAlign w:val="top"/>
+          </w:tcPr>
+          <w:p>
+            <w:pPr>
+              <w:keepNext/>
+              <w:suppressAutoHyphens/>
+              <w:spacing w:after="0" w:before="0" w:line="252"/>
+              <w:jc w:val="left"/>
+            </w:pPr>
+            <w:r>
+              <w:rPr>
+                <w:rFonts w:ascii="Lexend" w:cs="Lexend" w:eastAsia="Lexend" w:hAnsi="Lexend"/>
+                <w:color w:val="1A1A1A"/>
+                <w:sz w:val="18"/>
+                <w:szCs w:val="18"/>
+                <w:lang w:val="es-AR"/>
+              </w:rPr>
+              <w:t xml:space="preserve">RP3 → RC1</w:t>
+            </w:r>
+          </w:p>
+        </w:tc>
+        <w:tc>
+          <w:tcPr>
+            <w:tcW w:type="dxa" w:w="2699"/>
+            <w:tcMar>
+              <w:top w:type="dxa" w:w="90"/>
+              <w:left w:type="dxa" w:w="120"/>
+              <w:bottom w:type="dxa" w:w="90"/>
+              <w:right w:type="dxa" w:w="120"/>
+            </w:tcMar>
+            <w:vAlign w:val="top"/>
+          </w:tcPr>
+          <w:p>
+            <w:pPr>
+              <w:keepNext/>
+              <w:suppressAutoHyphens/>
+              <w:spacing w:after="0" w:before="0" w:line="252"/>
+              <w:jc w:val="left"/>
+            </w:pPr>
+            <w:r>
+              <w:rPr>
+                <w:rFonts w:ascii="Lexend" w:cs="Lexend" w:eastAsia="Lexend" w:hAnsi="Lexend"/>
+                <w:color w:val="1A1A1A"/>
+                <w:sz w:val="18"/>
+                <w:szCs w:val="18"/>
+                <w:lang w:val="es-AR"/>
+              </w:rPr>
+              <w:t xml:space="preserve">Período abierto; Análisis de Sistemas exige Algoritmos regular; el alumno 54.321 no tiene Algoritmos regular</w:t>
+            </w:r>
+          </w:p>
+        </w:tc>
+        <w:tc>
+          <w:tcPr>
+            <w:tcW w:type="dxa" w:w="2024"/>
+            <w:tcMar>
+              <w:top w:type="dxa" w:w="90"/>
+              <w:left w:type="dxa" w:w="120"/>
+              <w:bottom w:type="dxa" w:w="90"/>
+              <w:right w:type="dxa" w:w="120"/>
+            </w:tcMar>
+            <w:vAlign w:val="top"/>
+          </w:tcPr>
+          <w:p>
+            <w:pPr>
+              <w:keepNext/>
+              <w:suppressAutoHyphens/>
+              <w:spacing w:after="0" w:before="0" w:line="252"/>
+              <w:jc w:val="left"/>
+            </w:pPr>
+            <w:r>
+              <w:rPr>
+                <w:rFonts w:ascii="Lexend" w:cs="Lexend" w:eastAsia="Lexend" w:hAnsi="Lexend"/>
+                <w:color w:val="1A1A1A"/>
+                <w:sz w:val="18"/>
+                <w:szCs w:val="18"/>
+                <w:lang w:val="es-AR"/>
+              </w:rPr>
+              <w:t xml:space="preserve">Inscribirse en Análisis de Sistemas, comisión 2K1</w:t>
+            </w:r>
+          </w:p>
+        </w:tc>
+        <w:tc>
+          <w:tcPr>
+            <w:tcW w:type="dxa" w:w="2891"/>
+            <w:tcMar>
+              <w:top w:type="dxa" w:w="90"/>
+              <w:left w:type="dxa" w:w="120"/>
+              <w:bottom w:type="dxa" w:w="90"/>
+              <w:right w:type="dxa" w:w="120"/>
+            </w:tcMar>
+            <w:vAlign w:val="top"/>
+          </w:tcPr>
+          <w:p>
+            <w:pPr>
+              <w:keepNext/>
+              <w:suppressAutoHyphens/>
+              <w:spacing w:after="0" w:before="0" w:line="252"/>
+              <w:jc w:val="left"/>
+            </w:pPr>
+            <w:r>
+              <w:rPr>
+                <w:rFonts w:ascii="Lexend" w:cs="Lexend" w:eastAsia="Lexend" w:hAnsi="Lexend"/>
+                <w:color w:val="1A1A1A"/>
+                <w:sz w:val="18"/>
+                <w:szCs w:val="18"/>
+                <w:lang w:val="es-AR"/>
+              </w:rPr>
+              <w:t xml:space="preserve">Rechazo: "Falta la correlativa Algoritmos y Estructuras de Datos"; el cupo no cambia; la solicitud queda auditada</w:t>
+            </w:r>
+          </w:p>
+        </w:tc>
+      </w:tr>
+      <w:tr>
+        <w:trPr>
+          <w:cantSplit/>
+          <w:tblHeader w:val="false"/>
+        </w:trPr>
+        <w:tc>
+          <w:tcPr>
+            <w:tcW w:type="dxa" w:w="771"/>
+            <w:tcMar>
+              <w:top w:type="dxa" w:w="90"/>
+              <w:left w:type="dxa" w:w="120"/>
+              <w:bottom w:type="dxa" w:w="90"/>
+              <w:right w:type="dxa" w:w="120"/>
+            </w:tcMar>
+            <w:vAlign w:val="top"/>
+          </w:tcPr>
+          <w:p>
+            <w:pPr>
+              <w:keepNext w:val="false"/>
+              <w:suppressAutoHyphens/>
+              <w:spacing w:after="0" w:before="0" w:line="252"/>
+              <w:jc w:val="left"/>
+            </w:pPr>
+            <w:r>
+              <w:rPr>
+                <w:rFonts w:ascii="Lexend" w:cs="Lexend" w:eastAsia="Lexend" w:hAnsi="Lexend"/>
+                <w:color w:val="1A1A1A"/>
+                <w:sz w:val="18"/>
+                <w:szCs w:val="18"/>
+                <w:lang w:val="es-AR"/>
+              </w:rPr>
+              <w:t xml:space="preserve">CP03</w:t>
+            </w:r>
+          </w:p>
+        </w:tc>
+        <w:tc>
+          <w:tcPr>
+            <w:tcW w:type="dxa" w:w="1253"/>
+            <w:tcMar>
+              <w:top w:type="dxa" w:w="90"/>
+              <w:left w:type="dxa" w:w="120"/>
+              <w:bottom w:type="dxa" w:w="90"/>
+              <w:right w:type="dxa" w:w="120"/>
+            </w:tcMar>
+            <w:vAlign w:val="top"/>
+          </w:tcPr>
+          <w:p>
+            <w:pPr>
+              <w:keepNext w:val="false"/>
+              <w:suppressAutoHyphens/>
+              <w:spacing w:after="0" w:before="0" w:line="252"/>
+              <w:jc w:val="left"/>
+            </w:pPr>
+            <w:r>
+              <w:rPr>
+                <w:rFonts w:ascii="Lexend" w:cs="Lexend" w:eastAsia="Lexend" w:hAnsi="Lexend"/>
+                <w:color w:val="1A1A1A"/>
+                <w:sz w:val="18"/>
+                <w:szCs w:val="18"/>
+                <w:lang w:val="es-AR"/>
+              </w:rPr>
+              <w:t xml:space="preserve">RP5 → RC1, RC2</w:t>
+            </w:r>
+          </w:p>
+        </w:tc>
+        <w:tc>
+          <w:tcPr>
+            <w:tcW w:type="dxa" w:w="2699"/>
+            <w:tcMar>
+              <w:top w:type="dxa" w:w="90"/>
+              <w:left w:type="dxa" w:w="120"/>
+              <w:bottom w:type="dxa" w:w="90"/>
+              <w:right w:type="dxa" w:w="120"/>
+            </w:tcMar>
+            <w:vAlign w:val="top"/>
+          </w:tcPr>
+          <w:p>
+            <w:pPr>
+              <w:keepNext w:val="false"/>
+              <w:suppressAutoHyphens/>
+              <w:spacing w:after="0" w:before="0" w:line="252"/>
+              <w:jc w:val="left"/>
+            </w:pPr>
+            <w:r>
+              <w:rPr>
+                <w:rFonts w:ascii="Lexend" w:cs="Lexend" w:eastAsia="Lexend" w:hAnsi="Lexend"/>
+                <w:color w:val="1A1A1A"/>
+                <w:sz w:val="18"/>
+                <w:szCs w:val="18"/>
+                <w:lang w:val="es-AR"/>
+              </w:rPr>
+              <w:t xml:space="preserve">Comisión 2K1 con cupo 40 y 39 inscriptos; dos alumnos que cumplen todos los requisitos</w:t>
+            </w:r>
+          </w:p>
+        </w:tc>
+        <w:tc>
+          <w:tcPr>
+            <w:tcW w:type="dxa" w:w="2024"/>
+            <w:tcMar>
+              <w:top w:type="dxa" w:w="90"/>
+              <w:left w:type="dxa" w:w="120"/>
+              <w:bottom w:type="dxa" w:w="90"/>
+              <w:right w:type="dxa" w:w="120"/>
+            </w:tcMar>
+            <w:vAlign w:val="top"/>
+          </w:tcPr>
+          <w:p>
+            <w:pPr>
+              <w:keepNext w:val="false"/>
+              <w:suppressAutoHyphens/>
+              <w:spacing w:after="0" w:before="0" w:line="252"/>
+              <w:jc w:val="left"/>
+            </w:pPr>
+            <w:r>
+              <w:rPr>
+                <w:rFonts w:ascii="Lexend" w:cs="Lexend" w:eastAsia="Lexend" w:hAnsi="Lexend"/>
+                <w:color w:val="1A1A1A"/>
+                <w:sz w:val="18"/>
+                <w:szCs w:val="18"/>
+                <w:lang w:val="es-AR"/>
+              </w:rPr>
+              <w:t xml:space="preserve">Ambos confirman la inscripción en el mismo instante</w:t>
+            </w:r>
+          </w:p>
+        </w:tc>
+        <w:tc>
+          <w:tcPr>
+            <w:tcW w:type="dxa" w:w="2891"/>
+            <w:tcMar>
+              <w:top w:type="dxa" w:w="90"/>
+              <w:left w:type="dxa" w:w="120"/>
+              <w:bottom w:type="dxa" w:w="90"/>
+              <w:right w:type="dxa" w:w="120"/>
+            </w:tcMar>
+            <w:vAlign w:val="top"/>
+          </w:tcPr>
+          <w:p>
+            <w:pPr>
+              <w:keepNext w:val="false"/>
+              <w:suppressAutoHyphens/>
+              <w:spacing w:after="0" w:before="0" w:line="252"/>
+              <w:jc w:val="left"/>
+            </w:pPr>
+            <w:r>
+              <w:rPr>
+                <w:rFonts w:ascii="Lexend" w:cs="Lexend" w:eastAsia="Lexend" w:hAnsi="Lexend"/>
+                <w:color w:val="1A1A1A"/>
+                <w:sz w:val="18"/>
+                <w:szCs w:val="18"/>
+                <w:lang w:val="es-AR"/>
+              </w:rPr>
+              <w:t xml:space="preserve">Uno recibe comprobante y el otro "Sin cupo disponible"; la comisión queda con 40 inscriptos</w:t>
+            </w:r>
+          </w:p>
+        </w:tc>
+      </w:tr>
+    </w:tbl>
+    <w:p>
+      <w:pPr>
+        <w:spacing w:after="160"/>
+      </w:pPr>
+    </w:p>
+    <w:p>
+      <w:pPr>
+        <w:spacing w:after="120" w:line="280"/>
+        <w:jc w:val="both"/>
+      </w:pPr>
+      <w:r>
+        <w:rPr>
+          <w:rFonts w:ascii="Lexend" w:cs="Lexend" w:eastAsia="Lexend" w:hAnsi="Lexend"/>
+          <w:b/>
+          <w:bCs/>
+          <w:color w:val="1A1A1A"/>
+          <w:sz w:val="22"/>
+          <w:szCs w:val="22"/>
+          <w:lang w:val="es-AR"/>
+        </w:rPr>
         <w:t xml:space="preserve">Hacia adelante</w:t>
       </w:r>
       <w:r>
@@ -5000,7 +6652,7 @@
           <w:szCs w:val="22"/>
           <w:lang w:val="es-AR"/>
         </w:rPr>
-        <w:t xml:space="preserve"> el caso de prueba CP05 (configurar un cupo de 25 en una comisión e inscribir al alumno 26) falla, y la revisión de la matriz de trazabilidad muestra que RP7 no tiene un componente que lo cumpla.</w:t>
+        <w:t xml:space="preserve"> un caso de prueba que configura un cupo de 25 en una sola comisión e inscribe al alumno 26 falla, y la revisión de la matriz muestra que RP7 no tiene un componente que lo cumpla.</w:t>
       </w:r>
     </w:p>
     <w:p>
@@ -5028,7 +6680,7 @@
           <w:szCs w:val="22"/>
           <w:lang w:val="es-AR"/>
         </w:rPr>
-        <w:t xml:space="preserve"> se registra la inconsistencia, se corrige el diseño para guardar el cupo por comisión, se vuelven a ejecutar CP05 y las pruebas de regresión, y se actualiza la matriz de trazabilidad.</w:t>
+        <w:t xml:space="preserve"> se registra la inconsistencia, se corrige el diseño para guardar el cupo por comisión, se vuelven a ejecutar ese caso y CP03 como regresión, y se actualiza la matriz de trazabilidad.</w:t>
       </w:r>
     </w:p>
     <w:sectPr>
